--- a/dosyalar/sinavlar/5-sinif/arapca-5-1d2y-klasik.docx
+++ b/dosyalar/sinavlar/5-sinif/arapca-5-1d2y-klasik.docx
@@ -32,7 +32,7 @@
           </w:tcPr>
           <w:p>
             <w:pPr>
-              <w:spacing w:after="20"/>
+              <w:spacing w:after="8"/>
               <w:jc w:val="center"/>
             </w:pPr>
             <w:r>
@@ -43,15 +43,15 @@
                 <w:i w:val="false"/>
                 <w:iCs w:val="false"/>
                 <w:color w:val="39454F"/>
-                <w:sz w:val="19"/>
-                <w:szCs w:val="19"/>
+                <w:sz w:val="17"/>
+                <w:szCs w:val="17"/>
               </w:rPr>
               <w:t xml:space="preserve">2026-2027 EĞİTİM ÖĞRETİM YILI</w:t>
             </w:r>
           </w:p>
           <w:p>
             <w:pPr>
-              <w:spacing w:after="20"/>
+              <w:spacing w:after="8"/>
               <w:jc w:val="center"/>
             </w:pPr>
             <w:r>
@@ -62,8 +62,8 @@
                 <w:i w:val="false"/>
                 <w:iCs w:val="false"/>
                 <w:color w:val="111111"/>
-                <w:sz w:val="21"/>
-                <w:szCs w:val="21"/>
+                <w:sz w:val="18"/>
+                <w:szCs w:val="18"/>
               </w:rPr>
               <w:t xml:space="preserve">……………………………………………………………… İMAM HATİP ORTAOKULU</w:t>
             </w:r>
@@ -81,8 +81,8 @@
                 <w:i w:val="false"/>
                 <w:iCs w:val="false"/>
                 <w:color w:val="15222E"/>
-                <w:sz w:val="23"/>
-                <w:szCs w:val="23"/>
+                <w:sz w:val="20"/>
+                <w:szCs w:val="20"/>
               </w:rPr>
               <w:t xml:space="preserve">5. SINIF ARAPÇA DERSİ 1. DÖNEM 2. YAZILI SINAVI</w:t>
             </w:r>
@@ -122,18 +122,18 @@
           </w:tcPr>
           <w:p>
             <w:pPr>
-              <w:spacing w:after="0" w:line="270"/>
-            </w:pPr>
-            <w:r>
-              <w:rPr>
-                <w:rFonts w:ascii="Times New Roman" w:cs="Times New Roman" w:eastAsia="Times New Roman" w:hAnsi="Times New Roman"/>
-                <w:b w:val="false"/>
-                <w:bCs w:val="false"/>
-                <w:i w:val="false"/>
-                <w:iCs w:val="false"/>
-                <w:color w:val="111111"/>
-                <w:sz w:val="20"/>
-                <w:szCs w:val="20"/>
+              <w:spacing w:after="0" w:line="220"/>
+            </w:pPr>
+            <w:r>
+              <w:rPr>
+                <w:rFonts w:ascii="Times New Roman" w:cs="Times New Roman" w:eastAsia="Times New Roman" w:hAnsi="Times New Roman"/>
+                <w:b w:val="false"/>
+                <w:bCs w:val="false"/>
+                <w:i w:val="false"/>
+                <w:iCs w:val="false"/>
+                <w:color w:val="111111"/>
+                <w:sz w:val="17"/>
+                <w:szCs w:val="17"/>
               </w:rPr>
               <w:t xml:space="preserve">Adı Soyadı :  ………………………………………………………</w:t>
             </w:r>
@@ -152,18 +152,18 @@
           </w:tcPr>
           <w:p>
             <w:pPr>
-              <w:spacing w:after="0" w:line="270"/>
-            </w:pPr>
-            <w:r>
-              <w:rPr>
-                <w:rFonts w:ascii="Times New Roman" w:cs="Times New Roman" w:eastAsia="Times New Roman" w:hAnsi="Times New Roman"/>
-                <w:b w:val="false"/>
-                <w:bCs w:val="false"/>
-                <w:i w:val="false"/>
-                <w:iCs w:val="false"/>
-                <w:color w:val="111111"/>
-                <w:sz w:val="20"/>
-                <w:szCs w:val="20"/>
+              <w:spacing w:after="0" w:line="220"/>
+            </w:pPr>
+            <w:r>
+              <w:rPr>
+                <w:rFonts w:ascii="Times New Roman" w:cs="Times New Roman" w:eastAsia="Times New Roman" w:hAnsi="Times New Roman"/>
+                <w:b w:val="false"/>
+                <w:bCs w:val="false"/>
+                <w:i w:val="false"/>
+                <w:iCs w:val="false"/>
+                <w:color w:val="111111"/>
+                <w:sz w:val="17"/>
+                <w:szCs w:val="17"/>
               </w:rPr>
               <w:t xml:space="preserve">Sınıfı :  …………</w:t>
             </w:r>
@@ -182,18 +182,18 @@
           </w:tcPr>
           <w:p>
             <w:pPr>
-              <w:spacing w:after="0" w:line="270"/>
-            </w:pPr>
-            <w:r>
-              <w:rPr>
-                <w:rFonts w:ascii="Times New Roman" w:cs="Times New Roman" w:eastAsia="Times New Roman" w:hAnsi="Times New Roman"/>
-                <w:b w:val="false"/>
-                <w:bCs w:val="false"/>
-                <w:i w:val="false"/>
-                <w:iCs w:val="false"/>
-                <w:color w:val="111111"/>
-                <w:sz w:val="20"/>
-                <w:szCs w:val="20"/>
+              <w:spacing w:after="0" w:line="220"/>
+            </w:pPr>
+            <w:r>
+              <w:rPr>
+                <w:rFonts w:ascii="Times New Roman" w:cs="Times New Roman" w:eastAsia="Times New Roman" w:hAnsi="Times New Roman"/>
+                <w:b w:val="false"/>
+                <w:bCs w:val="false"/>
+                <w:i w:val="false"/>
+                <w:iCs w:val="false"/>
+                <w:color w:val="111111"/>
+                <w:sz w:val="17"/>
+                <w:szCs w:val="17"/>
               </w:rPr>
               <w:t xml:space="preserve">No :  ………</w:t>
             </w:r>
@@ -224,27 +224,27 @@
                 <w:i w:val="false"/>
                 <w:iCs w:val="false"/>
                 <w:color w:val="39454F"/>
-                <w:sz w:val="18"/>
-                <w:szCs w:val="18"/>
+                <w:sz w:val="16"/>
+                <w:szCs w:val="16"/>
               </w:rPr>
               <w:t xml:space="preserve">PUAN</w:t>
             </w:r>
           </w:p>
           <w:p>
             <w:pPr>
-              <w:spacing w:after="40" w:before="60"/>
-              <w:jc w:val="center"/>
-            </w:pPr>
-            <w:r>
-              <w:rPr>
-                <w:rFonts w:ascii="Times New Roman" w:cs="Times New Roman" w:eastAsia="Times New Roman" w:hAnsi="Times New Roman"/>
-                <w:b w:val="false"/>
-                <w:bCs w:val="false"/>
-                <w:i w:val="false"/>
-                <w:iCs w:val="false"/>
-                <w:color w:val="111111"/>
-                <w:sz w:val="24"/>
-                <w:szCs w:val="24"/>
+              <w:spacing w:after="16" w:before="24"/>
+              <w:jc w:val="center"/>
+            </w:pPr>
+            <w:r>
+              <w:rPr>
+                <w:rFonts w:ascii="Times New Roman" w:cs="Times New Roman" w:eastAsia="Times New Roman" w:hAnsi="Times New Roman"/>
+                <w:b w:val="false"/>
+                <w:bCs w:val="false"/>
+                <w:i w:val="false"/>
+                <w:iCs w:val="false"/>
+                <w:color w:val="111111"/>
+                <w:sz w:val="21"/>
+                <w:szCs w:val="21"/>
               </w:rPr>
               <w:t xml:space="preserve"/>
             </w:r>
@@ -252,24 +252,6 @@
         </w:tc>
       </w:tr>
     </w:tbl>
-    <w:p>
-      <w:pPr>
-        <w:spacing w:after="110"/>
-      </w:pPr>
-      <w:r>
-        <w:rPr>
-          <w:rFonts w:ascii="Times New Roman" w:cs="Times New Roman" w:eastAsia="Times New Roman" w:hAnsi="Times New Roman"/>
-          <w:b w:val="false"/>
-          <w:bCs w:val="false"/>
-          <w:i w:val="false"/>
-          <w:iCs w:val="false"/>
-          <w:color w:val="111111"/>
-          <w:sz w:val="21"/>
-          <w:szCs w:val="21"/>
-        </w:rPr>
-        <w:t xml:space="preserve"/>
-      </w:r>
-    </w:p>
     <w:tbl>
       <w:tblPr>
         <w:tblW w:type="dxa" w:w="9864"/>
@@ -300,7 +282,7 @@
           </w:tcPr>
           <w:p>
             <w:pPr>
-              <w:spacing w:after="40"/>
+              <w:spacing w:after="16"/>
             </w:pPr>
             <w:r>
               <w:rPr>
@@ -310,15 +292,15 @@
                 <w:i w:val="false"/>
                 <w:iCs w:val="false"/>
                 <w:color w:val="2B3742"/>
-                <w:sz w:val="18"/>
-                <w:szCs w:val="18"/>
+                <w:sz w:val="16"/>
+                <w:szCs w:val="16"/>
               </w:rPr>
               <w:t xml:space="preserve">AÇIKLAMALAR</w:t>
             </w:r>
           </w:p>
           <w:p>
             <w:pPr>
-              <w:spacing w:after="20" w:line="250"/>
+              <w:spacing w:after="8" w:line="220"/>
               <w:ind w:left="170" w:hanging="170"/>
             </w:pPr>
             <w:r>
@@ -329,15 +311,15 @@
                 <w:i w:val="false"/>
                 <w:iCs w:val="false"/>
                 <w:color w:val="2B3742"/>
-                <w:sz w:val="18"/>
-                <w:szCs w:val="18"/>
+                <w:sz w:val="16"/>
+                <w:szCs w:val="16"/>
               </w:rPr>
               <w:t xml:space="preserve">•  Sınav süresi bir ders saatidir.</w:t>
             </w:r>
           </w:p>
           <w:p>
             <w:pPr>
-              <w:spacing w:after="20" w:line="250"/>
+              <w:spacing w:after="8" w:line="220"/>
               <w:ind w:left="170" w:hanging="170"/>
             </w:pPr>
             <w:r>
@@ -348,15 +330,15 @@
                 <w:i w:val="false"/>
                 <w:iCs w:val="false"/>
                 <w:color w:val="2B3742"/>
-                <w:sz w:val="18"/>
-                <w:szCs w:val="18"/>
+                <w:sz w:val="16"/>
+                <w:szCs w:val="16"/>
               </w:rPr>
               <w:t xml:space="preserve">•  Her sorunun puanı soru sonunda belirtilmiştir.</w:t>
             </w:r>
           </w:p>
           <w:p>
             <w:pPr>
-              <w:spacing w:after="20" w:line="250"/>
+              <w:spacing w:after="8" w:line="220"/>
               <w:ind w:left="170" w:hanging="170"/>
             </w:pPr>
             <w:r>
@@ -367,15 +349,15 @@
                 <w:i w:val="false"/>
                 <w:iCs w:val="false"/>
                 <w:color w:val="2B3742"/>
-                <w:sz w:val="18"/>
-                <w:szCs w:val="18"/>
+                <w:sz w:val="16"/>
+                <w:szCs w:val="16"/>
               </w:rPr>
               <w:t xml:space="preserve">•  Arapça yazarken harekeleri de yazmayı unutmayınız.</w:t>
             </w:r>
           </w:p>
           <w:p>
             <w:pPr>
-              <w:spacing w:after="20" w:line="250"/>
+              <w:spacing w:after="8" w:line="220"/>
               <w:ind w:left="170" w:hanging="170"/>
             </w:pPr>
             <w:r>
@@ -386,8 +368,8 @@
                 <w:i w:val="false"/>
                 <w:iCs w:val="false"/>
                 <w:color w:val="2B3742"/>
-                <w:sz w:val="18"/>
-                <w:szCs w:val="18"/>
+                <w:sz w:val="16"/>
+                <w:szCs w:val="16"/>
               </w:rPr>
               <w:t xml:space="preserve">•  Cevaplarınızı okunaklı yazınız; okunmayan cevaplar değerlendirmeye alınmaz.</w:t>
             </w:r>
@@ -400,7 +382,7 @@
         <w:tabs>
           <w:tab w:val="right" w:pos="9864"/>
         </w:tabs>
-        <w:spacing w:after="90" w:before="220" w:line="280"/>
+        <w:spacing w:after="36" w:before="88" w:line="220"/>
         <w:ind w:left="340" w:hanging="340"/>
       </w:pPr>
       <w:r>
@@ -411,16 +393,16 @@
           <w:i w:val="false"/>
           <w:iCs w:val="false"/>
           <w:color w:val="111111"/>
-          <w:sz w:val="21"/>
-          <w:szCs w:val="21"/>
+          <w:sz w:val="18"/>
+          <w:szCs w:val="18"/>
         </w:rPr>
         <w:t xml:space="preserve">1.</w:t>
       </w:r>
       <w:r>
         <w:rPr>
           <w:rFonts w:ascii="Times New Roman" w:cs="Times New Roman" w:eastAsia="Times New Roman" w:hAnsi="Times New Roman"/>
-          <w:sz w:val="21"/>
-          <w:szCs w:val="21"/>
+          <w:sz w:val="18"/>
+          <w:szCs w:val="18"/>
         </w:rPr>
         <w:tab/>
       </w:r>
@@ -432,16 +414,16 @@
           <w:i w:val="false"/>
           <w:iCs w:val="false"/>
           <w:color w:val="111111"/>
-          <w:sz w:val="21"/>
-          <w:szCs w:val="21"/>
+          <w:sz w:val="18"/>
+          <w:szCs w:val="18"/>
         </w:rPr>
         <w:t xml:space="preserve">Aşağıdaki kelimelerin Türkçe karşılıklarını yazınız.</w:t>
       </w:r>
       <w:r>
         <w:rPr>
           <w:rFonts w:ascii="Times New Roman" w:cs="Times New Roman" w:eastAsia="Times New Roman" w:hAnsi="Times New Roman"/>
-          <w:sz w:val="21"/>
-          <w:szCs w:val="21"/>
+          <w:sz w:val="18"/>
+          <w:szCs w:val="18"/>
         </w:rPr>
         <w:tab/>
       </w:r>
@@ -453,8 +435,8 @@
           <w:i w:val="false"/>
           <w:iCs w:val="false"/>
           <w:color w:val="55636F"/>
-          <w:sz w:val="18"/>
-          <w:szCs w:val="18"/>
+          <w:sz w:val="16"/>
+          <w:szCs w:val="16"/>
         </w:rPr>
         <w:t xml:space="preserve">(12 puan)</w:t>
       </w:r>
@@ -462,7 +444,7 @@
     <w:p>
       <w:pPr>
         <w:keepNext w:val="false"/>
-        <w:spacing w:after="90" w:before="0" w:line="280"/>
+        <w:spacing w:after="36" w:before="0" w:line="220"/>
         <w:ind w:left="340"/>
       </w:pPr>
       <w:r>
@@ -473,8 +455,8 @@
           <w:i/>
           <w:iCs/>
           <w:color w:val="5B6772"/>
-          <w:sz w:val="18"/>
-          <w:szCs w:val="18"/>
+          <w:sz w:val="16"/>
+          <w:szCs w:val="16"/>
         </w:rPr>
         <w:t xml:space="preserve">Her doğru cevap 2 puandır.</w:t>
       </w:r>
@@ -514,7 +496,7 @@
           </w:tcPr>
           <w:p>
             <w:pPr>
-              <w:spacing w:after="0" w:line="270"/>
+              <w:spacing w:after="0" w:line="220"/>
               <w:jc w:val="center"/>
             </w:pPr>
             <w:r>
@@ -525,8 +507,8 @@
                 <w:i w:val="false"/>
                 <w:iCs w:val="false"/>
                 <w:color w:val="111111"/>
-                <w:sz w:val="18"/>
-                <w:szCs w:val="18"/>
+                <w:sz w:val="16"/>
+                <w:szCs w:val="16"/>
               </w:rPr>
               <w:t xml:space="preserve">No</w:t>
             </w:r>
@@ -546,7 +528,7 @@
           </w:tcPr>
           <w:p>
             <w:pPr>
-              <w:spacing w:after="0" w:line="270"/>
+              <w:spacing w:after="0" w:line="220"/>
               <w:jc w:val="center"/>
             </w:pPr>
             <w:r>
@@ -557,8 +539,8 @@
                 <w:i w:val="false"/>
                 <w:iCs w:val="false"/>
                 <w:color w:val="111111"/>
-                <w:sz w:val="18"/>
-                <w:szCs w:val="18"/>
+                <w:sz w:val="16"/>
+                <w:szCs w:val="16"/>
               </w:rPr>
               <w:t xml:space="preserve">Kelime</w:t>
             </w:r>
@@ -578,7 +560,7 @@
           </w:tcPr>
           <w:p>
             <w:pPr>
-              <w:spacing w:after="0" w:line="270"/>
+              <w:spacing w:after="0" w:line="220"/>
               <w:jc w:val="center"/>
             </w:pPr>
             <w:r>
@@ -589,8 +571,8 @@
                 <w:i w:val="false"/>
                 <w:iCs w:val="false"/>
                 <w:color w:val="111111"/>
-                <w:sz w:val="18"/>
-                <w:szCs w:val="18"/>
+                <w:sz w:val="16"/>
+                <w:szCs w:val="16"/>
               </w:rPr>
               <w:t xml:space="preserve">Türkçesi</w:t>
             </w:r>
@@ -599,7 +581,7 @@
       </w:tr>
       <w:tr>
         <w:trPr>
-          <w:trHeight w:val="430" w:hRule="atLeast"/>
+          <w:trHeight w:val="301" w:hRule="atLeast"/>
         </w:trPr>
         <w:tc>
           <w:tcPr>
@@ -614,19 +596,19 @@
           </w:tcPr>
           <w:p>
             <w:pPr>
-              <w:spacing w:after="0" w:line="270"/>
-              <w:jc w:val="center"/>
-            </w:pPr>
-            <w:r>
-              <w:rPr>
-                <w:rFonts w:ascii="Times New Roman" w:cs="Times New Roman" w:eastAsia="Times New Roman" w:hAnsi="Times New Roman"/>
-                <w:b w:val="false"/>
-                <w:bCs w:val="false"/>
-                <w:i w:val="false"/>
-                <w:iCs w:val="false"/>
-                <w:color w:val="111111"/>
-                <w:sz w:val="19"/>
-                <w:szCs w:val="19"/>
+              <w:spacing w:after="0" w:line="220"/>
+              <w:jc w:val="center"/>
+            </w:pPr>
+            <w:r>
+              <w:rPr>
+                <w:rFonts w:ascii="Times New Roman" w:cs="Times New Roman" w:eastAsia="Times New Roman" w:hAnsi="Times New Roman"/>
+                <w:b w:val="false"/>
+                <w:bCs w:val="false"/>
+                <w:i w:val="false"/>
+                <w:iCs w:val="false"/>
+                <w:color w:val="111111"/>
+                <w:sz w:val="17"/>
+                <w:szCs w:val="17"/>
               </w:rPr>
               <w:t xml:space="preserve">1</w:t>
             </w:r>
@@ -646,7 +628,7 @@
           <w:p>
             <w:pPr>
               <w:bidi/>
-              <w:spacing w:after="0" w:line="320"/>
+              <w:spacing w:after="0" w:line="220"/>
             </w:pPr>
             <w:r>
               <w:rPr>
@@ -654,8 +636,8 @@
                 <w:b w:val="false"/>
                 <w:bCs w:val="false"/>
                 <w:color w:val="111111"/>
-                <w:sz w:val="30"/>
-                <w:szCs w:val="30"/>
+                <w:sz w:val="27"/>
+                <w:szCs w:val="27"/>
                 <w:rtl/>
               </w:rPr>
               <w:t xml:space="preserve">كِتَابٌ</w:t>
@@ -675,18 +657,18 @@
           </w:tcPr>
           <w:p>
             <w:pPr>
-              <w:spacing w:after="0" w:line="270"/>
-            </w:pPr>
-            <w:r>
-              <w:rPr>
-                <w:rFonts w:ascii="Times New Roman" w:cs="Times New Roman" w:eastAsia="Times New Roman" w:hAnsi="Times New Roman"/>
-                <w:b w:val="false"/>
-                <w:bCs w:val="false"/>
-                <w:i w:val="false"/>
-                <w:iCs w:val="false"/>
-                <w:color w:val="111111"/>
-                <w:sz w:val="20"/>
-                <w:szCs w:val="20"/>
+              <w:spacing w:after="0" w:line="220"/>
+            </w:pPr>
+            <w:r>
+              <w:rPr>
+                <w:rFonts w:ascii="Times New Roman" w:cs="Times New Roman" w:eastAsia="Times New Roman" w:hAnsi="Times New Roman"/>
+                <w:b w:val="false"/>
+                <w:bCs w:val="false"/>
+                <w:i w:val="false"/>
+                <w:iCs w:val="false"/>
+                <w:color w:val="111111"/>
+                <w:sz w:val="17"/>
+                <w:szCs w:val="17"/>
               </w:rPr>
               <w:t xml:space="preserve"/>
             </w:r>
@@ -695,7 +677,7 @@
       </w:tr>
       <w:tr>
         <w:trPr>
-          <w:trHeight w:val="430" w:hRule="atLeast"/>
+          <w:trHeight w:val="301" w:hRule="atLeast"/>
         </w:trPr>
         <w:tc>
           <w:tcPr>
@@ -710,19 +692,19 @@
           </w:tcPr>
           <w:p>
             <w:pPr>
-              <w:spacing w:after="0" w:line="270"/>
-              <w:jc w:val="center"/>
-            </w:pPr>
-            <w:r>
-              <w:rPr>
-                <w:rFonts w:ascii="Times New Roman" w:cs="Times New Roman" w:eastAsia="Times New Roman" w:hAnsi="Times New Roman"/>
-                <w:b w:val="false"/>
-                <w:bCs w:val="false"/>
-                <w:i w:val="false"/>
-                <w:iCs w:val="false"/>
-                <w:color w:val="111111"/>
-                <w:sz w:val="19"/>
-                <w:szCs w:val="19"/>
+              <w:spacing w:after="0" w:line="220"/>
+              <w:jc w:val="center"/>
+            </w:pPr>
+            <w:r>
+              <w:rPr>
+                <w:rFonts w:ascii="Times New Roman" w:cs="Times New Roman" w:eastAsia="Times New Roman" w:hAnsi="Times New Roman"/>
+                <w:b w:val="false"/>
+                <w:bCs w:val="false"/>
+                <w:i w:val="false"/>
+                <w:iCs w:val="false"/>
+                <w:color w:val="111111"/>
+                <w:sz w:val="17"/>
+                <w:szCs w:val="17"/>
               </w:rPr>
               <w:t xml:space="preserve">2</w:t>
             </w:r>
@@ -742,7 +724,7 @@
           <w:p>
             <w:pPr>
               <w:bidi/>
-              <w:spacing w:after="0" w:line="320"/>
+              <w:spacing w:after="0" w:line="220"/>
             </w:pPr>
             <w:r>
               <w:rPr>
@@ -750,8 +732,8 @@
                 <w:b w:val="false"/>
                 <w:bCs w:val="false"/>
                 <w:color w:val="111111"/>
-                <w:sz w:val="30"/>
-                <w:szCs w:val="30"/>
+                <w:sz w:val="27"/>
+                <w:szCs w:val="27"/>
                 <w:rtl/>
               </w:rPr>
               <w:t xml:space="preserve">مِسْطَرَةٌ</w:t>
@@ -771,18 +753,18 @@
           </w:tcPr>
           <w:p>
             <w:pPr>
-              <w:spacing w:after="0" w:line="270"/>
-            </w:pPr>
-            <w:r>
-              <w:rPr>
-                <w:rFonts w:ascii="Times New Roman" w:cs="Times New Roman" w:eastAsia="Times New Roman" w:hAnsi="Times New Roman"/>
-                <w:b w:val="false"/>
-                <w:bCs w:val="false"/>
-                <w:i w:val="false"/>
-                <w:iCs w:val="false"/>
-                <w:color w:val="111111"/>
-                <w:sz w:val="20"/>
-                <w:szCs w:val="20"/>
+              <w:spacing w:after="0" w:line="220"/>
+            </w:pPr>
+            <w:r>
+              <w:rPr>
+                <w:rFonts w:ascii="Times New Roman" w:cs="Times New Roman" w:eastAsia="Times New Roman" w:hAnsi="Times New Roman"/>
+                <w:b w:val="false"/>
+                <w:bCs w:val="false"/>
+                <w:i w:val="false"/>
+                <w:iCs w:val="false"/>
+                <w:color w:val="111111"/>
+                <w:sz w:val="17"/>
+                <w:szCs w:val="17"/>
               </w:rPr>
               <w:t xml:space="preserve"/>
             </w:r>
@@ -791,7 +773,7 @@
       </w:tr>
       <w:tr>
         <w:trPr>
-          <w:trHeight w:val="430" w:hRule="atLeast"/>
+          <w:trHeight w:val="301" w:hRule="atLeast"/>
         </w:trPr>
         <w:tc>
           <w:tcPr>
@@ -806,19 +788,19 @@
           </w:tcPr>
           <w:p>
             <w:pPr>
-              <w:spacing w:after="0" w:line="270"/>
-              <w:jc w:val="center"/>
-            </w:pPr>
-            <w:r>
-              <w:rPr>
-                <w:rFonts w:ascii="Times New Roman" w:cs="Times New Roman" w:eastAsia="Times New Roman" w:hAnsi="Times New Roman"/>
-                <w:b w:val="false"/>
-                <w:bCs w:val="false"/>
-                <w:i w:val="false"/>
-                <w:iCs w:val="false"/>
-                <w:color w:val="111111"/>
-                <w:sz w:val="19"/>
-                <w:szCs w:val="19"/>
+              <w:spacing w:after="0" w:line="220"/>
+              <w:jc w:val="center"/>
+            </w:pPr>
+            <w:r>
+              <w:rPr>
+                <w:rFonts w:ascii="Times New Roman" w:cs="Times New Roman" w:eastAsia="Times New Roman" w:hAnsi="Times New Roman"/>
+                <w:b w:val="false"/>
+                <w:bCs w:val="false"/>
+                <w:i w:val="false"/>
+                <w:iCs w:val="false"/>
+                <w:color w:val="111111"/>
+                <w:sz w:val="17"/>
+                <w:szCs w:val="17"/>
               </w:rPr>
               <w:t xml:space="preserve">3</w:t>
             </w:r>
@@ -838,7 +820,7 @@
           <w:p>
             <w:pPr>
               <w:bidi/>
-              <w:spacing w:after="0" w:line="320"/>
+              <w:spacing w:after="0" w:line="220"/>
             </w:pPr>
             <w:r>
               <w:rPr>
@@ -846,8 +828,8 @@
                 <w:b w:val="false"/>
                 <w:bCs w:val="false"/>
                 <w:color w:val="111111"/>
-                <w:sz w:val="30"/>
-                <w:szCs w:val="30"/>
+                <w:sz w:val="27"/>
+                <w:szCs w:val="27"/>
                 <w:rtl/>
               </w:rPr>
               <w:t xml:space="preserve">سَبُّورَةٌ</w:t>
@@ -867,18 +849,18 @@
           </w:tcPr>
           <w:p>
             <w:pPr>
-              <w:spacing w:after="0" w:line="270"/>
-            </w:pPr>
-            <w:r>
-              <w:rPr>
-                <w:rFonts w:ascii="Times New Roman" w:cs="Times New Roman" w:eastAsia="Times New Roman" w:hAnsi="Times New Roman"/>
-                <w:b w:val="false"/>
-                <w:bCs w:val="false"/>
-                <w:i w:val="false"/>
-                <w:iCs w:val="false"/>
-                <w:color w:val="111111"/>
-                <w:sz w:val="20"/>
-                <w:szCs w:val="20"/>
+              <w:spacing w:after="0" w:line="220"/>
+            </w:pPr>
+            <w:r>
+              <w:rPr>
+                <w:rFonts w:ascii="Times New Roman" w:cs="Times New Roman" w:eastAsia="Times New Roman" w:hAnsi="Times New Roman"/>
+                <w:b w:val="false"/>
+                <w:bCs w:val="false"/>
+                <w:i w:val="false"/>
+                <w:iCs w:val="false"/>
+                <w:color w:val="111111"/>
+                <w:sz w:val="17"/>
+                <w:szCs w:val="17"/>
               </w:rPr>
               <w:t xml:space="preserve"/>
             </w:r>
@@ -887,7 +869,7 @@
       </w:tr>
       <w:tr>
         <w:trPr>
-          <w:trHeight w:val="430" w:hRule="atLeast"/>
+          <w:trHeight w:val="301" w:hRule="atLeast"/>
         </w:trPr>
         <w:tc>
           <w:tcPr>
@@ -902,19 +884,19 @@
           </w:tcPr>
           <w:p>
             <w:pPr>
-              <w:spacing w:after="0" w:line="270"/>
-              <w:jc w:val="center"/>
-            </w:pPr>
-            <w:r>
-              <w:rPr>
-                <w:rFonts w:ascii="Times New Roman" w:cs="Times New Roman" w:eastAsia="Times New Roman" w:hAnsi="Times New Roman"/>
-                <w:b w:val="false"/>
-                <w:bCs w:val="false"/>
-                <w:i w:val="false"/>
-                <w:iCs w:val="false"/>
-                <w:color w:val="111111"/>
-                <w:sz w:val="19"/>
-                <w:szCs w:val="19"/>
+              <w:spacing w:after="0" w:line="220"/>
+              <w:jc w:val="center"/>
+            </w:pPr>
+            <w:r>
+              <w:rPr>
+                <w:rFonts w:ascii="Times New Roman" w:cs="Times New Roman" w:eastAsia="Times New Roman" w:hAnsi="Times New Roman"/>
+                <w:b w:val="false"/>
+                <w:bCs w:val="false"/>
+                <w:i w:val="false"/>
+                <w:iCs w:val="false"/>
+                <w:color w:val="111111"/>
+                <w:sz w:val="17"/>
+                <w:szCs w:val="17"/>
               </w:rPr>
               <w:t xml:space="preserve">4</w:t>
             </w:r>
@@ -934,7 +916,7 @@
           <w:p>
             <w:pPr>
               <w:bidi/>
-              <w:spacing w:after="0" w:line="320"/>
+              <w:spacing w:after="0" w:line="220"/>
             </w:pPr>
             <w:r>
               <w:rPr>
@@ -942,8 +924,8 @@
                 <w:b w:val="false"/>
                 <w:bCs w:val="false"/>
                 <w:color w:val="111111"/>
-                <w:sz w:val="30"/>
-                <w:szCs w:val="30"/>
+                <w:sz w:val="27"/>
+                <w:szCs w:val="27"/>
                 <w:rtl/>
               </w:rPr>
               <w:t xml:space="preserve">نَافِذَةٌ</w:t>
@@ -963,18 +945,18 @@
           </w:tcPr>
           <w:p>
             <w:pPr>
-              <w:spacing w:after="0" w:line="270"/>
-            </w:pPr>
-            <w:r>
-              <w:rPr>
-                <w:rFonts w:ascii="Times New Roman" w:cs="Times New Roman" w:eastAsia="Times New Roman" w:hAnsi="Times New Roman"/>
-                <w:b w:val="false"/>
-                <w:bCs w:val="false"/>
-                <w:i w:val="false"/>
-                <w:iCs w:val="false"/>
-                <w:color w:val="111111"/>
-                <w:sz w:val="20"/>
-                <w:szCs w:val="20"/>
+              <w:spacing w:after="0" w:line="220"/>
+            </w:pPr>
+            <w:r>
+              <w:rPr>
+                <w:rFonts w:ascii="Times New Roman" w:cs="Times New Roman" w:eastAsia="Times New Roman" w:hAnsi="Times New Roman"/>
+                <w:b w:val="false"/>
+                <w:bCs w:val="false"/>
+                <w:i w:val="false"/>
+                <w:iCs w:val="false"/>
+                <w:color w:val="111111"/>
+                <w:sz w:val="17"/>
+                <w:szCs w:val="17"/>
               </w:rPr>
               <w:t xml:space="preserve"/>
             </w:r>
@@ -983,7 +965,7 @@
       </w:tr>
       <w:tr>
         <w:trPr>
-          <w:trHeight w:val="430" w:hRule="atLeast"/>
+          <w:trHeight w:val="301" w:hRule="atLeast"/>
         </w:trPr>
         <w:tc>
           <w:tcPr>
@@ -998,19 +980,19 @@
           </w:tcPr>
           <w:p>
             <w:pPr>
-              <w:spacing w:after="0" w:line="270"/>
-              <w:jc w:val="center"/>
-            </w:pPr>
-            <w:r>
-              <w:rPr>
-                <w:rFonts w:ascii="Times New Roman" w:cs="Times New Roman" w:eastAsia="Times New Roman" w:hAnsi="Times New Roman"/>
-                <w:b w:val="false"/>
-                <w:bCs w:val="false"/>
-                <w:i w:val="false"/>
-                <w:iCs w:val="false"/>
-                <w:color w:val="111111"/>
-                <w:sz w:val="19"/>
-                <w:szCs w:val="19"/>
+              <w:spacing w:after="0" w:line="220"/>
+              <w:jc w:val="center"/>
+            </w:pPr>
+            <w:r>
+              <w:rPr>
+                <w:rFonts w:ascii="Times New Roman" w:cs="Times New Roman" w:eastAsia="Times New Roman" w:hAnsi="Times New Roman"/>
+                <w:b w:val="false"/>
+                <w:bCs w:val="false"/>
+                <w:i w:val="false"/>
+                <w:iCs w:val="false"/>
+                <w:color w:val="111111"/>
+                <w:sz w:val="17"/>
+                <w:szCs w:val="17"/>
               </w:rPr>
               <w:t xml:space="preserve">5</w:t>
             </w:r>
@@ -1030,7 +1012,7 @@
           <w:p>
             <w:pPr>
               <w:bidi/>
-              <w:spacing w:after="0" w:line="320"/>
+              <w:spacing w:after="0" w:line="220"/>
             </w:pPr>
             <w:r>
               <w:rPr>
@@ -1038,8 +1020,8 @@
                 <w:b w:val="false"/>
                 <w:bCs w:val="false"/>
                 <w:color w:val="111111"/>
-                <w:sz w:val="30"/>
-                <w:szCs w:val="30"/>
+                <w:sz w:val="27"/>
+                <w:szCs w:val="27"/>
                 <w:rtl/>
               </w:rPr>
               <w:t xml:space="preserve">حَقِيبَةٌ</w:t>
@@ -1059,18 +1041,18 @@
           </w:tcPr>
           <w:p>
             <w:pPr>
-              <w:spacing w:after="0" w:line="270"/>
-            </w:pPr>
-            <w:r>
-              <w:rPr>
-                <w:rFonts w:ascii="Times New Roman" w:cs="Times New Roman" w:eastAsia="Times New Roman" w:hAnsi="Times New Roman"/>
-                <w:b w:val="false"/>
-                <w:bCs w:val="false"/>
-                <w:i w:val="false"/>
-                <w:iCs w:val="false"/>
-                <w:color w:val="111111"/>
-                <w:sz w:val="20"/>
-                <w:szCs w:val="20"/>
+              <w:spacing w:after="0" w:line="220"/>
+            </w:pPr>
+            <w:r>
+              <w:rPr>
+                <w:rFonts w:ascii="Times New Roman" w:cs="Times New Roman" w:eastAsia="Times New Roman" w:hAnsi="Times New Roman"/>
+                <w:b w:val="false"/>
+                <w:bCs w:val="false"/>
+                <w:i w:val="false"/>
+                <w:iCs w:val="false"/>
+                <w:color w:val="111111"/>
+                <w:sz w:val="17"/>
+                <w:szCs w:val="17"/>
               </w:rPr>
               <w:t xml:space="preserve"/>
             </w:r>
@@ -1079,7 +1061,7 @@
       </w:tr>
       <w:tr>
         <w:trPr>
-          <w:trHeight w:val="430" w:hRule="atLeast"/>
+          <w:trHeight w:val="301" w:hRule="atLeast"/>
         </w:trPr>
         <w:tc>
           <w:tcPr>
@@ -1094,19 +1076,19 @@
           </w:tcPr>
           <w:p>
             <w:pPr>
-              <w:spacing w:after="0" w:line="270"/>
-              <w:jc w:val="center"/>
-            </w:pPr>
-            <w:r>
-              <w:rPr>
-                <w:rFonts w:ascii="Times New Roman" w:cs="Times New Roman" w:eastAsia="Times New Roman" w:hAnsi="Times New Roman"/>
-                <w:b w:val="false"/>
-                <w:bCs w:val="false"/>
-                <w:i w:val="false"/>
-                <w:iCs w:val="false"/>
-                <w:color w:val="111111"/>
-                <w:sz w:val="19"/>
-                <w:szCs w:val="19"/>
+              <w:spacing w:after="0" w:line="220"/>
+              <w:jc w:val="center"/>
+            </w:pPr>
+            <w:r>
+              <w:rPr>
+                <w:rFonts w:ascii="Times New Roman" w:cs="Times New Roman" w:eastAsia="Times New Roman" w:hAnsi="Times New Roman"/>
+                <w:b w:val="false"/>
+                <w:bCs w:val="false"/>
+                <w:i w:val="false"/>
+                <w:iCs w:val="false"/>
+                <w:color w:val="111111"/>
+                <w:sz w:val="17"/>
+                <w:szCs w:val="17"/>
               </w:rPr>
               <w:t xml:space="preserve">6</w:t>
             </w:r>
@@ -1126,7 +1108,7 @@
           <w:p>
             <w:pPr>
               <w:bidi/>
-              <w:spacing w:after="0" w:line="320"/>
+              <w:spacing w:after="0" w:line="220"/>
             </w:pPr>
             <w:r>
               <w:rPr>
@@ -1134,8 +1116,8 @@
                 <w:b w:val="false"/>
                 <w:bCs w:val="false"/>
                 <w:color w:val="111111"/>
-                <w:sz w:val="30"/>
-                <w:szCs w:val="30"/>
+                <w:sz w:val="27"/>
+                <w:szCs w:val="27"/>
                 <w:rtl/>
               </w:rPr>
               <w:t xml:space="preserve">مِبْرَاةٌ</w:t>
@@ -1155,18 +1137,18 @@
           </w:tcPr>
           <w:p>
             <w:pPr>
-              <w:spacing w:after="0" w:line="270"/>
-            </w:pPr>
-            <w:r>
-              <w:rPr>
-                <w:rFonts w:ascii="Times New Roman" w:cs="Times New Roman" w:eastAsia="Times New Roman" w:hAnsi="Times New Roman"/>
-                <w:b w:val="false"/>
-                <w:bCs w:val="false"/>
-                <w:i w:val="false"/>
-                <w:iCs w:val="false"/>
-                <w:color w:val="111111"/>
-                <w:sz w:val="20"/>
-                <w:szCs w:val="20"/>
+              <w:spacing w:after="0" w:line="220"/>
+            </w:pPr>
+            <w:r>
+              <w:rPr>
+                <w:rFonts w:ascii="Times New Roman" w:cs="Times New Roman" w:eastAsia="Times New Roman" w:hAnsi="Times New Roman"/>
+                <w:b w:val="false"/>
+                <w:bCs w:val="false"/>
+                <w:i w:val="false"/>
+                <w:iCs w:val="false"/>
+                <w:color w:val="111111"/>
+                <w:sz w:val="17"/>
+                <w:szCs w:val="17"/>
               </w:rPr>
               <w:t xml:space="preserve"/>
             </w:r>
@@ -1179,7 +1161,7 @@
         <w:tabs>
           <w:tab w:val="right" w:pos="9864"/>
         </w:tabs>
-        <w:spacing w:after="90" w:before="220" w:line="280"/>
+        <w:spacing w:after="36" w:before="88" w:line="220"/>
         <w:ind w:left="340" w:hanging="340"/>
       </w:pPr>
       <w:r>
@@ -1190,16 +1172,16 @@
           <w:i w:val="false"/>
           <w:iCs w:val="false"/>
           <w:color w:val="111111"/>
-          <w:sz w:val="21"/>
-          <w:szCs w:val="21"/>
+          <w:sz w:val="18"/>
+          <w:szCs w:val="18"/>
         </w:rPr>
         <w:t xml:space="preserve">2.</w:t>
       </w:r>
       <w:r>
         <w:rPr>
           <w:rFonts w:ascii="Times New Roman" w:cs="Times New Roman" w:eastAsia="Times New Roman" w:hAnsi="Times New Roman"/>
-          <w:sz w:val="21"/>
-          <w:szCs w:val="21"/>
+          <w:sz w:val="18"/>
+          <w:szCs w:val="18"/>
         </w:rPr>
         <w:tab/>
       </w:r>
@@ -1211,16 +1193,16 @@
           <w:i w:val="false"/>
           <w:iCs w:val="false"/>
           <w:color w:val="111111"/>
-          <w:sz w:val="21"/>
-          <w:szCs w:val="21"/>
+          <w:sz w:val="18"/>
+          <w:szCs w:val="18"/>
         </w:rPr>
         <w:t xml:space="preserve">Aşağıdaki kelimelerin Arapçalarını harekeleriyle birlikte yazınız.</w:t>
       </w:r>
       <w:r>
         <w:rPr>
           <w:rFonts w:ascii="Times New Roman" w:cs="Times New Roman" w:eastAsia="Times New Roman" w:hAnsi="Times New Roman"/>
-          <w:sz w:val="21"/>
-          <w:szCs w:val="21"/>
+          <w:sz w:val="18"/>
+          <w:szCs w:val="18"/>
         </w:rPr>
         <w:tab/>
       </w:r>
@@ -1232,8 +1214,8 @@
           <w:i w:val="false"/>
           <w:iCs w:val="false"/>
           <w:color w:val="55636F"/>
-          <w:sz w:val="18"/>
-          <w:szCs w:val="18"/>
+          <w:sz w:val="16"/>
+          <w:szCs w:val="16"/>
         </w:rPr>
         <w:t xml:space="preserve">(12 puan)</w:t>
       </w:r>
@@ -1241,7 +1223,7 @@
     <w:p>
       <w:pPr>
         <w:keepNext w:val="false"/>
-        <w:spacing w:after="90" w:before="0" w:line="280"/>
+        <w:spacing w:after="36" w:before="0" w:line="220"/>
         <w:ind w:left="340"/>
       </w:pPr>
       <w:r>
@@ -1252,8 +1234,8 @@
           <w:i/>
           <w:iCs/>
           <w:color w:val="5B6772"/>
-          <w:sz w:val="18"/>
-          <w:szCs w:val="18"/>
+          <w:sz w:val="16"/>
+          <w:szCs w:val="16"/>
         </w:rPr>
         <w:t xml:space="preserve">Her doğru cevap 2 puandır.</w:t>
       </w:r>
@@ -1293,7 +1275,7 @@
           </w:tcPr>
           <w:p>
             <w:pPr>
-              <w:spacing w:after="0" w:line="270"/>
+              <w:spacing w:after="0" w:line="220"/>
               <w:jc w:val="center"/>
             </w:pPr>
             <w:r>
@@ -1304,8 +1286,8 @@
                 <w:i w:val="false"/>
                 <w:iCs w:val="false"/>
                 <w:color w:val="111111"/>
-                <w:sz w:val="18"/>
-                <w:szCs w:val="18"/>
+                <w:sz w:val="16"/>
+                <w:szCs w:val="16"/>
               </w:rPr>
               <w:t xml:space="preserve">No</w:t>
             </w:r>
@@ -1325,7 +1307,7 @@
           </w:tcPr>
           <w:p>
             <w:pPr>
-              <w:spacing w:after="0" w:line="270"/>
+              <w:spacing w:after="0" w:line="220"/>
               <w:jc w:val="center"/>
             </w:pPr>
             <w:r>
@@ -1336,8 +1318,8 @@
                 <w:i w:val="false"/>
                 <w:iCs w:val="false"/>
                 <w:color w:val="111111"/>
-                <w:sz w:val="18"/>
-                <w:szCs w:val="18"/>
+                <w:sz w:val="16"/>
+                <w:szCs w:val="16"/>
               </w:rPr>
               <w:t xml:space="preserve">Türkçesi</w:t>
             </w:r>
@@ -1357,7 +1339,7 @@
           </w:tcPr>
           <w:p>
             <w:pPr>
-              <w:spacing w:after="0" w:line="270"/>
+              <w:spacing w:after="0" w:line="220"/>
               <w:jc w:val="center"/>
             </w:pPr>
             <w:r>
@@ -1368,8 +1350,8 @@
                 <w:i w:val="false"/>
                 <w:iCs w:val="false"/>
                 <w:color w:val="111111"/>
-                <w:sz w:val="18"/>
-                <w:szCs w:val="18"/>
+                <w:sz w:val="16"/>
+                <w:szCs w:val="16"/>
               </w:rPr>
               <w:t xml:space="preserve">Arapçası</w:t>
             </w:r>
@@ -1378,7 +1360,7 @@
       </w:tr>
       <w:tr>
         <w:trPr>
-          <w:trHeight w:val="460" w:hRule="atLeast"/>
+          <w:trHeight w:val="322" w:hRule="atLeast"/>
         </w:trPr>
         <w:tc>
           <w:tcPr>
@@ -1393,19 +1375,19 @@
           </w:tcPr>
           <w:p>
             <w:pPr>
-              <w:spacing w:after="0" w:line="270"/>
-              <w:jc w:val="center"/>
-            </w:pPr>
-            <w:r>
-              <w:rPr>
-                <w:rFonts w:ascii="Times New Roman" w:cs="Times New Roman" w:eastAsia="Times New Roman" w:hAnsi="Times New Roman"/>
-                <w:b w:val="false"/>
-                <w:bCs w:val="false"/>
-                <w:i w:val="false"/>
-                <w:iCs w:val="false"/>
-                <w:color w:val="111111"/>
-                <w:sz w:val="19"/>
-                <w:szCs w:val="19"/>
+              <w:spacing w:after="0" w:line="220"/>
+              <w:jc w:val="center"/>
+            </w:pPr>
+            <w:r>
+              <w:rPr>
+                <w:rFonts w:ascii="Times New Roman" w:cs="Times New Roman" w:eastAsia="Times New Roman" w:hAnsi="Times New Roman"/>
+                <w:b w:val="false"/>
+                <w:bCs w:val="false"/>
+                <w:i w:val="false"/>
+                <w:iCs w:val="false"/>
+                <w:color w:val="111111"/>
+                <w:sz w:val="17"/>
+                <w:szCs w:val="17"/>
               </w:rPr>
               <w:t xml:space="preserve">1</w:t>
             </w:r>
@@ -1424,18 +1406,18 @@
           </w:tcPr>
           <w:p>
             <w:pPr>
-              <w:spacing w:after="0" w:line="270"/>
-            </w:pPr>
-            <w:r>
-              <w:rPr>
-                <w:rFonts w:ascii="Times New Roman" w:cs="Times New Roman" w:eastAsia="Times New Roman" w:hAnsi="Times New Roman"/>
-                <w:b w:val="false"/>
-                <w:bCs w:val="false"/>
-                <w:i w:val="false"/>
-                <w:iCs w:val="false"/>
-                <w:color w:val="111111"/>
-                <w:sz w:val="20"/>
-                <w:szCs w:val="20"/>
+              <w:spacing w:after="0" w:line="220"/>
+            </w:pPr>
+            <w:r>
+              <w:rPr>
+                <w:rFonts w:ascii="Times New Roman" w:cs="Times New Roman" w:eastAsia="Times New Roman" w:hAnsi="Times New Roman"/>
+                <w:b w:val="false"/>
+                <w:bCs w:val="false"/>
+                <w:i w:val="false"/>
+                <w:iCs w:val="false"/>
+                <w:color w:val="111111"/>
+                <w:sz w:val="17"/>
+                <w:szCs w:val="17"/>
               </w:rPr>
               <w:t xml:space="preserve">kalem</w:t>
             </w:r>
@@ -1455,7 +1437,7 @@
           <w:p>
             <w:pPr>
               <w:bidi/>
-              <w:spacing w:after="0" w:line="320"/>
+              <w:spacing w:after="0" w:line="220"/>
             </w:pPr>
             <w:r>
               <w:rPr>
@@ -1463,8 +1445,8 @@
                 <w:b w:val="false"/>
                 <w:bCs w:val="false"/>
                 <w:color w:val="111111"/>
-                <w:sz w:val="28"/>
-                <w:szCs w:val="28"/>
+                <w:sz w:val="25"/>
+                <w:szCs w:val="25"/>
                 <w:rtl/>
               </w:rPr>
               <w:t xml:space="preserve"/>
@@ -1474,7 +1456,7 @@
       </w:tr>
       <w:tr>
         <w:trPr>
-          <w:trHeight w:val="460" w:hRule="atLeast"/>
+          <w:trHeight w:val="322" w:hRule="atLeast"/>
         </w:trPr>
         <w:tc>
           <w:tcPr>
@@ -1489,19 +1471,19 @@
           </w:tcPr>
           <w:p>
             <w:pPr>
-              <w:spacing w:after="0" w:line="270"/>
-              <w:jc w:val="center"/>
-            </w:pPr>
-            <w:r>
-              <w:rPr>
-                <w:rFonts w:ascii="Times New Roman" w:cs="Times New Roman" w:eastAsia="Times New Roman" w:hAnsi="Times New Roman"/>
-                <w:b w:val="false"/>
-                <w:bCs w:val="false"/>
-                <w:i w:val="false"/>
-                <w:iCs w:val="false"/>
-                <w:color w:val="111111"/>
-                <w:sz w:val="19"/>
-                <w:szCs w:val="19"/>
+              <w:spacing w:after="0" w:line="220"/>
+              <w:jc w:val="center"/>
+            </w:pPr>
+            <w:r>
+              <w:rPr>
+                <w:rFonts w:ascii="Times New Roman" w:cs="Times New Roman" w:eastAsia="Times New Roman" w:hAnsi="Times New Roman"/>
+                <w:b w:val="false"/>
+                <w:bCs w:val="false"/>
+                <w:i w:val="false"/>
+                <w:iCs w:val="false"/>
+                <w:color w:val="111111"/>
+                <w:sz w:val="17"/>
+                <w:szCs w:val="17"/>
               </w:rPr>
               <w:t xml:space="preserve">2</w:t>
             </w:r>
@@ -1520,18 +1502,18 @@
           </w:tcPr>
           <w:p>
             <w:pPr>
-              <w:spacing w:after="0" w:line="270"/>
-            </w:pPr>
-            <w:r>
-              <w:rPr>
-                <w:rFonts w:ascii="Times New Roman" w:cs="Times New Roman" w:eastAsia="Times New Roman" w:hAnsi="Times New Roman"/>
-                <w:b w:val="false"/>
-                <w:bCs w:val="false"/>
-                <w:i w:val="false"/>
-                <w:iCs w:val="false"/>
-                <w:color w:val="111111"/>
-                <w:sz w:val="20"/>
-                <w:szCs w:val="20"/>
+              <w:spacing w:after="0" w:line="220"/>
+            </w:pPr>
+            <w:r>
+              <w:rPr>
+                <w:rFonts w:ascii="Times New Roman" w:cs="Times New Roman" w:eastAsia="Times New Roman" w:hAnsi="Times New Roman"/>
+                <w:b w:val="false"/>
+                <w:bCs w:val="false"/>
+                <w:i w:val="false"/>
+                <w:iCs w:val="false"/>
+                <w:color w:val="111111"/>
+                <w:sz w:val="17"/>
+                <w:szCs w:val="17"/>
               </w:rPr>
               <w:t xml:space="preserve">defter</w:t>
             </w:r>
@@ -1551,7 +1533,7 @@
           <w:p>
             <w:pPr>
               <w:bidi/>
-              <w:spacing w:after="0" w:line="320"/>
+              <w:spacing w:after="0" w:line="220"/>
             </w:pPr>
             <w:r>
               <w:rPr>
@@ -1559,8 +1541,8 @@
                 <w:b w:val="false"/>
                 <w:bCs w:val="false"/>
                 <w:color w:val="111111"/>
-                <w:sz w:val="28"/>
-                <w:szCs w:val="28"/>
+                <w:sz w:val="25"/>
+                <w:szCs w:val="25"/>
                 <w:rtl/>
               </w:rPr>
               <w:t xml:space="preserve"/>
@@ -1570,7 +1552,7 @@
       </w:tr>
       <w:tr>
         <w:trPr>
-          <w:trHeight w:val="460" w:hRule="atLeast"/>
+          <w:trHeight w:val="322" w:hRule="atLeast"/>
         </w:trPr>
         <w:tc>
           <w:tcPr>
@@ -1585,19 +1567,19 @@
           </w:tcPr>
           <w:p>
             <w:pPr>
-              <w:spacing w:after="0" w:line="270"/>
-              <w:jc w:val="center"/>
-            </w:pPr>
-            <w:r>
-              <w:rPr>
-                <w:rFonts w:ascii="Times New Roman" w:cs="Times New Roman" w:eastAsia="Times New Roman" w:hAnsi="Times New Roman"/>
-                <w:b w:val="false"/>
-                <w:bCs w:val="false"/>
-                <w:i w:val="false"/>
-                <w:iCs w:val="false"/>
-                <w:color w:val="111111"/>
-                <w:sz w:val="19"/>
-                <w:szCs w:val="19"/>
+              <w:spacing w:after="0" w:line="220"/>
+              <w:jc w:val="center"/>
+            </w:pPr>
+            <w:r>
+              <w:rPr>
+                <w:rFonts w:ascii="Times New Roman" w:cs="Times New Roman" w:eastAsia="Times New Roman" w:hAnsi="Times New Roman"/>
+                <w:b w:val="false"/>
+                <w:bCs w:val="false"/>
+                <w:i w:val="false"/>
+                <w:iCs w:val="false"/>
+                <w:color w:val="111111"/>
+                <w:sz w:val="17"/>
+                <w:szCs w:val="17"/>
               </w:rPr>
               <w:t xml:space="preserve">3</w:t>
             </w:r>
@@ -1616,18 +1598,18 @@
           </w:tcPr>
           <w:p>
             <w:pPr>
-              <w:spacing w:after="0" w:line="270"/>
-            </w:pPr>
-            <w:r>
-              <w:rPr>
-                <w:rFonts w:ascii="Times New Roman" w:cs="Times New Roman" w:eastAsia="Times New Roman" w:hAnsi="Times New Roman"/>
-                <w:b w:val="false"/>
-                <w:bCs w:val="false"/>
-                <w:i w:val="false"/>
-                <w:iCs w:val="false"/>
-                <w:color w:val="111111"/>
-                <w:sz w:val="20"/>
-                <w:szCs w:val="20"/>
+              <w:spacing w:after="0" w:line="220"/>
+            </w:pPr>
+            <w:r>
+              <w:rPr>
+                <w:rFonts w:ascii="Times New Roman" w:cs="Times New Roman" w:eastAsia="Times New Roman" w:hAnsi="Times New Roman"/>
+                <w:b w:val="false"/>
+                <w:bCs w:val="false"/>
+                <w:i w:val="false"/>
+                <w:iCs w:val="false"/>
+                <w:color w:val="111111"/>
+                <w:sz w:val="17"/>
+                <w:szCs w:val="17"/>
               </w:rPr>
               <w:t xml:space="preserve">silgi</w:t>
             </w:r>
@@ -1647,7 +1629,7 @@
           <w:p>
             <w:pPr>
               <w:bidi/>
-              <w:spacing w:after="0" w:line="320"/>
+              <w:spacing w:after="0" w:line="220"/>
             </w:pPr>
             <w:r>
               <w:rPr>
@@ -1655,8 +1637,8 @@
                 <w:b w:val="false"/>
                 <w:bCs w:val="false"/>
                 <w:color w:val="111111"/>
-                <w:sz w:val="28"/>
-                <w:szCs w:val="28"/>
+                <w:sz w:val="25"/>
+                <w:szCs w:val="25"/>
                 <w:rtl/>
               </w:rPr>
               <w:t xml:space="preserve"/>
@@ -1666,7 +1648,7 @@
       </w:tr>
       <w:tr>
         <w:trPr>
-          <w:trHeight w:val="460" w:hRule="atLeast"/>
+          <w:trHeight w:val="322" w:hRule="atLeast"/>
         </w:trPr>
         <w:tc>
           <w:tcPr>
@@ -1681,19 +1663,19 @@
           </w:tcPr>
           <w:p>
             <w:pPr>
-              <w:spacing w:after="0" w:line="270"/>
-              <w:jc w:val="center"/>
-            </w:pPr>
-            <w:r>
-              <w:rPr>
-                <w:rFonts w:ascii="Times New Roman" w:cs="Times New Roman" w:eastAsia="Times New Roman" w:hAnsi="Times New Roman"/>
-                <w:b w:val="false"/>
-                <w:bCs w:val="false"/>
-                <w:i w:val="false"/>
-                <w:iCs w:val="false"/>
-                <w:color w:val="111111"/>
-                <w:sz w:val="19"/>
-                <w:szCs w:val="19"/>
+              <w:spacing w:after="0" w:line="220"/>
+              <w:jc w:val="center"/>
+            </w:pPr>
+            <w:r>
+              <w:rPr>
+                <w:rFonts w:ascii="Times New Roman" w:cs="Times New Roman" w:eastAsia="Times New Roman" w:hAnsi="Times New Roman"/>
+                <w:b w:val="false"/>
+                <w:bCs w:val="false"/>
+                <w:i w:val="false"/>
+                <w:iCs w:val="false"/>
+                <w:color w:val="111111"/>
+                <w:sz w:val="17"/>
+                <w:szCs w:val="17"/>
               </w:rPr>
               <w:t xml:space="preserve">4</w:t>
             </w:r>
@@ -1712,18 +1694,18 @@
           </w:tcPr>
           <w:p>
             <w:pPr>
-              <w:spacing w:after="0" w:line="270"/>
-            </w:pPr>
-            <w:r>
-              <w:rPr>
-                <w:rFonts w:ascii="Times New Roman" w:cs="Times New Roman" w:eastAsia="Times New Roman" w:hAnsi="Times New Roman"/>
-                <w:b w:val="false"/>
-                <w:bCs w:val="false"/>
-                <w:i w:val="false"/>
-                <w:iCs w:val="false"/>
-                <w:color w:val="111111"/>
-                <w:sz w:val="20"/>
-                <w:szCs w:val="20"/>
+              <w:spacing w:after="0" w:line="220"/>
+            </w:pPr>
+            <w:r>
+              <w:rPr>
+                <w:rFonts w:ascii="Times New Roman" w:cs="Times New Roman" w:eastAsia="Times New Roman" w:hAnsi="Times New Roman"/>
+                <w:b w:val="false"/>
+                <w:bCs w:val="false"/>
+                <w:i w:val="false"/>
+                <w:iCs w:val="false"/>
+                <w:color w:val="111111"/>
+                <w:sz w:val="17"/>
+                <w:szCs w:val="17"/>
               </w:rPr>
               <w:t xml:space="preserve">kapı</w:t>
             </w:r>
@@ -1743,7 +1725,7 @@
           <w:p>
             <w:pPr>
               <w:bidi/>
-              <w:spacing w:after="0" w:line="320"/>
+              <w:spacing w:after="0" w:line="220"/>
             </w:pPr>
             <w:r>
               <w:rPr>
@@ -1751,8 +1733,8 @@
                 <w:b w:val="false"/>
                 <w:bCs w:val="false"/>
                 <w:color w:val="111111"/>
-                <w:sz w:val="28"/>
-                <w:szCs w:val="28"/>
+                <w:sz w:val="25"/>
+                <w:szCs w:val="25"/>
                 <w:rtl/>
               </w:rPr>
               <w:t xml:space="preserve"/>
@@ -1762,7 +1744,7 @@
       </w:tr>
       <w:tr>
         <w:trPr>
-          <w:trHeight w:val="460" w:hRule="atLeast"/>
+          <w:trHeight w:val="322" w:hRule="atLeast"/>
         </w:trPr>
         <w:tc>
           <w:tcPr>
@@ -1777,19 +1759,19 @@
           </w:tcPr>
           <w:p>
             <w:pPr>
-              <w:spacing w:after="0" w:line="270"/>
-              <w:jc w:val="center"/>
-            </w:pPr>
-            <w:r>
-              <w:rPr>
-                <w:rFonts w:ascii="Times New Roman" w:cs="Times New Roman" w:eastAsia="Times New Roman" w:hAnsi="Times New Roman"/>
-                <w:b w:val="false"/>
-                <w:bCs w:val="false"/>
-                <w:i w:val="false"/>
-                <w:iCs w:val="false"/>
-                <w:color w:val="111111"/>
-                <w:sz w:val="19"/>
-                <w:szCs w:val="19"/>
+              <w:spacing w:after="0" w:line="220"/>
+              <w:jc w:val="center"/>
+            </w:pPr>
+            <w:r>
+              <w:rPr>
+                <w:rFonts w:ascii="Times New Roman" w:cs="Times New Roman" w:eastAsia="Times New Roman" w:hAnsi="Times New Roman"/>
+                <w:b w:val="false"/>
+                <w:bCs w:val="false"/>
+                <w:i w:val="false"/>
+                <w:iCs w:val="false"/>
+                <w:color w:val="111111"/>
+                <w:sz w:val="17"/>
+                <w:szCs w:val="17"/>
               </w:rPr>
               <w:t xml:space="preserve">5</w:t>
             </w:r>
@@ -1808,18 +1790,18 @@
           </w:tcPr>
           <w:p>
             <w:pPr>
-              <w:spacing w:after="0" w:line="270"/>
-            </w:pPr>
-            <w:r>
-              <w:rPr>
-                <w:rFonts w:ascii="Times New Roman" w:cs="Times New Roman" w:eastAsia="Times New Roman" w:hAnsi="Times New Roman"/>
-                <w:b w:val="false"/>
-                <w:bCs w:val="false"/>
-                <w:i w:val="false"/>
-                <w:iCs w:val="false"/>
-                <w:color w:val="111111"/>
-                <w:sz w:val="20"/>
-                <w:szCs w:val="20"/>
+              <w:spacing w:after="0" w:line="220"/>
+            </w:pPr>
+            <w:r>
+              <w:rPr>
+                <w:rFonts w:ascii="Times New Roman" w:cs="Times New Roman" w:eastAsia="Times New Roman" w:hAnsi="Times New Roman"/>
+                <w:b w:val="false"/>
+                <w:bCs w:val="false"/>
+                <w:i w:val="false"/>
+                <w:iCs w:val="false"/>
+                <w:color w:val="111111"/>
+                <w:sz w:val="17"/>
+                <w:szCs w:val="17"/>
               </w:rPr>
               <w:t xml:space="preserve">sandalye</w:t>
             </w:r>
@@ -1839,7 +1821,7 @@
           <w:p>
             <w:pPr>
               <w:bidi/>
-              <w:spacing w:after="0" w:line="320"/>
+              <w:spacing w:after="0" w:line="220"/>
             </w:pPr>
             <w:r>
               <w:rPr>
@@ -1847,8 +1829,8 @@
                 <w:b w:val="false"/>
                 <w:bCs w:val="false"/>
                 <w:color w:val="111111"/>
-                <w:sz w:val="28"/>
-                <w:szCs w:val="28"/>
+                <w:sz w:val="25"/>
+                <w:szCs w:val="25"/>
                 <w:rtl/>
               </w:rPr>
               <w:t xml:space="preserve"/>
@@ -1858,7 +1840,7 @@
       </w:tr>
       <w:tr>
         <w:trPr>
-          <w:trHeight w:val="460" w:hRule="atLeast"/>
+          <w:trHeight w:val="322" w:hRule="atLeast"/>
         </w:trPr>
         <w:tc>
           <w:tcPr>
@@ -1873,19 +1855,19 @@
           </w:tcPr>
           <w:p>
             <w:pPr>
-              <w:spacing w:after="0" w:line="270"/>
-              <w:jc w:val="center"/>
-            </w:pPr>
-            <w:r>
-              <w:rPr>
-                <w:rFonts w:ascii="Times New Roman" w:cs="Times New Roman" w:eastAsia="Times New Roman" w:hAnsi="Times New Roman"/>
-                <w:b w:val="false"/>
-                <w:bCs w:val="false"/>
-                <w:i w:val="false"/>
-                <w:iCs w:val="false"/>
-                <w:color w:val="111111"/>
-                <w:sz w:val="19"/>
-                <w:szCs w:val="19"/>
+              <w:spacing w:after="0" w:line="220"/>
+              <w:jc w:val="center"/>
+            </w:pPr>
+            <w:r>
+              <w:rPr>
+                <w:rFonts w:ascii="Times New Roman" w:cs="Times New Roman" w:eastAsia="Times New Roman" w:hAnsi="Times New Roman"/>
+                <w:b w:val="false"/>
+                <w:bCs w:val="false"/>
+                <w:i w:val="false"/>
+                <w:iCs w:val="false"/>
+                <w:color w:val="111111"/>
+                <w:sz w:val="17"/>
+                <w:szCs w:val="17"/>
               </w:rPr>
               <w:t xml:space="preserve">6</w:t>
             </w:r>
@@ -1904,18 +1886,18 @@
           </w:tcPr>
           <w:p>
             <w:pPr>
-              <w:spacing w:after="0" w:line="270"/>
-            </w:pPr>
-            <w:r>
-              <w:rPr>
-                <w:rFonts w:ascii="Times New Roman" w:cs="Times New Roman" w:eastAsia="Times New Roman" w:hAnsi="Times New Roman"/>
-                <w:b w:val="false"/>
-                <w:bCs w:val="false"/>
-                <w:i w:val="false"/>
-                <w:iCs w:val="false"/>
-                <w:color w:val="111111"/>
-                <w:sz w:val="20"/>
-                <w:szCs w:val="20"/>
+              <w:spacing w:after="0" w:line="220"/>
+            </w:pPr>
+            <w:r>
+              <w:rPr>
+                <w:rFonts w:ascii="Times New Roman" w:cs="Times New Roman" w:eastAsia="Times New Roman" w:hAnsi="Times New Roman"/>
+                <w:b w:val="false"/>
+                <w:bCs w:val="false"/>
+                <w:i w:val="false"/>
+                <w:iCs w:val="false"/>
+                <w:color w:val="111111"/>
+                <w:sz w:val="17"/>
+                <w:szCs w:val="17"/>
               </w:rPr>
               <w:t xml:space="preserve">harita</w:t>
             </w:r>
@@ -1935,7 +1917,7 @@
           <w:p>
             <w:pPr>
               <w:bidi/>
-              <w:spacing w:after="0" w:line="320"/>
+              <w:spacing w:after="0" w:line="220"/>
             </w:pPr>
             <w:r>
               <w:rPr>
@@ -1943,8 +1925,8 @@
                 <w:b w:val="false"/>
                 <w:bCs w:val="false"/>
                 <w:color w:val="111111"/>
-                <w:sz w:val="28"/>
-                <w:szCs w:val="28"/>
+                <w:sz w:val="25"/>
+                <w:szCs w:val="25"/>
                 <w:rtl/>
               </w:rPr>
               <w:t xml:space="preserve"/>
@@ -1958,7 +1940,7 @@
         <w:tabs>
           <w:tab w:val="right" w:pos="9864"/>
         </w:tabs>
-        <w:spacing w:after="90" w:before="220" w:line="280"/>
+        <w:spacing w:after="36" w:before="88" w:line="220"/>
         <w:ind w:left="340" w:hanging="340"/>
       </w:pPr>
       <w:r>
@@ -1969,16 +1951,16 @@
           <w:i w:val="false"/>
           <w:iCs w:val="false"/>
           <w:color w:val="111111"/>
-          <w:sz w:val="21"/>
-          <w:szCs w:val="21"/>
+          <w:sz w:val="18"/>
+          <w:szCs w:val="18"/>
         </w:rPr>
         <w:t xml:space="preserve">3.</w:t>
       </w:r>
       <w:r>
         <w:rPr>
           <w:rFonts w:ascii="Times New Roman" w:cs="Times New Roman" w:eastAsia="Times New Roman" w:hAnsi="Times New Roman"/>
-          <w:sz w:val="21"/>
-          <w:szCs w:val="21"/>
+          <w:sz w:val="18"/>
+          <w:szCs w:val="18"/>
         </w:rPr>
         <w:tab/>
       </w:r>
@@ -1990,16 +1972,16 @@
           <w:i w:val="false"/>
           <w:iCs w:val="false"/>
           <w:color w:val="111111"/>
-          <w:sz w:val="21"/>
-          <w:szCs w:val="21"/>
+          <w:sz w:val="18"/>
+          <w:szCs w:val="18"/>
         </w:rPr>
         <w:t xml:space="preserve">Aşağıdaki soruları uygun cevaplarıyla eşleştiriniz.</w:t>
       </w:r>
       <w:r>
         <w:rPr>
           <w:rFonts w:ascii="Times New Roman" w:cs="Times New Roman" w:eastAsia="Times New Roman" w:hAnsi="Times New Roman"/>
-          <w:sz w:val="21"/>
-          <w:szCs w:val="21"/>
+          <w:sz w:val="18"/>
+          <w:szCs w:val="18"/>
         </w:rPr>
         <w:tab/>
       </w:r>
@@ -2011,8 +1993,8 @@
           <w:i w:val="false"/>
           <w:iCs w:val="false"/>
           <w:color w:val="55636F"/>
-          <w:sz w:val="18"/>
-          <w:szCs w:val="18"/>
+          <w:sz w:val="16"/>
+          <w:szCs w:val="16"/>
         </w:rPr>
         <w:t xml:space="preserve">(12 puan)</w:t>
       </w:r>
@@ -2020,7 +2002,7 @@
     <w:p>
       <w:pPr>
         <w:keepNext w:val="false"/>
-        <w:spacing w:after="90" w:before="0" w:line="280"/>
+        <w:spacing w:after="36" w:before="0" w:line="220"/>
         <w:ind w:left="340"/>
       </w:pPr>
       <w:r>
@@ -2031,8 +2013,8 @@
           <w:i/>
           <w:iCs/>
           <w:color w:val="5B6772"/>
-          <w:sz w:val="18"/>
-          <w:szCs w:val="18"/>
+          <w:sz w:val="16"/>
+          <w:szCs w:val="16"/>
         </w:rPr>
         <w:t xml:space="preserve">Her doğru eşleştirme 2 puandır.</w:t>
       </w:r>
@@ -2058,7 +2040,7 @@
       </w:tblGrid>
       <w:tr>
         <w:trPr>
-          <w:trHeight w:val="400" w:hRule="atLeast"/>
+          <w:trHeight w:val="280" w:hRule="atLeast"/>
         </w:trPr>
         <w:tc>
           <w:tcPr>
@@ -2076,7 +2058,7 @@
           </w:tcPr>
           <w:p>
             <w:pPr>
-              <w:spacing w:after="0" w:line="270"/>
+              <w:spacing w:after="0" w:line="220"/>
               <w:jc w:val="center"/>
             </w:pPr>
             <w:r>
@@ -2087,8 +2069,8 @@
                 <w:i w:val="false"/>
                 <w:iCs w:val="false"/>
                 <w:color w:val="111111"/>
-                <w:sz w:val="19"/>
-                <w:szCs w:val="19"/>
+                <w:sz w:val="17"/>
+                <w:szCs w:val="17"/>
               </w:rPr>
               <w:t xml:space="preserve">1.</w:t>
             </w:r>
@@ -2111,7 +2093,7 @@
           <w:p>
             <w:pPr>
               <w:bidi/>
-              <w:spacing w:after="0" w:line="320"/>
+              <w:spacing w:after="0" w:line="220"/>
             </w:pPr>
             <w:r>
               <w:rPr>
@@ -2119,8 +2101,8 @@
                 <w:b w:val="false"/>
                 <w:bCs w:val="false"/>
                 <w:color w:val="111111"/>
-                <w:sz w:val="26"/>
-                <w:szCs w:val="26"/>
+                <w:sz w:val="24"/>
+                <w:szCs w:val="24"/>
                 <w:rtl/>
               </w:rPr>
               <w:t xml:space="preserve">مَا هَذَا؟</w:t>
@@ -2140,19 +2122,19 @@
           </w:tcPr>
           <w:p>
             <w:pPr>
-              <w:spacing w:after="0" w:line="270"/>
-              <w:jc w:val="center"/>
-            </w:pPr>
-            <w:r>
-              <w:rPr>
-                <w:rFonts w:ascii="Times New Roman" w:cs="Times New Roman" w:eastAsia="Times New Roman" w:hAnsi="Times New Roman"/>
-                <w:b w:val="false"/>
-                <w:bCs w:val="false"/>
-                <w:i w:val="false"/>
-                <w:iCs w:val="false"/>
-                <w:color w:val="111111"/>
-                <w:sz w:val="20"/>
-                <w:szCs w:val="20"/>
+              <w:spacing w:after="0" w:line="220"/>
+              <w:jc w:val="center"/>
+            </w:pPr>
+            <w:r>
+              <w:rPr>
+                <w:rFonts w:ascii="Times New Roman" w:cs="Times New Roman" w:eastAsia="Times New Roman" w:hAnsi="Times New Roman"/>
+                <w:b w:val="false"/>
+                <w:bCs w:val="false"/>
+                <w:i w:val="false"/>
+                <w:iCs w:val="false"/>
+                <w:color w:val="111111"/>
+                <w:sz w:val="17"/>
+                <w:szCs w:val="17"/>
               </w:rPr>
               <w:t xml:space="preserve">(       )</w:t>
             </w:r>
@@ -2174,7 +2156,7 @@
           </w:tcPr>
           <w:p>
             <w:pPr>
-              <w:spacing w:after="0" w:line="270"/>
+              <w:spacing w:after="0" w:line="220"/>
               <w:jc w:val="center"/>
             </w:pPr>
             <w:r>
@@ -2185,8 +2167,8 @@
                 <w:i w:val="false"/>
                 <w:iCs w:val="false"/>
                 <w:color w:val="111111"/>
-                <w:sz w:val="19"/>
-                <w:szCs w:val="19"/>
+                <w:sz w:val="17"/>
+                <w:szCs w:val="17"/>
               </w:rPr>
               <w:t xml:space="preserve">a)</w:t>
             </w:r>
@@ -2209,7 +2191,7 @@
           <w:p>
             <w:pPr>
               <w:bidi/>
-              <w:spacing w:after="0" w:line="320"/>
+              <w:spacing w:after="0" w:line="220"/>
             </w:pPr>
             <w:r>
               <w:rPr>
@@ -2217,8 +2199,8 @@
                 <w:b w:val="false"/>
                 <w:bCs w:val="false"/>
                 <w:color w:val="111111"/>
-                <w:sz w:val="26"/>
-                <w:szCs w:val="26"/>
+                <w:sz w:val="24"/>
+                <w:szCs w:val="24"/>
                 <w:rtl/>
               </w:rPr>
               <w:t xml:space="preserve">هَذِهِ مِسْطَرَةٌ.</w:t>
@@ -2228,7 +2210,7 @@
       </w:tr>
       <w:tr>
         <w:trPr>
-          <w:trHeight w:val="400" w:hRule="atLeast"/>
+          <w:trHeight w:val="280" w:hRule="atLeast"/>
         </w:trPr>
         <w:tc>
           <w:tcPr>
@@ -2246,7 +2228,7 @@
           </w:tcPr>
           <w:p>
             <w:pPr>
-              <w:spacing w:after="0" w:line="270"/>
+              <w:spacing w:after="0" w:line="220"/>
               <w:jc w:val="center"/>
             </w:pPr>
             <w:r>
@@ -2257,8 +2239,8 @@
                 <w:i w:val="false"/>
                 <w:iCs w:val="false"/>
                 <w:color w:val="111111"/>
-                <w:sz w:val="19"/>
-                <w:szCs w:val="19"/>
+                <w:sz w:val="17"/>
+                <w:szCs w:val="17"/>
               </w:rPr>
               <w:t xml:space="preserve">2.</w:t>
             </w:r>
@@ -2281,7 +2263,7 @@
           <w:p>
             <w:pPr>
               <w:bidi/>
-              <w:spacing w:after="0" w:line="320"/>
+              <w:spacing w:after="0" w:line="220"/>
             </w:pPr>
             <w:r>
               <w:rPr>
@@ -2289,8 +2271,8 @@
                 <w:b w:val="false"/>
                 <w:bCs w:val="false"/>
                 <w:color w:val="111111"/>
-                <w:sz w:val="26"/>
-                <w:szCs w:val="26"/>
+                <w:sz w:val="24"/>
+                <w:szCs w:val="24"/>
                 <w:rtl/>
               </w:rPr>
               <w:t xml:space="preserve">مَا هَذِهِ؟</w:t>
@@ -2310,19 +2292,19 @@
           </w:tcPr>
           <w:p>
             <w:pPr>
-              <w:spacing w:after="0" w:line="270"/>
-              <w:jc w:val="center"/>
-            </w:pPr>
-            <w:r>
-              <w:rPr>
-                <w:rFonts w:ascii="Times New Roman" w:cs="Times New Roman" w:eastAsia="Times New Roman" w:hAnsi="Times New Roman"/>
-                <w:b w:val="false"/>
-                <w:bCs w:val="false"/>
-                <w:i w:val="false"/>
-                <w:iCs w:val="false"/>
-                <w:color w:val="111111"/>
-                <w:sz w:val="20"/>
-                <w:szCs w:val="20"/>
+              <w:spacing w:after="0" w:line="220"/>
+              <w:jc w:val="center"/>
+            </w:pPr>
+            <w:r>
+              <w:rPr>
+                <w:rFonts w:ascii="Times New Roman" w:cs="Times New Roman" w:eastAsia="Times New Roman" w:hAnsi="Times New Roman"/>
+                <w:b w:val="false"/>
+                <w:bCs w:val="false"/>
+                <w:i w:val="false"/>
+                <w:iCs w:val="false"/>
+                <w:color w:val="111111"/>
+                <w:sz w:val="17"/>
+                <w:szCs w:val="17"/>
               </w:rPr>
               <w:t xml:space="preserve">(       )</w:t>
             </w:r>
@@ -2344,7 +2326,7 @@
           </w:tcPr>
           <w:p>
             <w:pPr>
-              <w:spacing w:after="0" w:line="270"/>
+              <w:spacing w:after="0" w:line="220"/>
               <w:jc w:val="center"/>
             </w:pPr>
             <w:r>
@@ -2355,8 +2337,8 @@
                 <w:i w:val="false"/>
                 <w:iCs w:val="false"/>
                 <w:color w:val="111111"/>
-                <w:sz w:val="19"/>
-                <w:szCs w:val="19"/>
+                <w:sz w:val="17"/>
+                <w:szCs w:val="17"/>
               </w:rPr>
               <w:t xml:space="preserve">b)</w:t>
             </w:r>
@@ -2379,7 +2361,7 @@
           <w:p>
             <w:pPr>
               <w:bidi/>
-              <w:spacing w:after="0" w:line="320"/>
+              <w:spacing w:after="0" w:line="220"/>
             </w:pPr>
             <w:r>
               <w:rPr>
@@ -2387,8 +2369,8 @@
                 <w:b w:val="false"/>
                 <w:bCs w:val="false"/>
                 <w:color w:val="111111"/>
-                <w:sz w:val="26"/>
-                <w:szCs w:val="26"/>
+                <w:sz w:val="24"/>
+                <w:szCs w:val="24"/>
                 <w:rtl/>
               </w:rPr>
               <w:t xml:space="preserve">اَلْمُعَلِّمُ فِي الصَّفِّ.</w:t>
@@ -2398,7 +2380,7 @@
       </w:tr>
       <w:tr>
         <w:trPr>
-          <w:trHeight w:val="400" w:hRule="atLeast"/>
+          <w:trHeight w:val="280" w:hRule="atLeast"/>
         </w:trPr>
         <w:tc>
           <w:tcPr>
@@ -2416,7 +2398,7 @@
           </w:tcPr>
           <w:p>
             <w:pPr>
-              <w:spacing w:after="0" w:line="270"/>
+              <w:spacing w:after="0" w:line="220"/>
               <w:jc w:val="center"/>
             </w:pPr>
             <w:r>
@@ -2427,8 +2409,8 @@
                 <w:i w:val="false"/>
                 <w:iCs w:val="false"/>
                 <w:color w:val="111111"/>
-                <w:sz w:val="19"/>
-                <w:szCs w:val="19"/>
+                <w:sz w:val="17"/>
+                <w:szCs w:val="17"/>
               </w:rPr>
               <w:t xml:space="preserve">3.</w:t>
             </w:r>
@@ -2451,7 +2433,7 @@
           <w:p>
             <w:pPr>
               <w:bidi/>
-              <w:spacing w:after="0" w:line="320"/>
+              <w:spacing w:after="0" w:line="220"/>
             </w:pPr>
             <w:r>
               <w:rPr>
@@ -2459,8 +2441,8 @@
                 <w:b w:val="false"/>
                 <w:bCs w:val="false"/>
                 <w:color w:val="111111"/>
-                <w:sz w:val="26"/>
-                <w:szCs w:val="26"/>
+                <w:sz w:val="24"/>
+                <w:szCs w:val="24"/>
                 <w:rtl/>
               </w:rPr>
               <w:t xml:space="preserve">أَيْنَ الْكِتَابُ؟</w:t>
@@ -2480,19 +2462,19 @@
           </w:tcPr>
           <w:p>
             <w:pPr>
-              <w:spacing w:after="0" w:line="270"/>
-              <w:jc w:val="center"/>
-            </w:pPr>
-            <w:r>
-              <w:rPr>
-                <w:rFonts w:ascii="Times New Roman" w:cs="Times New Roman" w:eastAsia="Times New Roman" w:hAnsi="Times New Roman"/>
-                <w:b w:val="false"/>
-                <w:bCs w:val="false"/>
-                <w:i w:val="false"/>
-                <w:iCs w:val="false"/>
-                <w:color w:val="111111"/>
-                <w:sz w:val="20"/>
-                <w:szCs w:val="20"/>
+              <w:spacing w:after="0" w:line="220"/>
+              <w:jc w:val="center"/>
+            </w:pPr>
+            <w:r>
+              <w:rPr>
+                <w:rFonts w:ascii="Times New Roman" w:cs="Times New Roman" w:eastAsia="Times New Roman" w:hAnsi="Times New Roman"/>
+                <w:b w:val="false"/>
+                <w:bCs w:val="false"/>
+                <w:i w:val="false"/>
+                <w:iCs w:val="false"/>
+                <w:color w:val="111111"/>
+                <w:sz w:val="17"/>
+                <w:szCs w:val="17"/>
               </w:rPr>
               <w:t xml:space="preserve">(       )</w:t>
             </w:r>
@@ -2514,7 +2496,7 @@
           </w:tcPr>
           <w:p>
             <w:pPr>
-              <w:spacing w:after="0" w:line="270"/>
+              <w:spacing w:after="0" w:line="220"/>
               <w:jc w:val="center"/>
             </w:pPr>
             <w:r>
@@ -2525,8 +2507,8 @@
                 <w:i w:val="false"/>
                 <w:iCs w:val="false"/>
                 <w:color w:val="111111"/>
-                <w:sz w:val="19"/>
-                <w:szCs w:val="19"/>
+                <w:sz w:val="17"/>
+                <w:szCs w:val="17"/>
               </w:rPr>
               <w:t xml:space="preserve">c)</w:t>
             </w:r>
@@ -2549,7 +2531,7 @@
           <w:p>
             <w:pPr>
               <w:bidi/>
-              <w:spacing w:after="0" w:line="320"/>
+              <w:spacing w:after="0" w:line="220"/>
             </w:pPr>
             <w:r>
               <w:rPr>
@@ -2557,8 +2539,8 @@
                 <w:b w:val="false"/>
                 <w:bCs w:val="false"/>
                 <w:color w:val="111111"/>
-                <w:sz w:val="26"/>
-                <w:szCs w:val="26"/>
+                <w:sz w:val="24"/>
+                <w:szCs w:val="24"/>
                 <w:rtl/>
               </w:rPr>
               <w:t xml:space="preserve">هَذَا كِتَابٌ.</w:t>
@@ -2568,7 +2550,7 @@
       </w:tr>
       <w:tr>
         <w:trPr>
-          <w:trHeight w:val="400" w:hRule="atLeast"/>
+          <w:trHeight w:val="280" w:hRule="atLeast"/>
         </w:trPr>
         <w:tc>
           <w:tcPr>
@@ -2586,7 +2568,7 @@
           </w:tcPr>
           <w:p>
             <w:pPr>
-              <w:spacing w:after="0" w:line="270"/>
+              <w:spacing w:after="0" w:line="220"/>
               <w:jc w:val="center"/>
             </w:pPr>
             <w:r>
@@ -2597,8 +2579,8 @@
                 <w:i w:val="false"/>
                 <w:iCs w:val="false"/>
                 <w:color w:val="111111"/>
-                <w:sz w:val="19"/>
-                <w:szCs w:val="19"/>
+                <w:sz w:val="17"/>
+                <w:szCs w:val="17"/>
               </w:rPr>
               <w:t xml:space="preserve">4.</w:t>
             </w:r>
@@ -2621,7 +2603,7 @@
           <w:p>
             <w:pPr>
               <w:bidi/>
-              <w:spacing w:after="0" w:line="320"/>
+              <w:spacing w:after="0" w:line="220"/>
             </w:pPr>
             <w:r>
               <w:rPr>
@@ -2629,8 +2611,8 @@
                 <w:b w:val="false"/>
                 <w:bCs w:val="false"/>
                 <w:color w:val="111111"/>
-                <w:sz w:val="26"/>
-                <w:szCs w:val="26"/>
+                <w:sz w:val="24"/>
+                <w:szCs w:val="24"/>
                 <w:rtl/>
               </w:rPr>
               <w:t xml:space="preserve">هَلْ هَذَا قَلَمٌ؟</w:t>
@@ -2650,19 +2632,19 @@
           </w:tcPr>
           <w:p>
             <w:pPr>
-              <w:spacing w:after="0" w:line="270"/>
-              <w:jc w:val="center"/>
-            </w:pPr>
-            <w:r>
-              <w:rPr>
-                <w:rFonts w:ascii="Times New Roman" w:cs="Times New Roman" w:eastAsia="Times New Roman" w:hAnsi="Times New Roman"/>
-                <w:b w:val="false"/>
-                <w:bCs w:val="false"/>
-                <w:i w:val="false"/>
-                <w:iCs w:val="false"/>
-                <w:color w:val="111111"/>
-                <w:sz w:val="20"/>
-                <w:szCs w:val="20"/>
+              <w:spacing w:after="0" w:line="220"/>
+              <w:jc w:val="center"/>
+            </w:pPr>
+            <w:r>
+              <w:rPr>
+                <w:rFonts w:ascii="Times New Roman" w:cs="Times New Roman" w:eastAsia="Times New Roman" w:hAnsi="Times New Roman"/>
+                <w:b w:val="false"/>
+                <w:bCs w:val="false"/>
+                <w:i w:val="false"/>
+                <w:iCs w:val="false"/>
+                <w:color w:val="111111"/>
+                <w:sz w:val="17"/>
+                <w:szCs w:val="17"/>
               </w:rPr>
               <w:t xml:space="preserve">(       )</w:t>
             </w:r>
@@ -2684,7 +2666,7 @@
           </w:tcPr>
           <w:p>
             <w:pPr>
-              <w:spacing w:after="0" w:line="270"/>
+              <w:spacing w:after="0" w:line="220"/>
               <w:jc w:val="center"/>
             </w:pPr>
             <w:r>
@@ -2695,8 +2677,8 @@
                 <w:i w:val="false"/>
                 <w:iCs w:val="false"/>
                 <w:color w:val="111111"/>
-                <w:sz w:val="19"/>
-                <w:szCs w:val="19"/>
+                <w:sz w:val="17"/>
+                <w:szCs w:val="17"/>
               </w:rPr>
               <w:t xml:space="preserve">d)</w:t>
             </w:r>
@@ -2719,7 +2701,7 @@
           <w:p>
             <w:pPr>
               <w:bidi/>
-              <w:spacing w:after="0" w:line="320"/>
+              <w:spacing w:after="0" w:line="220"/>
             </w:pPr>
             <w:r>
               <w:rPr>
@@ -2727,8 +2709,8 @@
                 <w:b w:val="false"/>
                 <w:bCs w:val="false"/>
                 <w:color w:val="111111"/>
-                <w:sz w:val="26"/>
-                <w:szCs w:val="26"/>
+                <w:sz w:val="24"/>
+                <w:szCs w:val="24"/>
                 <w:rtl/>
               </w:rPr>
               <w:t xml:space="preserve">هَذَا صَدِيقِي.</w:t>
@@ -2738,7 +2720,7 @@
       </w:tr>
       <w:tr>
         <w:trPr>
-          <w:trHeight w:val="400" w:hRule="atLeast"/>
+          <w:trHeight w:val="280" w:hRule="atLeast"/>
         </w:trPr>
         <w:tc>
           <w:tcPr>
@@ -2756,7 +2738,7 @@
           </w:tcPr>
           <w:p>
             <w:pPr>
-              <w:spacing w:after="0" w:line="270"/>
+              <w:spacing w:after="0" w:line="220"/>
               <w:jc w:val="center"/>
             </w:pPr>
             <w:r>
@@ -2767,8 +2749,8 @@
                 <w:i w:val="false"/>
                 <w:iCs w:val="false"/>
                 <w:color w:val="111111"/>
-                <w:sz w:val="19"/>
-                <w:szCs w:val="19"/>
+                <w:sz w:val="17"/>
+                <w:szCs w:val="17"/>
               </w:rPr>
               <w:t xml:space="preserve">5.</w:t>
             </w:r>
@@ -2791,7 +2773,7 @@
           <w:p>
             <w:pPr>
               <w:bidi/>
-              <w:spacing w:after="0" w:line="320"/>
+              <w:spacing w:after="0" w:line="220"/>
             </w:pPr>
             <w:r>
               <w:rPr>
@@ -2799,8 +2781,8 @@
                 <w:b w:val="false"/>
                 <w:bCs w:val="false"/>
                 <w:color w:val="111111"/>
-                <w:sz w:val="26"/>
-                <w:szCs w:val="26"/>
+                <w:sz w:val="24"/>
+                <w:szCs w:val="24"/>
                 <w:rtl/>
               </w:rPr>
               <w:t xml:space="preserve">مَنْ هَذَا؟</w:t>
@@ -2820,19 +2802,19 @@
           </w:tcPr>
           <w:p>
             <w:pPr>
-              <w:spacing w:after="0" w:line="270"/>
-              <w:jc w:val="center"/>
-            </w:pPr>
-            <w:r>
-              <w:rPr>
-                <w:rFonts w:ascii="Times New Roman" w:cs="Times New Roman" w:eastAsia="Times New Roman" w:hAnsi="Times New Roman"/>
-                <w:b w:val="false"/>
-                <w:bCs w:val="false"/>
-                <w:i w:val="false"/>
-                <w:iCs w:val="false"/>
-                <w:color w:val="111111"/>
-                <w:sz w:val="20"/>
-                <w:szCs w:val="20"/>
+              <w:spacing w:after="0" w:line="220"/>
+              <w:jc w:val="center"/>
+            </w:pPr>
+            <w:r>
+              <w:rPr>
+                <w:rFonts w:ascii="Times New Roman" w:cs="Times New Roman" w:eastAsia="Times New Roman" w:hAnsi="Times New Roman"/>
+                <w:b w:val="false"/>
+                <w:bCs w:val="false"/>
+                <w:i w:val="false"/>
+                <w:iCs w:val="false"/>
+                <w:color w:val="111111"/>
+                <w:sz w:val="17"/>
+                <w:szCs w:val="17"/>
               </w:rPr>
               <w:t xml:space="preserve">(       )</w:t>
             </w:r>
@@ -2854,7 +2836,7 @@
           </w:tcPr>
           <w:p>
             <w:pPr>
-              <w:spacing w:after="0" w:line="270"/>
+              <w:spacing w:after="0" w:line="220"/>
               <w:jc w:val="center"/>
             </w:pPr>
             <w:r>
@@ -2865,8 +2847,8 @@
                 <w:i w:val="false"/>
                 <w:iCs w:val="false"/>
                 <w:color w:val="111111"/>
-                <w:sz w:val="19"/>
-                <w:szCs w:val="19"/>
+                <w:sz w:val="17"/>
+                <w:szCs w:val="17"/>
               </w:rPr>
               <w:t xml:space="preserve">e)</w:t>
             </w:r>
@@ -2889,7 +2871,7 @@
           <w:p>
             <w:pPr>
               <w:bidi/>
-              <w:spacing w:after="0" w:line="320"/>
+              <w:spacing w:after="0" w:line="220"/>
             </w:pPr>
             <w:r>
               <w:rPr>
@@ -2897,8 +2879,8 @@
                 <w:b w:val="false"/>
                 <w:bCs w:val="false"/>
                 <w:color w:val="111111"/>
-                <w:sz w:val="26"/>
-                <w:szCs w:val="26"/>
+                <w:sz w:val="24"/>
+                <w:szCs w:val="24"/>
                 <w:rtl/>
               </w:rPr>
               <w:t xml:space="preserve">اَلْكِتَابُ عَلَى الْمِنْضَدَةِ.</w:t>
@@ -2908,7 +2890,7 @@
       </w:tr>
       <w:tr>
         <w:trPr>
-          <w:trHeight w:val="400" w:hRule="atLeast"/>
+          <w:trHeight w:val="280" w:hRule="atLeast"/>
         </w:trPr>
         <w:tc>
           <w:tcPr>
@@ -2926,7 +2908,7 @@
           </w:tcPr>
           <w:p>
             <w:pPr>
-              <w:spacing w:after="0" w:line="270"/>
+              <w:spacing w:after="0" w:line="220"/>
               <w:jc w:val="center"/>
             </w:pPr>
             <w:r>
@@ -2937,8 +2919,8 @@
                 <w:i w:val="false"/>
                 <w:iCs w:val="false"/>
                 <w:color w:val="111111"/>
-                <w:sz w:val="19"/>
-                <w:szCs w:val="19"/>
+                <w:sz w:val="17"/>
+                <w:szCs w:val="17"/>
               </w:rPr>
               <w:t xml:space="preserve">6.</w:t>
             </w:r>
@@ -2961,7 +2943,7 @@
           <w:p>
             <w:pPr>
               <w:bidi/>
-              <w:spacing w:after="0" w:line="320"/>
+              <w:spacing w:after="0" w:line="220"/>
             </w:pPr>
             <w:r>
               <w:rPr>
@@ -2969,8 +2951,8 @@
                 <w:b w:val="false"/>
                 <w:bCs w:val="false"/>
                 <w:color w:val="111111"/>
-                <w:sz w:val="26"/>
-                <w:szCs w:val="26"/>
+                <w:sz w:val="24"/>
+                <w:szCs w:val="24"/>
                 <w:rtl/>
               </w:rPr>
               <w:t xml:space="preserve">أَيْنَ الْمُعَلِّمُ؟</w:t>
@@ -2990,19 +2972,19 @@
           </w:tcPr>
           <w:p>
             <w:pPr>
-              <w:spacing w:after="0" w:line="270"/>
-              <w:jc w:val="center"/>
-            </w:pPr>
-            <w:r>
-              <w:rPr>
-                <w:rFonts w:ascii="Times New Roman" w:cs="Times New Roman" w:eastAsia="Times New Roman" w:hAnsi="Times New Roman"/>
-                <w:b w:val="false"/>
-                <w:bCs w:val="false"/>
-                <w:i w:val="false"/>
-                <w:iCs w:val="false"/>
-                <w:color w:val="111111"/>
-                <w:sz w:val="20"/>
-                <w:szCs w:val="20"/>
+              <w:spacing w:after="0" w:line="220"/>
+              <w:jc w:val="center"/>
+            </w:pPr>
+            <w:r>
+              <w:rPr>
+                <w:rFonts w:ascii="Times New Roman" w:cs="Times New Roman" w:eastAsia="Times New Roman" w:hAnsi="Times New Roman"/>
+                <w:b w:val="false"/>
+                <w:bCs w:val="false"/>
+                <w:i w:val="false"/>
+                <w:iCs w:val="false"/>
+                <w:color w:val="111111"/>
+                <w:sz w:val="17"/>
+                <w:szCs w:val="17"/>
               </w:rPr>
               <w:t xml:space="preserve">(       )</w:t>
             </w:r>
@@ -3024,7 +3006,7 @@
           </w:tcPr>
           <w:p>
             <w:pPr>
-              <w:spacing w:after="0" w:line="270"/>
+              <w:spacing w:after="0" w:line="220"/>
               <w:jc w:val="center"/>
             </w:pPr>
             <w:r>
@@ -3035,8 +3017,8 @@
                 <w:i w:val="false"/>
                 <w:iCs w:val="false"/>
                 <w:color w:val="111111"/>
-                <w:sz w:val="19"/>
-                <w:szCs w:val="19"/>
+                <w:sz w:val="17"/>
+                <w:szCs w:val="17"/>
               </w:rPr>
               <w:t xml:space="preserve">f)</w:t>
             </w:r>
@@ -3059,7 +3041,7 @@
           <w:p>
             <w:pPr>
               <w:bidi/>
-              <w:spacing w:after="0" w:line="320"/>
+              <w:spacing w:after="0" w:line="220"/>
             </w:pPr>
             <w:r>
               <w:rPr>
@@ -3067,8 +3049,8 @@
                 <w:b w:val="false"/>
                 <w:bCs w:val="false"/>
                 <w:color w:val="111111"/>
-                <w:sz w:val="26"/>
-                <w:szCs w:val="26"/>
+                <w:sz w:val="24"/>
+                <w:szCs w:val="24"/>
                 <w:rtl/>
               </w:rPr>
               <w:t xml:space="preserve">نَعَمْ، هَذَا قَلَمٌ.</w:t>
@@ -3082,7 +3064,7 @@
         <w:tabs>
           <w:tab w:val="right" w:pos="9864"/>
         </w:tabs>
-        <w:spacing w:after="90" w:before="220" w:line="280"/>
+        <w:spacing w:after="36" w:before="88" w:line="220"/>
         <w:ind w:left="340" w:hanging="340"/>
       </w:pPr>
       <w:r>
@@ -3093,16 +3075,16 @@
           <w:i w:val="false"/>
           <w:iCs w:val="false"/>
           <w:color w:val="111111"/>
-          <w:sz w:val="21"/>
-          <w:szCs w:val="21"/>
+          <w:sz w:val="18"/>
+          <w:szCs w:val="18"/>
         </w:rPr>
         <w:t xml:space="preserve">4.</w:t>
       </w:r>
       <w:r>
         <w:rPr>
           <w:rFonts w:ascii="Times New Roman" w:cs="Times New Roman" w:eastAsia="Times New Roman" w:hAnsi="Times New Roman"/>
-          <w:sz w:val="21"/>
-          <w:szCs w:val="21"/>
+          <w:sz w:val="18"/>
+          <w:szCs w:val="18"/>
         </w:rPr>
         <w:tab/>
       </w:r>
@@ -3114,16 +3096,16 @@
           <w:i w:val="false"/>
           <w:iCs w:val="false"/>
           <w:color w:val="111111"/>
-          <w:sz w:val="21"/>
-          <w:szCs w:val="21"/>
+          <w:sz w:val="18"/>
+          <w:szCs w:val="18"/>
         </w:rPr>
         <w:t xml:space="preserve">Kelime havuzundaki uygun kelimeleri seçerek boşlukları doldurunuz.</w:t>
       </w:r>
       <w:r>
         <w:rPr>
           <w:rFonts w:ascii="Times New Roman" w:cs="Times New Roman" w:eastAsia="Times New Roman" w:hAnsi="Times New Roman"/>
-          <w:sz w:val="21"/>
-          <w:szCs w:val="21"/>
+          <w:sz w:val="18"/>
+          <w:szCs w:val="18"/>
         </w:rPr>
         <w:tab/>
       </w:r>
@@ -3135,8 +3117,8 @@
           <w:i w:val="false"/>
           <w:iCs w:val="false"/>
           <w:color w:val="55636F"/>
-          <w:sz w:val="18"/>
-          <w:szCs w:val="18"/>
+          <w:sz w:val="16"/>
+          <w:szCs w:val="16"/>
         </w:rPr>
         <w:t xml:space="preserve">(14 puan)</w:t>
       </w:r>
@@ -3144,7 +3126,7 @@
     <w:p>
       <w:pPr>
         <w:keepNext w:val="false"/>
-        <w:spacing w:after="90" w:before="0" w:line="280"/>
+        <w:spacing w:after="36" w:before="0" w:line="220"/>
         <w:ind w:left="340"/>
       </w:pPr>
       <w:r>
@@ -3155,8 +3137,8 @@
           <w:i/>
           <w:iCs/>
           <w:color w:val="5B6772"/>
-          <w:sz w:val="18"/>
-          <w:szCs w:val="18"/>
+          <w:sz w:val="16"/>
+          <w:szCs w:val="16"/>
         </w:rPr>
         <w:t xml:space="preserve">Her doğru cevap 2 puandır.</w:t>
       </w:r>
@@ -3191,7 +3173,7 @@
           </w:tcPr>
           <w:p>
             <w:pPr>
-              <w:spacing w:after="50"/>
+              <w:spacing w:after="20"/>
             </w:pPr>
             <w:r>
               <w:rPr>
@@ -3201,8 +3183,8 @@
                 <w:i w:val="false"/>
                 <w:iCs w:val="false"/>
                 <w:color w:val="39454F"/>
-                <w:sz w:val="17"/>
-                <w:szCs w:val="17"/>
+                <w:sz w:val="15"/>
+                <w:szCs w:val="15"/>
               </w:rPr>
               <w:t xml:space="preserve">KELİME HAVUZU</w:t>
             </w:r>
@@ -3210,7 +3192,7 @@
           <w:p>
             <w:pPr>
               <w:bidi/>
-              <w:spacing w:after="0" w:line="360"/>
+              <w:spacing w:after="0" w:line="220"/>
               <w:jc w:val="center"/>
             </w:pPr>
             <w:r>
@@ -3219,8 +3201,8 @@
                 <w:b w:val="false"/>
                 <w:bCs w:val="false"/>
                 <w:color w:val="111111"/>
-                <w:sz w:val="30"/>
-                <w:szCs w:val="30"/>
+                <w:sz w:val="27"/>
+                <w:szCs w:val="27"/>
                 <w:rtl/>
               </w:rPr>
               <w:t xml:space="preserve">هَذَا   —   هَذِهِ   —   فِي   —   عَلَى   —   تَحْتَ   —   أَيْنَ   —   نَعَمْ</w:t>
@@ -3231,7 +3213,7 @@
     </w:tbl>
     <w:p>
       <w:pPr>
-        <w:spacing w:after="80"/>
+        <w:spacing w:after="32"/>
       </w:pPr>
       <w:r>
         <w:rPr>
@@ -3241,8 +3223,8 @@
           <w:i w:val="false"/>
           <w:iCs w:val="false"/>
           <w:color w:val="111111"/>
-          <w:sz w:val="21"/>
-          <w:szCs w:val="21"/>
+          <w:sz w:val="18"/>
+          <w:szCs w:val="18"/>
         </w:rPr>
         <w:t xml:space="preserve"/>
       </w:r>
@@ -3265,7 +3247,7 @@
       </w:tblGrid>
       <w:tr>
         <w:trPr>
-          <w:trHeight w:val="480" w:hRule="atLeast"/>
+          <w:trHeight w:val="336" w:hRule="atLeast"/>
         </w:trPr>
         <w:tc>
           <w:tcPr>
@@ -3283,7 +3265,7 @@
           </w:tcPr>
           <w:p>
             <w:pPr>
-              <w:spacing w:after="0" w:line="270"/>
+              <w:spacing w:after="0" w:line="220"/>
               <w:jc w:val="center"/>
             </w:pPr>
             <w:r>
@@ -3294,8 +3276,8 @@
                 <w:i w:val="false"/>
                 <w:iCs w:val="false"/>
                 <w:color w:val="111111"/>
-                <w:sz w:val="19"/>
-                <w:szCs w:val="19"/>
+                <w:sz w:val="17"/>
+                <w:szCs w:val="17"/>
               </w:rPr>
               <w:t xml:space="preserve">1.</w:t>
             </w:r>
@@ -3318,7 +3300,7 @@
           <w:p>
             <w:pPr>
               <w:bidi/>
-              <w:spacing w:after="0" w:line="320"/>
+              <w:spacing w:after="0" w:line="220"/>
             </w:pPr>
             <w:r>
               <w:rPr>
@@ -3326,8 +3308,8 @@
                 <w:b w:val="false"/>
                 <w:bCs w:val="false"/>
                 <w:color w:val="111111"/>
-                <w:sz w:val="28"/>
-                <w:szCs w:val="28"/>
+                <w:sz w:val="25"/>
+                <w:szCs w:val="25"/>
                 <w:rtl/>
               </w:rPr>
               <w:t xml:space="preserve">……………………… قَلَمٌ جَدِيدٌ.</w:t>
@@ -3337,7 +3319,7 @@
       </w:tr>
       <w:tr>
         <w:trPr>
-          <w:trHeight w:val="480" w:hRule="atLeast"/>
+          <w:trHeight w:val="336" w:hRule="atLeast"/>
         </w:trPr>
         <w:tc>
           <w:tcPr>
@@ -3355,7 +3337,7 @@
           </w:tcPr>
           <w:p>
             <w:pPr>
-              <w:spacing w:after="0" w:line="270"/>
+              <w:spacing w:after="0" w:line="220"/>
               <w:jc w:val="center"/>
             </w:pPr>
             <w:r>
@@ -3366,8 +3348,8 @@
                 <w:i w:val="false"/>
                 <w:iCs w:val="false"/>
                 <w:color w:val="111111"/>
-                <w:sz w:val="19"/>
-                <w:szCs w:val="19"/>
+                <w:sz w:val="17"/>
+                <w:szCs w:val="17"/>
               </w:rPr>
               <w:t xml:space="preserve">2.</w:t>
             </w:r>
@@ -3390,7 +3372,7 @@
           <w:p>
             <w:pPr>
               <w:bidi/>
-              <w:spacing w:after="0" w:line="320"/>
+              <w:spacing w:after="0" w:line="220"/>
             </w:pPr>
             <w:r>
               <w:rPr>
@@ -3398,8 +3380,8 @@
                 <w:b w:val="false"/>
                 <w:bCs w:val="false"/>
                 <w:color w:val="111111"/>
-                <w:sz w:val="28"/>
-                <w:szCs w:val="28"/>
+                <w:sz w:val="25"/>
+                <w:szCs w:val="25"/>
                 <w:rtl/>
               </w:rPr>
               <w:t xml:space="preserve">……………………… سَبُّورَةٌ كَبِيرَةٌ.</w:t>
@@ -3409,7 +3391,7 @@
       </w:tr>
       <w:tr>
         <w:trPr>
-          <w:trHeight w:val="480" w:hRule="atLeast"/>
+          <w:trHeight w:val="336" w:hRule="atLeast"/>
         </w:trPr>
         <w:tc>
           <w:tcPr>
@@ -3427,7 +3409,7 @@
           </w:tcPr>
           <w:p>
             <w:pPr>
-              <w:spacing w:after="0" w:line="270"/>
+              <w:spacing w:after="0" w:line="220"/>
               <w:jc w:val="center"/>
             </w:pPr>
             <w:r>
@@ -3438,8 +3420,8 @@
                 <w:i w:val="false"/>
                 <w:iCs w:val="false"/>
                 <w:color w:val="111111"/>
-                <w:sz w:val="19"/>
-                <w:szCs w:val="19"/>
+                <w:sz w:val="17"/>
+                <w:szCs w:val="17"/>
               </w:rPr>
               <w:t xml:space="preserve">3.</w:t>
             </w:r>
@@ -3462,7 +3444,7 @@
           <w:p>
             <w:pPr>
               <w:bidi/>
-              <w:spacing w:after="0" w:line="320"/>
+              <w:spacing w:after="0" w:line="220"/>
             </w:pPr>
             <w:r>
               <w:rPr>
@@ -3470,8 +3452,8 @@
                 <w:b w:val="false"/>
                 <w:bCs w:val="false"/>
                 <w:color w:val="111111"/>
-                <w:sz w:val="28"/>
-                <w:szCs w:val="28"/>
+                <w:sz w:val="25"/>
+                <w:szCs w:val="25"/>
                 <w:rtl/>
               </w:rPr>
               <w:t xml:space="preserve">اَلْكِتَابُ ……………………… الْمِنْضَدَةِ.</w:t>
@@ -3481,7 +3463,7 @@
       </w:tr>
       <w:tr>
         <w:trPr>
-          <w:trHeight w:val="480" w:hRule="atLeast"/>
+          <w:trHeight w:val="336" w:hRule="atLeast"/>
         </w:trPr>
         <w:tc>
           <w:tcPr>
@@ -3499,7 +3481,7 @@
           </w:tcPr>
           <w:p>
             <w:pPr>
-              <w:spacing w:after="0" w:line="270"/>
+              <w:spacing w:after="0" w:line="220"/>
               <w:jc w:val="center"/>
             </w:pPr>
             <w:r>
@@ -3510,8 +3492,8 @@
                 <w:i w:val="false"/>
                 <w:iCs w:val="false"/>
                 <w:color w:val="111111"/>
-                <w:sz w:val="19"/>
-                <w:szCs w:val="19"/>
+                <w:sz w:val="17"/>
+                <w:szCs w:val="17"/>
               </w:rPr>
               <w:t xml:space="preserve">4.</w:t>
             </w:r>
@@ -3534,7 +3516,7 @@
           <w:p>
             <w:pPr>
               <w:bidi/>
-              <w:spacing w:after="0" w:line="320"/>
+              <w:spacing w:after="0" w:line="220"/>
             </w:pPr>
             <w:r>
               <w:rPr>
@@ -3542,8 +3524,8 @@
                 <w:b w:val="false"/>
                 <w:bCs w:val="false"/>
                 <w:color w:val="111111"/>
-                <w:sz w:val="28"/>
-                <w:szCs w:val="28"/>
+                <w:sz w:val="25"/>
+                <w:szCs w:val="25"/>
                 <w:rtl/>
               </w:rPr>
               <w:t xml:space="preserve">اَلْحَقِيبَةُ ……………………… الْكُرْسِيِّ.</w:t>
@@ -3553,7 +3535,7 @@
       </w:tr>
       <w:tr>
         <w:trPr>
-          <w:trHeight w:val="480" w:hRule="atLeast"/>
+          <w:trHeight w:val="336" w:hRule="atLeast"/>
         </w:trPr>
         <w:tc>
           <w:tcPr>
@@ -3571,7 +3553,7 @@
           </w:tcPr>
           <w:p>
             <w:pPr>
-              <w:spacing w:after="0" w:line="270"/>
+              <w:spacing w:after="0" w:line="220"/>
               <w:jc w:val="center"/>
             </w:pPr>
             <w:r>
@@ -3582,8 +3564,8 @@
                 <w:i w:val="false"/>
                 <w:iCs w:val="false"/>
                 <w:color w:val="111111"/>
-                <w:sz w:val="19"/>
-                <w:szCs w:val="19"/>
+                <w:sz w:val="17"/>
+                <w:szCs w:val="17"/>
               </w:rPr>
               <w:t xml:space="preserve">5.</w:t>
             </w:r>
@@ -3606,7 +3588,7 @@
           <w:p>
             <w:pPr>
               <w:bidi/>
-              <w:spacing w:after="0" w:line="320"/>
+              <w:spacing w:after="0" w:line="220"/>
             </w:pPr>
             <w:r>
               <w:rPr>
@@ -3614,8 +3596,8 @@
                 <w:b w:val="false"/>
                 <w:bCs w:val="false"/>
                 <w:color w:val="111111"/>
-                <w:sz w:val="28"/>
-                <w:szCs w:val="28"/>
+                <w:sz w:val="25"/>
+                <w:szCs w:val="25"/>
                 <w:rtl/>
               </w:rPr>
               <w:t xml:space="preserve">اَلطَّالِبُ ……………………… الصَّفِّ.</w:t>
@@ -3625,7 +3607,7 @@
       </w:tr>
       <w:tr>
         <w:trPr>
-          <w:trHeight w:val="480" w:hRule="atLeast"/>
+          <w:trHeight w:val="336" w:hRule="atLeast"/>
         </w:trPr>
         <w:tc>
           <w:tcPr>
@@ -3643,7 +3625,7 @@
           </w:tcPr>
           <w:p>
             <w:pPr>
-              <w:spacing w:after="0" w:line="270"/>
+              <w:spacing w:after="0" w:line="220"/>
               <w:jc w:val="center"/>
             </w:pPr>
             <w:r>
@@ -3654,8 +3636,8 @@
                 <w:i w:val="false"/>
                 <w:iCs w:val="false"/>
                 <w:color w:val="111111"/>
-                <w:sz w:val="19"/>
-                <w:szCs w:val="19"/>
+                <w:sz w:val="17"/>
+                <w:szCs w:val="17"/>
               </w:rPr>
               <w:t xml:space="preserve">6.</w:t>
             </w:r>
@@ -3678,7 +3660,7 @@
           <w:p>
             <w:pPr>
               <w:bidi/>
-              <w:spacing w:after="0" w:line="320"/>
+              <w:spacing w:after="0" w:line="220"/>
             </w:pPr>
             <w:r>
               <w:rPr>
@@ -3686,8 +3668,8 @@
                 <w:b w:val="false"/>
                 <w:bCs w:val="false"/>
                 <w:color w:val="111111"/>
-                <w:sz w:val="28"/>
-                <w:szCs w:val="28"/>
+                <w:sz w:val="25"/>
+                <w:szCs w:val="25"/>
                 <w:rtl/>
               </w:rPr>
               <w:t xml:space="preserve">……………………… الْخَارِطَةُ؟</w:t>
@@ -3697,7 +3679,7 @@
       </w:tr>
       <w:tr>
         <w:trPr>
-          <w:trHeight w:val="480" w:hRule="atLeast"/>
+          <w:trHeight w:val="336" w:hRule="atLeast"/>
         </w:trPr>
         <w:tc>
           <w:tcPr>
@@ -3715,7 +3697,7 @@
           </w:tcPr>
           <w:p>
             <w:pPr>
-              <w:spacing w:after="0" w:line="270"/>
+              <w:spacing w:after="0" w:line="220"/>
               <w:jc w:val="center"/>
             </w:pPr>
             <w:r>
@@ -3726,8 +3708,8 @@
                 <w:i w:val="false"/>
                 <w:iCs w:val="false"/>
                 <w:color w:val="111111"/>
-                <w:sz w:val="19"/>
-                <w:szCs w:val="19"/>
+                <w:sz w:val="17"/>
+                <w:szCs w:val="17"/>
               </w:rPr>
               <w:t xml:space="preserve">7.</w:t>
             </w:r>
@@ -3750,7 +3732,7 @@
           <w:p>
             <w:pPr>
               <w:bidi/>
-              <w:spacing w:after="0" w:line="320"/>
+              <w:spacing w:after="0" w:line="220"/>
             </w:pPr>
             <w:r>
               <w:rPr>
@@ -3758,8 +3740,8 @@
                 <w:b w:val="false"/>
                 <w:bCs w:val="false"/>
                 <w:color w:val="111111"/>
-                <w:sz w:val="28"/>
-                <w:szCs w:val="28"/>
+                <w:sz w:val="25"/>
+                <w:szCs w:val="25"/>
                 <w:rtl/>
               </w:rPr>
               <w:t xml:space="preserve">هَلْ هَذِهِ مِمْحَاةٌ؟  ………………………، هَذِهِ مِمْحَاةٌ.</w:t>
@@ -3773,7 +3755,7 @@
         <w:tabs>
           <w:tab w:val="right" w:pos="9864"/>
         </w:tabs>
-        <w:spacing w:after="90" w:before="220" w:line="280"/>
+        <w:spacing w:after="36" w:before="88" w:line="220"/>
         <w:ind w:left="340" w:hanging="340"/>
       </w:pPr>
       <w:r>
@@ -3784,16 +3766,16 @@
           <w:i w:val="false"/>
           <w:iCs w:val="false"/>
           <w:color w:val="111111"/>
-          <w:sz w:val="21"/>
-          <w:szCs w:val="21"/>
+          <w:sz w:val="18"/>
+          <w:szCs w:val="18"/>
         </w:rPr>
         <w:t xml:space="preserve">5.</w:t>
       </w:r>
       <w:r>
         <w:rPr>
           <w:rFonts w:ascii="Times New Roman" w:cs="Times New Roman" w:eastAsia="Times New Roman" w:hAnsi="Times New Roman"/>
-          <w:sz w:val="21"/>
-          <w:szCs w:val="21"/>
+          <w:sz w:val="18"/>
+          <w:szCs w:val="18"/>
         </w:rPr>
         <w:tab/>
       </w:r>
@@ -3805,16 +3787,16 @@
           <w:i w:val="false"/>
           <w:iCs w:val="false"/>
           <w:color w:val="111111"/>
-          <w:sz w:val="21"/>
-          <w:szCs w:val="21"/>
+          <w:sz w:val="18"/>
+          <w:szCs w:val="18"/>
         </w:rPr>
         <w:t xml:space="preserve">Aşağıdaki soruların doğru cevabını işaretleyiniz.</w:t>
       </w:r>
       <w:r>
         <w:rPr>
           <w:rFonts w:ascii="Times New Roman" w:cs="Times New Roman" w:eastAsia="Times New Roman" w:hAnsi="Times New Roman"/>
-          <w:sz w:val="21"/>
-          <w:szCs w:val="21"/>
+          <w:sz w:val="18"/>
+          <w:szCs w:val="18"/>
         </w:rPr>
         <w:tab/>
       </w:r>
@@ -3826,8 +3808,8 @@
           <w:i w:val="false"/>
           <w:iCs w:val="false"/>
           <w:color w:val="55636F"/>
-          <w:sz w:val="18"/>
-          <w:szCs w:val="18"/>
+          <w:sz w:val="16"/>
+          <w:szCs w:val="16"/>
         </w:rPr>
         <w:t xml:space="preserve">(15 puan)</w:t>
       </w:r>
@@ -3835,7 +3817,7 @@
     <w:p>
       <w:pPr>
         <w:keepNext w:val="false"/>
-        <w:spacing w:after="90" w:before="0" w:line="280"/>
+        <w:spacing w:after="36" w:before="0" w:line="220"/>
         <w:ind w:left="340"/>
       </w:pPr>
       <w:r>
@@ -3846,8 +3828,8 @@
           <w:i/>
           <w:iCs/>
           <w:color w:val="5B6772"/>
-          <w:sz w:val="18"/>
-          <w:szCs w:val="18"/>
+          <w:sz w:val="16"/>
+          <w:szCs w:val="16"/>
         </w:rPr>
         <w:t xml:space="preserve">Her doğru cevap 3 puandır.</w:t>
       </w:r>
@@ -3855,7 +3837,7 @@
     <w:p>
       <w:pPr>
         <w:keepNext/>
-        <w:spacing w:after="50" w:before="0" w:line="280"/>
+        <w:spacing w:after="20" w:before="0" w:line="220"/>
         <w:ind w:left="340" w:hanging="280"/>
       </w:pPr>
       <w:r>
@@ -3866,8 +3848,8 @@
           <w:i w:val="false"/>
           <w:iCs w:val="false"/>
           <w:color w:val="111111"/>
-          <w:sz w:val="20"/>
-          <w:szCs w:val="20"/>
+          <w:sz w:val="17"/>
+          <w:szCs w:val="17"/>
         </w:rPr>
         <w:t xml:space="preserve">1.  Müennes (dişil) bir eşyayı göstererek soru sorarken hangisi kullanılır?</w:t>
       </w:r>
@@ -3912,7 +3894,7 @@
           <w:p>
             <w:pPr>
               <w:bidi/>
-              <w:spacing w:after="0" w:line="330"/>
+              <w:spacing w:after="0" w:line="220"/>
               <w:jc w:val="end"/>
             </w:pPr>
             <w:r>
@@ -3923,8 +3905,8 @@
                 <w:i w:val="false"/>
                 <w:iCs w:val="false"/>
                 <w:color w:val="111111"/>
-                <w:sz w:val="20"/>
-                <w:szCs w:val="20"/>
+                <w:sz w:val="17"/>
+                <w:szCs w:val="17"/>
               </w:rPr>
               <w:t xml:space="preserve">A.‎  </w:t>
             </w:r>
@@ -3934,8 +3916,8 @@
                 <w:b w:val="false"/>
                 <w:bCs w:val="false"/>
                 <w:color w:val="111111"/>
-                <w:sz w:val="28"/>
-                <w:szCs w:val="28"/>
+                <w:sz w:val="25"/>
+                <w:szCs w:val="25"/>
                 <w:rtl/>
               </w:rPr>
               <w:t xml:space="preserve">مَا هَذَا؟</w:t>
@@ -3962,7 +3944,7 @@
           <w:p>
             <w:pPr>
               <w:bidi/>
-              <w:spacing w:after="0" w:line="330"/>
+              <w:spacing w:after="0" w:line="220"/>
               <w:jc w:val="end"/>
             </w:pPr>
             <w:r>
@@ -3973,8 +3955,8 @@
                 <w:i w:val="false"/>
                 <w:iCs w:val="false"/>
                 <w:color w:val="111111"/>
-                <w:sz w:val="20"/>
-                <w:szCs w:val="20"/>
+                <w:sz w:val="17"/>
+                <w:szCs w:val="17"/>
               </w:rPr>
               <w:t xml:space="preserve">B.‎  </w:t>
             </w:r>
@@ -3984,8 +3966,8 @@
                 <w:b w:val="false"/>
                 <w:bCs w:val="false"/>
                 <w:color w:val="111111"/>
-                <w:sz w:val="28"/>
-                <w:szCs w:val="28"/>
+                <w:sz w:val="25"/>
+                <w:szCs w:val="25"/>
                 <w:rtl/>
               </w:rPr>
               <w:t xml:space="preserve">مَا هَذِهِ؟</w:t>
@@ -4017,7 +3999,7 @@
           <w:p>
             <w:pPr>
               <w:bidi/>
-              <w:spacing w:after="0" w:line="330"/>
+              <w:spacing w:after="0" w:line="220"/>
               <w:jc w:val="end"/>
             </w:pPr>
             <w:r>
@@ -4028,8 +4010,8 @@
                 <w:i w:val="false"/>
                 <w:iCs w:val="false"/>
                 <w:color w:val="111111"/>
-                <w:sz w:val="20"/>
-                <w:szCs w:val="20"/>
+                <w:sz w:val="17"/>
+                <w:szCs w:val="17"/>
               </w:rPr>
               <w:t xml:space="preserve">C.‎  </w:t>
             </w:r>
@@ -4039,8 +4021,8 @@
                 <w:b w:val="false"/>
                 <w:bCs w:val="false"/>
                 <w:color w:val="111111"/>
-                <w:sz w:val="28"/>
-                <w:szCs w:val="28"/>
+                <w:sz w:val="25"/>
+                <w:szCs w:val="25"/>
                 <w:rtl/>
               </w:rPr>
               <w:t xml:space="preserve">مَنْ هَذَا؟</w:t>
@@ -4067,7 +4049,7 @@
           <w:p>
             <w:pPr>
               <w:bidi/>
-              <w:spacing w:after="0" w:line="330"/>
+              <w:spacing w:after="0" w:line="220"/>
               <w:jc w:val="end"/>
             </w:pPr>
             <w:r>
@@ -4078,8 +4060,8 @@
                 <w:i w:val="false"/>
                 <w:iCs w:val="false"/>
                 <w:color w:val="111111"/>
-                <w:sz w:val="20"/>
-                <w:szCs w:val="20"/>
+                <w:sz w:val="17"/>
+                <w:szCs w:val="17"/>
               </w:rPr>
               <w:t xml:space="preserve">D.‎  </w:t>
             </w:r>
@@ -4089,8 +4071,8 @@
                 <w:b w:val="false"/>
                 <w:bCs w:val="false"/>
                 <w:color w:val="111111"/>
-                <w:sz w:val="28"/>
-                <w:szCs w:val="28"/>
+                <w:sz w:val="25"/>
+                <w:szCs w:val="25"/>
                 <w:rtl/>
               </w:rPr>
               <w:t xml:space="preserve">أَيْنَ هَذَا؟</w:t>
@@ -4102,7 +4084,7 @@
     <w:p>
       <w:pPr>
         <w:keepNext/>
-        <w:spacing w:after="50" w:before="120" w:line="280"/>
+        <w:spacing w:after="20" w:before="48" w:line="220"/>
         <w:ind w:left="340" w:hanging="280"/>
       </w:pPr>
       <w:r>
@@ -4113,8 +4095,8 @@
           <w:i w:val="false"/>
           <w:iCs w:val="false"/>
           <w:color w:val="111111"/>
-          <w:sz w:val="20"/>
-          <w:szCs w:val="20"/>
+          <w:sz w:val="17"/>
+          <w:szCs w:val="17"/>
         </w:rPr>
         <w:t xml:space="preserve">2.  «Çanta sıranın altındadır.» cümlesinin Arapçası hangisidir?</w:t>
       </w:r>
@@ -4159,7 +4141,7 @@
           <w:p>
             <w:pPr>
               <w:bidi/>
-              <w:spacing w:after="0" w:line="330"/>
+              <w:spacing w:after="0" w:line="220"/>
               <w:jc w:val="end"/>
             </w:pPr>
             <w:r>
@@ -4170,8 +4152,8 @@
                 <w:i w:val="false"/>
                 <w:iCs w:val="false"/>
                 <w:color w:val="111111"/>
-                <w:sz w:val="20"/>
-                <w:szCs w:val="20"/>
+                <w:sz w:val="17"/>
+                <w:szCs w:val="17"/>
               </w:rPr>
               <w:t xml:space="preserve">A.‎  </w:t>
             </w:r>
@@ -4181,8 +4163,8 @@
                 <w:b w:val="false"/>
                 <w:bCs w:val="false"/>
                 <w:color w:val="111111"/>
-                <w:sz w:val="28"/>
-                <w:szCs w:val="28"/>
+                <w:sz w:val="25"/>
+                <w:szCs w:val="25"/>
                 <w:rtl/>
               </w:rPr>
               <w:t xml:space="preserve">اَلْحَقِيبَةُ عَلَى الْمِنْضَدَةِ.</w:t>
@@ -4209,7 +4191,7 @@
           <w:p>
             <w:pPr>
               <w:bidi/>
-              <w:spacing w:after="0" w:line="330"/>
+              <w:spacing w:after="0" w:line="220"/>
               <w:jc w:val="end"/>
             </w:pPr>
             <w:r>
@@ -4220,8 +4202,8 @@
                 <w:i w:val="false"/>
                 <w:iCs w:val="false"/>
                 <w:color w:val="111111"/>
-                <w:sz w:val="20"/>
-                <w:szCs w:val="20"/>
+                <w:sz w:val="17"/>
+                <w:szCs w:val="17"/>
               </w:rPr>
               <w:t xml:space="preserve">B.‎  </w:t>
             </w:r>
@@ -4231,8 +4213,8 @@
                 <w:b w:val="false"/>
                 <w:bCs w:val="false"/>
                 <w:color w:val="111111"/>
-                <w:sz w:val="28"/>
-                <w:szCs w:val="28"/>
+                <w:sz w:val="25"/>
+                <w:szCs w:val="25"/>
                 <w:rtl/>
               </w:rPr>
               <w:t xml:space="preserve">اَلْحَقِيبَةُ تَحْتَ الْمِنْضَدَةِ.</w:t>
@@ -4264,7 +4246,7 @@
           <w:p>
             <w:pPr>
               <w:bidi/>
-              <w:spacing w:after="0" w:line="330"/>
+              <w:spacing w:after="0" w:line="220"/>
               <w:jc w:val="end"/>
             </w:pPr>
             <w:r>
@@ -4275,8 +4257,8 @@
                 <w:i w:val="false"/>
                 <w:iCs w:val="false"/>
                 <w:color w:val="111111"/>
-                <w:sz w:val="20"/>
-                <w:szCs w:val="20"/>
+                <w:sz w:val="17"/>
+                <w:szCs w:val="17"/>
               </w:rPr>
               <w:t xml:space="preserve">C.‎  </w:t>
             </w:r>
@@ -4286,8 +4268,8 @@
                 <w:b w:val="false"/>
                 <w:bCs w:val="false"/>
                 <w:color w:val="111111"/>
-                <w:sz w:val="28"/>
-                <w:szCs w:val="28"/>
+                <w:sz w:val="25"/>
+                <w:szCs w:val="25"/>
                 <w:rtl/>
               </w:rPr>
               <w:t xml:space="preserve">اَلْحَقِيبَةُ فِي الصَّفِّ.</w:t>
@@ -4314,7 +4296,7 @@
           <w:p>
             <w:pPr>
               <w:bidi/>
-              <w:spacing w:after="0" w:line="330"/>
+              <w:spacing w:after="0" w:line="220"/>
               <w:jc w:val="end"/>
             </w:pPr>
             <w:r>
@@ -4325,8 +4307,8 @@
                 <w:i w:val="false"/>
                 <w:iCs w:val="false"/>
                 <w:color w:val="111111"/>
-                <w:sz w:val="20"/>
-                <w:szCs w:val="20"/>
+                <w:sz w:val="17"/>
+                <w:szCs w:val="17"/>
               </w:rPr>
               <w:t xml:space="preserve">D.‎  </w:t>
             </w:r>
@@ -4336,8 +4318,8 @@
                 <w:b w:val="false"/>
                 <w:bCs w:val="false"/>
                 <w:color w:val="111111"/>
-                <w:sz w:val="28"/>
-                <w:szCs w:val="28"/>
+                <w:sz w:val="25"/>
+                <w:szCs w:val="25"/>
                 <w:rtl/>
               </w:rPr>
               <w:t xml:space="preserve">اَلْحَقِيبَةُ جَدِيدَةٌ.</w:t>
@@ -4349,7 +4331,7 @@
     <w:p>
       <w:pPr>
         <w:keepNext/>
-        <w:spacing w:after="50" w:before="120" w:line="280"/>
+        <w:spacing w:after="20" w:before="48" w:line="220"/>
         <w:ind w:left="340" w:hanging="280"/>
       </w:pPr>
       <w:r>
@@ -4360,8 +4342,8 @@
           <w:i w:val="false"/>
           <w:iCs w:val="false"/>
           <w:color w:val="111111"/>
-          <w:sz w:val="20"/>
-          <w:szCs w:val="20"/>
+          <w:sz w:val="17"/>
+          <w:szCs w:val="17"/>
         </w:rPr>
         <w:t xml:space="preserve">3.  Aşağıdakilerden hangisi bir sınıf eşyası değildir?</w:t>
       </w:r>
@@ -4406,7 +4388,7 @@
           <w:p>
             <w:pPr>
               <w:bidi/>
-              <w:spacing w:after="0" w:line="330"/>
+              <w:spacing w:after="0" w:line="220"/>
               <w:jc w:val="end"/>
             </w:pPr>
             <w:r>
@@ -4417,8 +4399,8 @@
                 <w:i w:val="false"/>
                 <w:iCs w:val="false"/>
                 <w:color w:val="111111"/>
-                <w:sz w:val="20"/>
-                <w:szCs w:val="20"/>
+                <w:sz w:val="17"/>
+                <w:szCs w:val="17"/>
               </w:rPr>
               <w:t xml:space="preserve">A.‎  </w:t>
             </w:r>
@@ -4428,8 +4410,8 @@
                 <w:b w:val="false"/>
                 <w:bCs w:val="false"/>
                 <w:color w:val="111111"/>
-                <w:sz w:val="28"/>
-                <w:szCs w:val="28"/>
+                <w:sz w:val="25"/>
+                <w:szCs w:val="25"/>
                 <w:rtl/>
               </w:rPr>
               <w:t xml:space="preserve">سَبُّورَةٌ</w:t>
@@ -4456,7 +4438,7 @@
           <w:p>
             <w:pPr>
               <w:bidi/>
-              <w:spacing w:after="0" w:line="330"/>
+              <w:spacing w:after="0" w:line="220"/>
               <w:jc w:val="end"/>
             </w:pPr>
             <w:r>
@@ -4467,8 +4449,8 @@
                 <w:i w:val="false"/>
                 <w:iCs w:val="false"/>
                 <w:color w:val="111111"/>
-                <w:sz w:val="20"/>
-                <w:szCs w:val="20"/>
+                <w:sz w:val="17"/>
+                <w:szCs w:val="17"/>
               </w:rPr>
               <w:t xml:space="preserve">B.‎  </w:t>
             </w:r>
@@ -4478,8 +4460,8 @@
                 <w:b w:val="false"/>
                 <w:bCs w:val="false"/>
                 <w:color w:val="111111"/>
-                <w:sz w:val="28"/>
-                <w:szCs w:val="28"/>
+                <w:sz w:val="25"/>
+                <w:szCs w:val="25"/>
                 <w:rtl/>
               </w:rPr>
               <w:t xml:space="preserve">طَبَاشِيرُ</w:t>
@@ -4511,7 +4493,7 @@
           <w:p>
             <w:pPr>
               <w:bidi/>
-              <w:spacing w:after="0" w:line="330"/>
+              <w:spacing w:after="0" w:line="220"/>
               <w:jc w:val="end"/>
             </w:pPr>
             <w:r>
@@ -4522,8 +4504,8 @@
                 <w:i w:val="false"/>
                 <w:iCs w:val="false"/>
                 <w:color w:val="111111"/>
-                <w:sz w:val="20"/>
-                <w:szCs w:val="20"/>
+                <w:sz w:val="17"/>
+                <w:szCs w:val="17"/>
               </w:rPr>
               <w:t xml:space="preserve">C.‎  </w:t>
             </w:r>
@@ -4533,8 +4515,8 @@
                 <w:b w:val="false"/>
                 <w:bCs w:val="false"/>
                 <w:color w:val="111111"/>
-                <w:sz w:val="28"/>
-                <w:szCs w:val="28"/>
+                <w:sz w:val="25"/>
+                <w:szCs w:val="25"/>
                 <w:rtl/>
               </w:rPr>
               <w:t xml:space="preserve">خَارِطَةٌ</w:t>
@@ -4561,7 +4543,7 @@
           <w:p>
             <w:pPr>
               <w:bidi/>
-              <w:spacing w:after="0" w:line="330"/>
+              <w:spacing w:after="0" w:line="220"/>
               <w:jc w:val="end"/>
             </w:pPr>
             <w:r>
@@ -4572,8 +4554,8 @@
                 <w:i w:val="false"/>
                 <w:iCs w:val="false"/>
                 <w:color w:val="111111"/>
-                <w:sz w:val="20"/>
-                <w:szCs w:val="20"/>
+                <w:sz w:val="17"/>
+                <w:szCs w:val="17"/>
               </w:rPr>
               <w:t xml:space="preserve">D.‎  </w:t>
             </w:r>
@@ -4583,8 +4565,8 @@
                 <w:b w:val="false"/>
                 <w:bCs w:val="false"/>
                 <w:color w:val="111111"/>
-                <w:sz w:val="28"/>
-                <w:szCs w:val="28"/>
+                <w:sz w:val="25"/>
+                <w:szCs w:val="25"/>
                 <w:rtl/>
               </w:rPr>
               <w:t xml:space="preserve">صَبَاحُ الْخَيْرِ</w:t>
@@ -4596,7 +4578,7 @@
     <w:p>
       <w:pPr>
         <w:keepNext/>
-        <w:spacing w:after="50" w:before="120" w:line="280"/>
+        <w:spacing w:after="20" w:before="48" w:line="220"/>
         <w:ind w:left="340" w:hanging="280"/>
       </w:pPr>
       <w:r>
@@ -4607,8 +4589,8 @@
           <w:i w:val="false"/>
           <w:iCs w:val="false"/>
           <w:color w:val="111111"/>
-          <w:sz w:val="20"/>
-          <w:szCs w:val="20"/>
+          <w:sz w:val="17"/>
+          <w:szCs w:val="17"/>
         </w:rPr>
         <w:t xml:space="preserve">4.  «أَيْنَ الْقَلَمُ» sorusuna en uygun cevap hangisidir?</w:t>
       </w:r>
@@ -4653,7 +4635,7 @@
           <w:p>
             <w:pPr>
               <w:bidi/>
-              <w:spacing w:after="0" w:line="330"/>
+              <w:spacing w:after="0" w:line="220"/>
               <w:jc w:val="end"/>
             </w:pPr>
             <w:r>
@@ -4664,8 +4646,8 @@
                 <w:i w:val="false"/>
                 <w:iCs w:val="false"/>
                 <w:color w:val="111111"/>
-                <w:sz w:val="20"/>
-                <w:szCs w:val="20"/>
+                <w:sz w:val="17"/>
+                <w:szCs w:val="17"/>
               </w:rPr>
               <w:t xml:space="preserve">A.‎  </w:t>
             </w:r>
@@ -4675,8 +4657,8 @@
                 <w:b w:val="false"/>
                 <w:bCs w:val="false"/>
                 <w:color w:val="111111"/>
-                <w:sz w:val="28"/>
-                <w:szCs w:val="28"/>
+                <w:sz w:val="25"/>
+                <w:szCs w:val="25"/>
                 <w:rtl/>
               </w:rPr>
               <w:t xml:space="preserve">هَذَا قَلَمٌ.</w:t>
@@ -4703,7 +4685,7 @@
           <w:p>
             <w:pPr>
               <w:bidi/>
-              <w:spacing w:after="0" w:line="330"/>
+              <w:spacing w:after="0" w:line="220"/>
               <w:jc w:val="end"/>
             </w:pPr>
             <w:r>
@@ -4714,8 +4696,8 @@
                 <w:i w:val="false"/>
                 <w:iCs w:val="false"/>
                 <w:color w:val="111111"/>
-                <w:sz w:val="20"/>
-                <w:szCs w:val="20"/>
+                <w:sz w:val="17"/>
+                <w:szCs w:val="17"/>
               </w:rPr>
               <w:t xml:space="preserve">B.‎  </w:t>
             </w:r>
@@ -4725,8 +4707,8 @@
                 <w:b w:val="false"/>
                 <w:bCs w:val="false"/>
                 <w:color w:val="111111"/>
-                <w:sz w:val="28"/>
-                <w:szCs w:val="28"/>
+                <w:sz w:val="25"/>
+                <w:szCs w:val="25"/>
                 <w:rtl/>
               </w:rPr>
               <w:t xml:space="preserve">اَلْقَلَمُ فِي الْحَقِيبَةِ.</w:t>
@@ -4758,7 +4740,7 @@
           <w:p>
             <w:pPr>
               <w:bidi/>
-              <w:spacing w:after="0" w:line="330"/>
+              <w:spacing w:after="0" w:line="220"/>
               <w:jc w:val="end"/>
             </w:pPr>
             <w:r>
@@ -4769,8 +4751,8 @@
                 <w:i w:val="false"/>
                 <w:iCs w:val="false"/>
                 <w:color w:val="111111"/>
-                <w:sz w:val="20"/>
-                <w:szCs w:val="20"/>
+                <w:sz w:val="17"/>
+                <w:szCs w:val="17"/>
               </w:rPr>
               <w:t xml:space="preserve">C.‎  </w:t>
             </w:r>
@@ -4780,8 +4762,8 @@
                 <w:b w:val="false"/>
                 <w:bCs w:val="false"/>
                 <w:color w:val="111111"/>
-                <w:sz w:val="28"/>
-                <w:szCs w:val="28"/>
+                <w:sz w:val="25"/>
+                <w:szCs w:val="25"/>
                 <w:rtl/>
               </w:rPr>
               <w:t xml:space="preserve">نَعَمْ، قَلَمٌ.</w:t>
@@ -4808,7 +4790,7 @@
           <w:p>
             <w:pPr>
               <w:bidi/>
-              <w:spacing w:after="0" w:line="330"/>
+              <w:spacing w:after="0" w:line="220"/>
               <w:jc w:val="end"/>
             </w:pPr>
             <w:r>
@@ -4819,8 +4801,8 @@
                 <w:i w:val="false"/>
                 <w:iCs w:val="false"/>
                 <w:color w:val="111111"/>
-                <w:sz w:val="20"/>
-                <w:szCs w:val="20"/>
+                <w:sz w:val="17"/>
+                <w:szCs w:val="17"/>
               </w:rPr>
               <w:t xml:space="preserve">D.‎  </w:t>
             </w:r>
@@ -4830,8 +4812,8 @@
                 <w:b w:val="false"/>
                 <w:bCs w:val="false"/>
                 <w:color w:val="111111"/>
-                <w:sz w:val="28"/>
-                <w:szCs w:val="28"/>
+                <w:sz w:val="25"/>
+                <w:szCs w:val="25"/>
                 <w:rtl/>
               </w:rPr>
               <w:t xml:space="preserve">اَلْقَلَمُ جَمِيلٌ.</w:t>
@@ -4843,7 +4825,7 @@
     <w:p>
       <w:pPr>
         <w:keepNext/>
-        <w:spacing w:after="50" w:before="120" w:line="280"/>
+        <w:spacing w:after="20" w:before="48" w:line="220"/>
         <w:ind w:left="340" w:hanging="280"/>
       </w:pPr>
       <w:r>
@@ -4854,8 +4836,8 @@
           <w:i w:val="false"/>
           <w:iCs w:val="false"/>
           <w:color w:val="111111"/>
-          <w:sz w:val="20"/>
-          <w:szCs w:val="20"/>
+          <w:sz w:val="17"/>
+          <w:szCs w:val="17"/>
         </w:rPr>
         <w:t xml:space="preserve">5.  Şeddeli harf aşağıdaki kelimelerin hangisinde vardır?</w:t>
       </w:r>
@@ -4900,7 +4882,7 @@
           <w:p>
             <w:pPr>
               <w:bidi/>
-              <w:spacing w:after="0" w:line="330"/>
+              <w:spacing w:after="0" w:line="220"/>
               <w:jc w:val="end"/>
             </w:pPr>
             <w:r>
@@ -4911,8 +4893,8 @@
                 <w:i w:val="false"/>
                 <w:iCs w:val="false"/>
                 <w:color w:val="111111"/>
-                <w:sz w:val="20"/>
-                <w:szCs w:val="20"/>
+                <w:sz w:val="17"/>
+                <w:szCs w:val="17"/>
               </w:rPr>
               <w:t xml:space="preserve">A.‎  </w:t>
             </w:r>
@@ -4922,8 +4904,8 @@
                 <w:b w:val="false"/>
                 <w:bCs w:val="false"/>
                 <w:color w:val="111111"/>
-                <w:sz w:val="28"/>
-                <w:szCs w:val="28"/>
+                <w:sz w:val="25"/>
+                <w:szCs w:val="25"/>
                 <w:rtl/>
               </w:rPr>
               <w:t xml:space="preserve">كِتَابٌ</w:t>
@@ -4950,7 +4932,7 @@
           <w:p>
             <w:pPr>
               <w:bidi/>
-              <w:spacing w:after="0" w:line="330"/>
+              <w:spacing w:after="0" w:line="220"/>
               <w:jc w:val="end"/>
             </w:pPr>
             <w:r>
@@ -4961,8 +4943,8 @@
                 <w:i w:val="false"/>
                 <w:iCs w:val="false"/>
                 <w:color w:val="111111"/>
-                <w:sz w:val="20"/>
-                <w:szCs w:val="20"/>
+                <w:sz w:val="17"/>
+                <w:szCs w:val="17"/>
               </w:rPr>
               <w:t xml:space="preserve">B.‎  </w:t>
             </w:r>
@@ -4972,8 +4954,8 @@
                 <w:b w:val="false"/>
                 <w:bCs w:val="false"/>
                 <w:color w:val="111111"/>
-                <w:sz w:val="28"/>
-                <w:szCs w:val="28"/>
+                <w:sz w:val="25"/>
+                <w:szCs w:val="25"/>
                 <w:rtl/>
               </w:rPr>
               <w:t xml:space="preserve">دَفْتَرٌ</w:t>
@@ -5005,7 +4987,7 @@
           <w:p>
             <w:pPr>
               <w:bidi/>
-              <w:spacing w:after="0" w:line="330"/>
+              <w:spacing w:after="0" w:line="220"/>
               <w:jc w:val="end"/>
             </w:pPr>
             <w:r>
@@ -5016,8 +4998,8 @@
                 <w:i w:val="false"/>
                 <w:iCs w:val="false"/>
                 <w:color w:val="111111"/>
-                <w:sz w:val="20"/>
-                <w:szCs w:val="20"/>
+                <w:sz w:val="17"/>
+                <w:szCs w:val="17"/>
               </w:rPr>
               <w:t xml:space="preserve">C.‎  </w:t>
             </w:r>
@@ -5027,8 +5009,8 @@
                 <w:b w:val="false"/>
                 <w:bCs w:val="false"/>
                 <w:color w:val="111111"/>
-                <w:sz w:val="28"/>
-                <w:szCs w:val="28"/>
+                <w:sz w:val="25"/>
+                <w:szCs w:val="25"/>
                 <w:rtl/>
               </w:rPr>
               <w:t xml:space="preserve">سَبُّورَةٌ</w:t>
@@ -5055,7 +5037,7 @@
           <w:p>
             <w:pPr>
               <w:bidi/>
-              <w:spacing w:after="0" w:line="330"/>
+              <w:spacing w:after="0" w:line="220"/>
               <w:jc w:val="end"/>
             </w:pPr>
             <w:r>
@@ -5066,8 +5048,8 @@
                 <w:i w:val="false"/>
                 <w:iCs w:val="false"/>
                 <w:color w:val="111111"/>
-                <w:sz w:val="20"/>
-                <w:szCs w:val="20"/>
+                <w:sz w:val="17"/>
+                <w:szCs w:val="17"/>
               </w:rPr>
               <w:t xml:space="preserve">D.‎  </w:t>
             </w:r>
@@ -5077,8 +5059,8 @@
                 <w:b w:val="false"/>
                 <w:bCs w:val="false"/>
                 <w:color w:val="111111"/>
-                <w:sz w:val="28"/>
-                <w:szCs w:val="28"/>
+                <w:sz w:val="25"/>
+                <w:szCs w:val="25"/>
                 <w:rtl/>
               </w:rPr>
               <w:t xml:space="preserve">بَابٌ</w:t>
@@ -5092,7 +5074,7 @@
         <w:tabs>
           <w:tab w:val="right" w:pos="9864"/>
         </w:tabs>
-        <w:spacing w:after="90" w:before="220" w:line="280"/>
+        <w:spacing w:after="36" w:before="88" w:line="220"/>
         <w:ind w:left="340" w:hanging="340"/>
       </w:pPr>
       <w:r>
@@ -5103,16 +5085,16 @@
           <w:i w:val="false"/>
           <w:iCs w:val="false"/>
           <w:color w:val="111111"/>
-          <w:sz w:val="21"/>
-          <w:szCs w:val="21"/>
+          <w:sz w:val="18"/>
+          <w:szCs w:val="18"/>
         </w:rPr>
         <w:t xml:space="preserve">6.</w:t>
       </w:r>
       <w:r>
         <w:rPr>
           <w:rFonts w:ascii="Times New Roman" w:cs="Times New Roman" w:eastAsia="Times New Roman" w:hAnsi="Times New Roman"/>
-          <w:sz w:val="21"/>
-          <w:szCs w:val="21"/>
+          <w:sz w:val="18"/>
+          <w:szCs w:val="18"/>
         </w:rPr>
         <w:tab/>
       </w:r>
@@ -5124,16 +5106,16 @@
           <w:i w:val="false"/>
           <w:iCs w:val="false"/>
           <w:color w:val="111111"/>
-          <w:sz w:val="21"/>
-          <w:szCs w:val="21"/>
+          <w:sz w:val="18"/>
+          <w:szCs w:val="18"/>
         </w:rPr>
         <w:t xml:space="preserve">Aşağıdaki cümleler dil bilgisi bakımından doğru ise D, yanlış ise Y kutusunu işaretleyiniz.</w:t>
       </w:r>
       <w:r>
         <w:rPr>
           <w:rFonts w:ascii="Times New Roman" w:cs="Times New Roman" w:eastAsia="Times New Roman" w:hAnsi="Times New Roman"/>
-          <w:sz w:val="21"/>
-          <w:szCs w:val="21"/>
+          <w:sz w:val="18"/>
+          <w:szCs w:val="18"/>
         </w:rPr>
         <w:tab/>
       </w:r>
@@ -5145,8 +5127,8 @@
           <w:i w:val="false"/>
           <w:iCs w:val="false"/>
           <w:color w:val="55636F"/>
-          <w:sz w:val="18"/>
-          <w:szCs w:val="18"/>
+          <w:sz w:val="16"/>
+          <w:szCs w:val="16"/>
         </w:rPr>
         <w:t xml:space="preserve">(10 puan)</w:t>
       </w:r>
@@ -5154,7 +5136,7 @@
     <w:p>
       <w:pPr>
         <w:keepNext w:val="false"/>
-        <w:spacing w:after="90" w:before="0" w:line="280"/>
+        <w:spacing w:after="36" w:before="0" w:line="220"/>
         <w:ind w:left="340"/>
       </w:pPr>
       <w:r>
@@ -5165,8 +5147,8 @@
           <w:i/>
           <w:iCs/>
           <w:color w:val="5B6772"/>
-          <w:sz w:val="18"/>
-          <w:szCs w:val="18"/>
+          <w:sz w:val="16"/>
+          <w:szCs w:val="16"/>
         </w:rPr>
         <w:t xml:space="preserve">Her doğru cevap 2 puandır.</w:t>
       </w:r>
@@ -5207,7 +5189,7 @@
           </w:tcPr>
           <w:p>
             <w:pPr>
-              <w:spacing w:after="0" w:line="270"/>
+              <w:spacing w:after="0" w:line="220"/>
               <w:jc w:val="center"/>
             </w:pPr>
             <w:r>
@@ -5218,8 +5200,8 @@
                 <w:i w:val="false"/>
                 <w:iCs w:val="false"/>
                 <w:color w:val="111111"/>
-                <w:sz w:val="18"/>
-                <w:szCs w:val="18"/>
+                <w:sz w:val="16"/>
+                <w:szCs w:val="16"/>
               </w:rPr>
               <w:t xml:space="preserve">No</w:t>
             </w:r>
@@ -5239,7 +5221,7 @@
           </w:tcPr>
           <w:p>
             <w:pPr>
-              <w:spacing w:after="0" w:line="270"/>
+              <w:spacing w:after="0" w:line="220"/>
               <w:jc w:val="center"/>
             </w:pPr>
             <w:r>
@@ -5250,8 +5232,8 @@
                 <w:i w:val="false"/>
                 <w:iCs w:val="false"/>
                 <w:color w:val="111111"/>
-                <w:sz w:val="18"/>
-                <w:szCs w:val="18"/>
+                <w:sz w:val="16"/>
+                <w:szCs w:val="16"/>
               </w:rPr>
               <w:t xml:space="preserve">Cümle</w:t>
             </w:r>
@@ -5271,7 +5253,7 @@
           </w:tcPr>
           <w:p>
             <w:pPr>
-              <w:spacing w:after="0" w:line="270"/>
+              <w:spacing w:after="0" w:line="220"/>
               <w:jc w:val="center"/>
             </w:pPr>
             <w:r>
@@ -5282,8 +5264,8 @@
                 <w:i w:val="false"/>
                 <w:iCs w:val="false"/>
                 <w:color w:val="111111"/>
-                <w:sz w:val="18"/>
-                <w:szCs w:val="18"/>
+                <w:sz w:val="16"/>
+                <w:szCs w:val="16"/>
               </w:rPr>
               <w:t xml:space="preserve">D</w:t>
             </w:r>
@@ -5303,7 +5285,7 @@
           </w:tcPr>
           <w:p>
             <w:pPr>
-              <w:spacing w:after="0" w:line="270"/>
+              <w:spacing w:after="0" w:line="220"/>
               <w:jc w:val="center"/>
             </w:pPr>
             <w:r>
@@ -5314,8 +5296,8 @@
                 <w:i w:val="false"/>
                 <w:iCs w:val="false"/>
                 <w:color w:val="111111"/>
-                <w:sz w:val="18"/>
-                <w:szCs w:val="18"/>
+                <w:sz w:val="16"/>
+                <w:szCs w:val="16"/>
               </w:rPr>
               <w:t xml:space="preserve">Y</w:t>
             </w:r>
@@ -5324,7 +5306,7 @@
       </w:tr>
       <w:tr>
         <w:trPr>
-          <w:trHeight w:val="420" w:hRule="atLeast"/>
+          <w:trHeight w:val="294" w:hRule="atLeast"/>
         </w:trPr>
         <w:tc>
           <w:tcPr>
@@ -5339,19 +5321,19 @@
           </w:tcPr>
           <w:p>
             <w:pPr>
-              <w:spacing w:after="0" w:line="270"/>
-              <w:jc w:val="center"/>
-            </w:pPr>
-            <w:r>
-              <w:rPr>
-                <w:rFonts w:ascii="Times New Roman" w:cs="Times New Roman" w:eastAsia="Times New Roman" w:hAnsi="Times New Roman"/>
-                <w:b w:val="false"/>
-                <w:bCs w:val="false"/>
-                <w:i w:val="false"/>
-                <w:iCs w:val="false"/>
-                <w:color w:val="111111"/>
-                <w:sz w:val="19"/>
-                <w:szCs w:val="19"/>
+              <w:spacing w:after="0" w:line="220"/>
+              <w:jc w:val="center"/>
+            </w:pPr>
+            <w:r>
+              <w:rPr>
+                <w:rFonts w:ascii="Times New Roman" w:cs="Times New Roman" w:eastAsia="Times New Roman" w:hAnsi="Times New Roman"/>
+                <w:b w:val="false"/>
+                <w:bCs w:val="false"/>
+                <w:i w:val="false"/>
+                <w:iCs w:val="false"/>
+                <w:color w:val="111111"/>
+                <w:sz w:val="17"/>
+                <w:szCs w:val="17"/>
               </w:rPr>
               <w:t xml:space="preserve">1</w:t>
             </w:r>
@@ -5371,7 +5353,7 @@
           <w:p>
             <w:pPr>
               <w:bidi/>
-              <w:spacing w:after="0" w:line="320"/>
+              <w:spacing w:after="0" w:line="220"/>
             </w:pPr>
             <w:r>
               <w:rPr>
@@ -5379,8 +5361,8 @@
                 <w:b w:val="false"/>
                 <w:bCs w:val="false"/>
                 <w:color w:val="111111"/>
-                <w:sz w:val="28"/>
-                <w:szCs w:val="28"/>
+                <w:sz w:val="25"/>
+                <w:szCs w:val="25"/>
                 <w:rtl/>
               </w:rPr>
               <w:t xml:space="preserve">هَذَا كِتَابٌ.</w:t>
@@ -5400,18 +5382,18 @@
           </w:tcPr>
           <w:p>
             <w:pPr>
-              <w:spacing w:after="0" w:line="270"/>
-            </w:pPr>
-            <w:r>
-              <w:rPr>
-                <w:rFonts w:ascii="Times New Roman" w:cs="Times New Roman" w:eastAsia="Times New Roman" w:hAnsi="Times New Roman"/>
-                <w:b w:val="false"/>
-                <w:bCs w:val="false"/>
-                <w:i w:val="false"/>
-                <w:iCs w:val="false"/>
-                <w:color w:val="111111"/>
-                <w:sz w:val="21"/>
-                <w:szCs w:val="21"/>
+              <w:spacing w:after="0" w:line="220"/>
+            </w:pPr>
+            <w:r>
+              <w:rPr>
+                <w:rFonts w:ascii="Times New Roman" w:cs="Times New Roman" w:eastAsia="Times New Roman" w:hAnsi="Times New Roman"/>
+                <w:b w:val="false"/>
+                <w:bCs w:val="false"/>
+                <w:i w:val="false"/>
+                <w:iCs w:val="false"/>
+                <w:color w:val="111111"/>
+                <w:sz w:val="18"/>
+                <w:szCs w:val="18"/>
               </w:rPr>
               <w:t xml:space="preserve"/>
             </w:r>
@@ -5428,29 +5410,11 @@
             </w:tcMar>
             <w:vAlign w:val="center"/>
           </w:tcPr>
-          <w:p>
-            <w:pPr>
-              <w:spacing w:after="0" w:line="270"/>
-            </w:pPr>
-            <w:r>
-              <w:rPr>
-                <w:rFonts w:ascii="Times New Roman" w:cs="Times New Roman" w:eastAsia="Times New Roman" w:hAnsi="Times New Roman"/>
-                <w:b w:val="false"/>
-                <w:bCs w:val="false"/>
-                <w:i w:val="false"/>
-                <w:iCs w:val="false"/>
-                <w:color w:val="111111"/>
-                <w:sz w:val="21"/>
-                <w:szCs w:val="21"/>
-              </w:rPr>
-              <w:t xml:space="preserve"/>
-            </w:r>
-          </w:p>
         </w:tc>
       </w:tr>
       <w:tr>
         <w:trPr>
-          <w:trHeight w:val="420" w:hRule="atLeast"/>
+          <w:trHeight w:val="294" w:hRule="atLeast"/>
         </w:trPr>
         <w:tc>
           <w:tcPr>
@@ -5465,19 +5429,19 @@
           </w:tcPr>
           <w:p>
             <w:pPr>
-              <w:spacing w:after="0" w:line="270"/>
-              <w:jc w:val="center"/>
-            </w:pPr>
-            <w:r>
-              <w:rPr>
-                <w:rFonts w:ascii="Times New Roman" w:cs="Times New Roman" w:eastAsia="Times New Roman" w:hAnsi="Times New Roman"/>
-                <w:b w:val="false"/>
-                <w:bCs w:val="false"/>
-                <w:i w:val="false"/>
-                <w:iCs w:val="false"/>
-                <w:color w:val="111111"/>
-                <w:sz w:val="19"/>
-                <w:szCs w:val="19"/>
+              <w:spacing w:after="0" w:line="220"/>
+              <w:jc w:val="center"/>
+            </w:pPr>
+            <w:r>
+              <w:rPr>
+                <w:rFonts w:ascii="Times New Roman" w:cs="Times New Roman" w:eastAsia="Times New Roman" w:hAnsi="Times New Roman"/>
+                <w:b w:val="false"/>
+                <w:bCs w:val="false"/>
+                <w:i w:val="false"/>
+                <w:iCs w:val="false"/>
+                <w:color w:val="111111"/>
+                <w:sz w:val="17"/>
+                <w:szCs w:val="17"/>
               </w:rPr>
               <w:t xml:space="preserve">2</w:t>
             </w:r>
@@ -5497,7 +5461,7 @@
           <w:p>
             <w:pPr>
               <w:bidi/>
-              <w:spacing w:after="0" w:line="320"/>
+              <w:spacing w:after="0" w:line="220"/>
             </w:pPr>
             <w:r>
               <w:rPr>
@@ -5505,8 +5469,8 @@
                 <w:b w:val="false"/>
                 <w:bCs w:val="false"/>
                 <w:color w:val="111111"/>
-                <w:sz w:val="28"/>
-                <w:szCs w:val="28"/>
+                <w:sz w:val="25"/>
+                <w:szCs w:val="25"/>
                 <w:rtl/>
               </w:rPr>
               <w:t xml:space="preserve">هَذَا مِسْطَرَةٌ.</w:t>
@@ -5526,18 +5490,18 @@
           </w:tcPr>
           <w:p>
             <w:pPr>
-              <w:spacing w:after="0" w:line="270"/>
-            </w:pPr>
-            <w:r>
-              <w:rPr>
-                <w:rFonts w:ascii="Times New Roman" w:cs="Times New Roman" w:eastAsia="Times New Roman" w:hAnsi="Times New Roman"/>
-                <w:b w:val="false"/>
-                <w:bCs w:val="false"/>
-                <w:i w:val="false"/>
-                <w:iCs w:val="false"/>
-                <w:color w:val="111111"/>
-                <w:sz w:val="21"/>
-                <w:szCs w:val="21"/>
+              <w:spacing w:after="0" w:line="220"/>
+            </w:pPr>
+            <w:r>
+              <w:rPr>
+                <w:rFonts w:ascii="Times New Roman" w:cs="Times New Roman" w:eastAsia="Times New Roman" w:hAnsi="Times New Roman"/>
+                <w:b w:val="false"/>
+                <w:bCs w:val="false"/>
+                <w:i w:val="false"/>
+                <w:iCs w:val="false"/>
+                <w:color w:val="111111"/>
+                <w:sz w:val="18"/>
+                <w:szCs w:val="18"/>
               </w:rPr>
               <w:t xml:space="preserve"/>
             </w:r>
@@ -5554,29 +5518,11 @@
             </w:tcMar>
             <w:vAlign w:val="center"/>
           </w:tcPr>
-          <w:p>
-            <w:pPr>
-              <w:spacing w:after="0" w:line="270"/>
-            </w:pPr>
-            <w:r>
-              <w:rPr>
-                <w:rFonts w:ascii="Times New Roman" w:cs="Times New Roman" w:eastAsia="Times New Roman" w:hAnsi="Times New Roman"/>
-                <w:b w:val="false"/>
-                <w:bCs w:val="false"/>
-                <w:i w:val="false"/>
-                <w:iCs w:val="false"/>
-                <w:color w:val="111111"/>
-                <w:sz w:val="21"/>
-                <w:szCs w:val="21"/>
-              </w:rPr>
-              <w:t xml:space="preserve"/>
-            </w:r>
-          </w:p>
         </w:tc>
       </w:tr>
       <w:tr>
         <w:trPr>
-          <w:trHeight w:val="420" w:hRule="atLeast"/>
+          <w:trHeight w:val="294" w:hRule="atLeast"/>
         </w:trPr>
         <w:tc>
           <w:tcPr>
@@ -5591,19 +5537,19 @@
           </w:tcPr>
           <w:p>
             <w:pPr>
-              <w:spacing w:after="0" w:line="270"/>
-              <w:jc w:val="center"/>
-            </w:pPr>
-            <w:r>
-              <w:rPr>
-                <w:rFonts w:ascii="Times New Roman" w:cs="Times New Roman" w:eastAsia="Times New Roman" w:hAnsi="Times New Roman"/>
-                <w:b w:val="false"/>
-                <w:bCs w:val="false"/>
-                <w:i w:val="false"/>
-                <w:iCs w:val="false"/>
-                <w:color w:val="111111"/>
-                <w:sz w:val="19"/>
-                <w:szCs w:val="19"/>
+              <w:spacing w:after="0" w:line="220"/>
+              <w:jc w:val="center"/>
+            </w:pPr>
+            <w:r>
+              <w:rPr>
+                <w:rFonts w:ascii="Times New Roman" w:cs="Times New Roman" w:eastAsia="Times New Roman" w:hAnsi="Times New Roman"/>
+                <w:b w:val="false"/>
+                <w:bCs w:val="false"/>
+                <w:i w:val="false"/>
+                <w:iCs w:val="false"/>
+                <w:color w:val="111111"/>
+                <w:sz w:val="17"/>
+                <w:szCs w:val="17"/>
               </w:rPr>
               <w:t xml:space="preserve">3</w:t>
             </w:r>
@@ -5623,7 +5569,7 @@
           <w:p>
             <w:pPr>
               <w:bidi/>
-              <w:spacing w:after="0" w:line="320"/>
+              <w:spacing w:after="0" w:line="220"/>
             </w:pPr>
             <w:r>
               <w:rPr>
@@ -5631,8 +5577,8 @@
                 <w:b w:val="false"/>
                 <w:bCs w:val="false"/>
                 <w:color w:val="111111"/>
-                <w:sz w:val="28"/>
-                <w:szCs w:val="28"/>
+                <w:sz w:val="25"/>
+                <w:szCs w:val="25"/>
                 <w:rtl/>
               </w:rPr>
               <w:t xml:space="preserve">اَلْبَابُ فِي الصَّفِّ.</w:t>
@@ -5652,18 +5598,18 @@
           </w:tcPr>
           <w:p>
             <w:pPr>
-              <w:spacing w:after="0" w:line="270"/>
-            </w:pPr>
-            <w:r>
-              <w:rPr>
-                <w:rFonts w:ascii="Times New Roman" w:cs="Times New Roman" w:eastAsia="Times New Roman" w:hAnsi="Times New Roman"/>
-                <w:b w:val="false"/>
-                <w:bCs w:val="false"/>
-                <w:i w:val="false"/>
-                <w:iCs w:val="false"/>
-                <w:color w:val="111111"/>
-                <w:sz w:val="21"/>
-                <w:szCs w:val="21"/>
+              <w:spacing w:after="0" w:line="220"/>
+            </w:pPr>
+            <w:r>
+              <w:rPr>
+                <w:rFonts w:ascii="Times New Roman" w:cs="Times New Roman" w:eastAsia="Times New Roman" w:hAnsi="Times New Roman"/>
+                <w:b w:val="false"/>
+                <w:bCs w:val="false"/>
+                <w:i w:val="false"/>
+                <w:iCs w:val="false"/>
+                <w:color w:val="111111"/>
+                <w:sz w:val="18"/>
+                <w:szCs w:val="18"/>
               </w:rPr>
               <w:t xml:space="preserve"/>
             </w:r>
@@ -5680,29 +5626,11 @@
             </w:tcMar>
             <w:vAlign w:val="center"/>
           </w:tcPr>
-          <w:p>
-            <w:pPr>
-              <w:spacing w:after="0" w:line="270"/>
-            </w:pPr>
-            <w:r>
-              <w:rPr>
-                <w:rFonts w:ascii="Times New Roman" w:cs="Times New Roman" w:eastAsia="Times New Roman" w:hAnsi="Times New Roman"/>
-                <w:b w:val="false"/>
-                <w:bCs w:val="false"/>
-                <w:i w:val="false"/>
-                <w:iCs w:val="false"/>
-                <w:color w:val="111111"/>
-                <w:sz w:val="21"/>
-                <w:szCs w:val="21"/>
-              </w:rPr>
-              <w:t xml:space="preserve"/>
-            </w:r>
-          </w:p>
         </w:tc>
       </w:tr>
       <w:tr>
         <w:trPr>
-          <w:trHeight w:val="420" w:hRule="atLeast"/>
+          <w:trHeight w:val="294" w:hRule="atLeast"/>
         </w:trPr>
         <w:tc>
           <w:tcPr>
@@ -5717,19 +5645,19 @@
           </w:tcPr>
           <w:p>
             <w:pPr>
-              <w:spacing w:after="0" w:line="270"/>
-              <w:jc w:val="center"/>
-            </w:pPr>
-            <w:r>
-              <w:rPr>
-                <w:rFonts w:ascii="Times New Roman" w:cs="Times New Roman" w:eastAsia="Times New Roman" w:hAnsi="Times New Roman"/>
-                <w:b w:val="false"/>
-                <w:bCs w:val="false"/>
-                <w:i w:val="false"/>
-                <w:iCs w:val="false"/>
-                <w:color w:val="111111"/>
-                <w:sz w:val="19"/>
-                <w:szCs w:val="19"/>
+              <w:spacing w:after="0" w:line="220"/>
+              <w:jc w:val="center"/>
+            </w:pPr>
+            <w:r>
+              <w:rPr>
+                <w:rFonts w:ascii="Times New Roman" w:cs="Times New Roman" w:eastAsia="Times New Roman" w:hAnsi="Times New Roman"/>
+                <w:b w:val="false"/>
+                <w:bCs w:val="false"/>
+                <w:i w:val="false"/>
+                <w:iCs w:val="false"/>
+                <w:color w:val="111111"/>
+                <w:sz w:val="17"/>
+                <w:szCs w:val="17"/>
               </w:rPr>
               <w:t xml:space="preserve">4</w:t>
             </w:r>
@@ -5749,7 +5677,7 @@
           <w:p>
             <w:pPr>
               <w:bidi/>
-              <w:spacing w:after="0" w:line="320"/>
+              <w:spacing w:after="0" w:line="220"/>
             </w:pPr>
             <w:r>
               <w:rPr>
@@ -5757,8 +5685,8 @@
                 <w:b w:val="false"/>
                 <w:bCs w:val="false"/>
                 <w:color w:val="111111"/>
-                <w:sz w:val="28"/>
-                <w:szCs w:val="28"/>
+                <w:sz w:val="25"/>
+                <w:szCs w:val="25"/>
                 <w:rtl/>
               </w:rPr>
               <w:t xml:space="preserve">هَذِهِ قَلَمٌ.</w:t>
@@ -5778,18 +5706,18 @@
           </w:tcPr>
           <w:p>
             <w:pPr>
-              <w:spacing w:after="0" w:line="270"/>
-            </w:pPr>
-            <w:r>
-              <w:rPr>
-                <w:rFonts w:ascii="Times New Roman" w:cs="Times New Roman" w:eastAsia="Times New Roman" w:hAnsi="Times New Roman"/>
-                <w:b w:val="false"/>
-                <w:bCs w:val="false"/>
-                <w:i w:val="false"/>
-                <w:iCs w:val="false"/>
-                <w:color w:val="111111"/>
-                <w:sz w:val="21"/>
-                <w:szCs w:val="21"/>
+              <w:spacing w:after="0" w:line="220"/>
+            </w:pPr>
+            <w:r>
+              <w:rPr>
+                <w:rFonts w:ascii="Times New Roman" w:cs="Times New Roman" w:eastAsia="Times New Roman" w:hAnsi="Times New Roman"/>
+                <w:b w:val="false"/>
+                <w:bCs w:val="false"/>
+                <w:i w:val="false"/>
+                <w:iCs w:val="false"/>
+                <w:color w:val="111111"/>
+                <w:sz w:val="18"/>
+                <w:szCs w:val="18"/>
               </w:rPr>
               <w:t xml:space="preserve"/>
             </w:r>
@@ -5806,29 +5734,11 @@
             </w:tcMar>
             <w:vAlign w:val="center"/>
           </w:tcPr>
-          <w:p>
-            <w:pPr>
-              <w:spacing w:after="0" w:line="270"/>
-            </w:pPr>
-            <w:r>
-              <w:rPr>
-                <w:rFonts w:ascii="Times New Roman" w:cs="Times New Roman" w:eastAsia="Times New Roman" w:hAnsi="Times New Roman"/>
-                <w:b w:val="false"/>
-                <w:bCs w:val="false"/>
-                <w:i w:val="false"/>
-                <w:iCs w:val="false"/>
-                <w:color w:val="111111"/>
-                <w:sz w:val="21"/>
-                <w:szCs w:val="21"/>
-              </w:rPr>
-              <w:t xml:space="preserve"/>
-            </w:r>
-          </w:p>
         </w:tc>
       </w:tr>
       <w:tr>
         <w:trPr>
-          <w:trHeight w:val="420" w:hRule="atLeast"/>
+          <w:trHeight w:val="294" w:hRule="atLeast"/>
         </w:trPr>
         <w:tc>
           <w:tcPr>
@@ -5843,19 +5753,19 @@
           </w:tcPr>
           <w:p>
             <w:pPr>
-              <w:spacing w:after="0" w:line="270"/>
-              <w:jc w:val="center"/>
-            </w:pPr>
-            <w:r>
-              <w:rPr>
-                <w:rFonts w:ascii="Times New Roman" w:cs="Times New Roman" w:eastAsia="Times New Roman" w:hAnsi="Times New Roman"/>
-                <w:b w:val="false"/>
-                <w:bCs w:val="false"/>
-                <w:i w:val="false"/>
-                <w:iCs w:val="false"/>
-                <w:color w:val="111111"/>
-                <w:sz w:val="19"/>
-                <w:szCs w:val="19"/>
+              <w:spacing w:after="0" w:line="220"/>
+              <w:jc w:val="center"/>
+            </w:pPr>
+            <w:r>
+              <w:rPr>
+                <w:rFonts w:ascii="Times New Roman" w:cs="Times New Roman" w:eastAsia="Times New Roman" w:hAnsi="Times New Roman"/>
+                <w:b w:val="false"/>
+                <w:bCs w:val="false"/>
+                <w:i w:val="false"/>
+                <w:iCs w:val="false"/>
+                <w:color w:val="111111"/>
+                <w:sz w:val="17"/>
+                <w:szCs w:val="17"/>
               </w:rPr>
               <w:t xml:space="preserve">5</w:t>
             </w:r>
@@ -5875,7 +5785,7 @@
           <w:p>
             <w:pPr>
               <w:bidi/>
-              <w:spacing w:after="0" w:line="320"/>
+              <w:spacing w:after="0" w:line="220"/>
             </w:pPr>
             <w:r>
               <w:rPr>
@@ -5883,8 +5793,8 @@
                 <w:b w:val="false"/>
                 <w:bCs w:val="false"/>
                 <w:color w:val="111111"/>
-                <w:sz w:val="28"/>
-                <w:szCs w:val="28"/>
+                <w:sz w:val="25"/>
+                <w:szCs w:val="25"/>
                 <w:rtl/>
               </w:rPr>
               <w:t xml:space="preserve">اَلطَّبَاشِيرُ عَلَى الْمِنْضَدَةِ.</w:t>
@@ -5904,18 +5814,18 @@
           </w:tcPr>
           <w:p>
             <w:pPr>
-              <w:spacing w:after="0" w:line="270"/>
-            </w:pPr>
-            <w:r>
-              <w:rPr>
-                <w:rFonts w:ascii="Times New Roman" w:cs="Times New Roman" w:eastAsia="Times New Roman" w:hAnsi="Times New Roman"/>
-                <w:b w:val="false"/>
-                <w:bCs w:val="false"/>
-                <w:i w:val="false"/>
-                <w:iCs w:val="false"/>
-                <w:color w:val="111111"/>
-                <w:sz w:val="21"/>
-                <w:szCs w:val="21"/>
+              <w:spacing w:after="0" w:line="220"/>
+            </w:pPr>
+            <w:r>
+              <w:rPr>
+                <w:rFonts w:ascii="Times New Roman" w:cs="Times New Roman" w:eastAsia="Times New Roman" w:hAnsi="Times New Roman"/>
+                <w:b w:val="false"/>
+                <w:bCs w:val="false"/>
+                <w:i w:val="false"/>
+                <w:iCs w:val="false"/>
+                <w:color w:val="111111"/>
+                <w:sz w:val="18"/>
+                <w:szCs w:val="18"/>
               </w:rPr>
               <w:t xml:space="preserve"/>
             </w:r>
@@ -5932,24 +5842,6 @@
             </w:tcMar>
             <w:vAlign w:val="center"/>
           </w:tcPr>
-          <w:p>
-            <w:pPr>
-              <w:spacing w:after="0" w:line="270"/>
-            </w:pPr>
-            <w:r>
-              <w:rPr>
-                <w:rFonts w:ascii="Times New Roman" w:cs="Times New Roman" w:eastAsia="Times New Roman" w:hAnsi="Times New Roman"/>
-                <w:b w:val="false"/>
-                <w:bCs w:val="false"/>
-                <w:i w:val="false"/>
-                <w:iCs w:val="false"/>
-                <w:color w:val="111111"/>
-                <w:sz w:val="21"/>
-                <w:szCs w:val="21"/>
-              </w:rPr>
-              <w:t xml:space="preserve"/>
-            </w:r>
-          </w:p>
         </w:tc>
       </w:tr>
     </w:tbl>
@@ -5958,7 +5850,7 @@
         <w:tabs>
           <w:tab w:val="right" w:pos="9864"/>
         </w:tabs>
-        <w:spacing w:after="90" w:before="220" w:line="280"/>
+        <w:spacing w:after="36" w:before="88" w:line="220"/>
         <w:ind w:left="340" w:hanging="340"/>
       </w:pPr>
       <w:r>
@@ -5969,16 +5861,16 @@
           <w:i w:val="false"/>
           <w:iCs w:val="false"/>
           <w:color w:val="111111"/>
-          <w:sz w:val="21"/>
-          <w:szCs w:val="21"/>
+          <w:sz w:val="18"/>
+          <w:szCs w:val="18"/>
         </w:rPr>
         <w:t xml:space="preserve">7.</w:t>
       </w:r>
       <w:r>
         <w:rPr>
           <w:rFonts w:ascii="Times New Roman" w:cs="Times New Roman" w:eastAsia="Times New Roman" w:hAnsi="Times New Roman"/>
-          <w:sz w:val="21"/>
-          <w:szCs w:val="21"/>
+          <w:sz w:val="18"/>
+          <w:szCs w:val="18"/>
         </w:rPr>
         <w:tab/>
       </w:r>
@@ -5990,16 +5882,16 @@
           <w:i w:val="false"/>
           <w:iCs w:val="false"/>
           <w:color w:val="111111"/>
-          <w:sz w:val="21"/>
-          <w:szCs w:val="21"/>
+          <w:sz w:val="18"/>
+          <w:szCs w:val="18"/>
         </w:rPr>
         <w:t xml:space="preserve">Aşağıdaki kelimeleri sıralayarak anlamlı cümleler kurunuz.</w:t>
       </w:r>
       <w:r>
         <w:rPr>
           <w:rFonts w:ascii="Times New Roman" w:cs="Times New Roman" w:eastAsia="Times New Roman" w:hAnsi="Times New Roman"/>
-          <w:sz w:val="21"/>
-          <w:szCs w:val="21"/>
+          <w:sz w:val="18"/>
+          <w:szCs w:val="18"/>
         </w:rPr>
         <w:tab/>
       </w:r>
@@ -6011,8 +5903,8 @@
           <w:i w:val="false"/>
           <w:iCs w:val="false"/>
           <w:color w:val="55636F"/>
-          <w:sz w:val="18"/>
-          <w:szCs w:val="18"/>
+          <w:sz w:val="16"/>
+          <w:szCs w:val="16"/>
         </w:rPr>
         <w:t xml:space="preserve">(10 puan)</w:t>
       </w:r>
@@ -6020,7 +5912,7 @@
     <w:p>
       <w:pPr>
         <w:keepNext w:val="false"/>
-        <w:spacing w:after="90" w:before="0" w:line="280"/>
+        <w:spacing w:after="36" w:before="0" w:line="220"/>
         <w:ind w:left="340"/>
       </w:pPr>
       <w:r>
@@ -6031,8 +5923,8 @@
           <w:i/>
           <w:iCs/>
           <w:color w:val="5B6772"/>
-          <w:sz w:val="18"/>
-          <w:szCs w:val="18"/>
+          <w:sz w:val="16"/>
+          <w:szCs w:val="16"/>
         </w:rPr>
         <w:t xml:space="preserve">Her doğru cümle 2 puandır.</w:t>
       </w:r>
@@ -6055,7 +5947,7 @@
       </w:tblGrid>
       <w:tr>
         <w:trPr>
-          <w:trHeight w:val="760" w:hRule="atLeast"/>
+          <w:trHeight w:val="532" w:hRule="atLeast"/>
         </w:trPr>
         <w:tc>
           <w:tcPr>
@@ -6073,7 +5965,7 @@
           </w:tcPr>
           <w:p>
             <w:pPr>
-              <w:spacing w:after="0" w:line="270"/>
+              <w:spacing w:after="0" w:line="220"/>
               <w:jc w:val="center"/>
             </w:pPr>
             <w:r>
@@ -6084,8 +5976,8 @@
                 <w:i w:val="false"/>
                 <w:iCs w:val="false"/>
                 <w:color w:val="111111"/>
-                <w:sz w:val="19"/>
-                <w:szCs w:val="19"/>
+                <w:sz w:val="17"/>
+                <w:szCs w:val="17"/>
               </w:rPr>
               <w:t xml:space="preserve">1.</w:t>
             </w:r>
@@ -6108,7 +6000,7 @@
           <w:p>
             <w:pPr>
               <w:bidi/>
-              <w:spacing w:after="0" w:line="320"/>
+              <w:spacing w:after="0" w:line="220"/>
             </w:pPr>
             <w:r>
               <w:rPr>
@@ -6116,8 +6008,8 @@
                 <w:b w:val="false"/>
                 <w:bCs w:val="false"/>
                 <w:color w:val="111111"/>
-                <w:sz w:val="28"/>
-                <w:szCs w:val="28"/>
+                <w:sz w:val="25"/>
+                <w:szCs w:val="25"/>
                 <w:rtl/>
               </w:rPr>
               <w:t xml:space="preserve">الصَّفِّ  ـ  فِي  ـ  الْمُعَلِّمُ</w:t>
@@ -6127,7 +6019,7 @@
       </w:tr>
       <w:tr>
         <w:trPr>
-          <w:trHeight w:val="760" w:hRule="atLeast"/>
+          <w:trHeight w:val="532" w:hRule="atLeast"/>
         </w:trPr>
         <w:tc>
           <w:tcPr>
@@ -6145,7 +6037,7 @@
           </w:tcPr>
           <w:p>
             <w:pPr>
-              <w:spacing w:after="0" w:line="270"/>
+              <w:spacing w:after="0" w:line="220"/>
               <w:jc w:val="center"/>
             </w:pPr>
             <w:r>
@@ -6156,8 +6048,8 @@
                 <w:i w:val="false"/>
                 <w:iCs w:val="false"/>
                 <w:color w:val="111111"/>
-                <w:sz w:val="19"/>
-                <w:szCs w:val="19"/>
+                <w:sz w:val="17"/>
+                <w:szCs w:val="17"/>
               </w:rPr>
               <w:t xml:space="preserve">2.</w:t>
             </w:r>
@@ -6180,7 +6072,7 @@
           <w:p>
             <w:pPr>
               <w:bidi/>
-              <w:spacing w:after="0" w:line="320"/>
+              <w:spacing w:after="0" w:line="220"/>
             </w:pPr>
             <w:r>
               <w:rPr>
@@ -6188,8 +6080,8 @@
                 <w:b w:val="false"/>
                 <w:bCs w:val="false"/>
                 <w:color w:val="111111"/>
-                <w:sz w:val="28"/>
-                <w:szCs w:val="28"/>
+                <w:sz w:val="25"/>
+                <w:szCs w:val="25"/>
                 <w:rtl/>
               </w:rPr>
               <w:t xml:space="preserve">كِتَابٌ  ـ  هَذَا  ـ  جَدِيدٌ</w:t>
@@ -6199,7 +6091,7 @@
       </w:tr>
       <w:tr>
         <w:trPr>
-          <w:trHeight w:val="760" w:hRule="atLeast"/>
+          <w:trHeight w:val="532" w:hRule="atLeast"/>
         </w:trPr>
         <w:tc>
           <w:tcPr>
@@ -6217,7 +6109,7 @@
           </w:tcPr>
           <w:p>
             <w:pPr>
-              <w:spacing w:after="0" w:line="270"/>
+              <w:spacing w:after="0" w:line="220"/>
               <w:jc w:val="center"/>
             </w:pPr>
             <w:r>
@@ -6228,8 +6120,8 @@
                 <w:i w:val="false"/>
                 <w:iCs w:val="false"/>
                 <w:color w:val="111111"/>
-                <w:sz w:val="19"/>
-                <w:szCs w:val="19"/>
+                <w:sz w:val="17"/>
+                <w:szCs w:val="17"/>
               </w:rPr>
               <w:t xml:space="preserve">3.</w:t>
             </w:r>
@@ -6252,7 +6144,7 @@
           <w:p>
             <w:pPr>
               <w:bidi/>
-              <w:spacing w:after="0" w:line="320"/>
+              <w:spacing w:after="0" w:line="220"/>
             </w:pPr>
             <w:r>
               <w:rPr>
@@ -6260,8 +6152,8 @@
                 <w:b w:val="false"/>
                 <w:bCs w:val="false"/>
                 <w:color w:val="111111"/>
-                <w:sz w:val="28"/>
-                <w:szCs w:val="28"/>
+                <w:sz w:val="25"/>
+                <w:szCs w:val="25"/>
                 <w:rtl/>
               </w:rPr>
               <w:t xml:space="preserve">الْمِنْضَدَةِ  ـ  عَلَى  ـ  الدَّفْتَرُ</w:t>
@@ -6271,7 +6163,7 @@
       </w:tr>
       <w:tr>
         <w:trPr>
-          <w:trHeight w:val="760" w:hRule="atLeast"/>
+          <w:trHeight w:val="532" w:hRule="atLeast"/>
         </w:trPr>
         <w:tc>
           <w:tcPr>
@@ -6289,7 +6181,7 @@
           </w:tcPr>
           <w:p>
             <w:pPr>
-              <w:spacing w:after="0" w:line="270"/>
+              <w:spacing w:after="0" w:line="220"/>
               <w:jc w:val="center"/>
             </w:pPr>
             <w:r>
@@ -6300,8 +6192,8 @@
                 <w:i w:val="false"/>
                 <w:iCs w:val="false"/>
                 <w:color w:val="111111"/>
-                <w:sz w:val="19"/>
-                <w:szCs w:val="19"/>
+                <w:sz w:val="17"/>
+                <w:szCs w:val="17"/>
               </w:rPr>
               <w:t xml:space="preserve">4.</w:t>
             </w:r>
@@ -6324,7 +6216,7 @@
           <w:p>
             <w:pPr>
               <w:bidi/>
-              <w:spacing w:after="0" w:line="320"/>
+              <w:spacing w:after="0" w:line="220"/>
             </w:pPr>
             <w:r>
               <w:rPr>
@@ -6332,8 +6224,8 @@
                 <w:b w:val="false"/>
                 <w:bCs w:val="false"/>
                 <w:color w:val="111111"/>
-                <w:sz w:val="28"/>
-                <w:szCs w:val="28"/>
+                <w:sz w:val="25"/>
+                <w:szCs w:val="25"/>
                 <w:rtl/>
               </w:rPr>
               <w:t xml:space="preserve">الْكُرْسِيِّ  ـ  تَحْتَ  ـ  الْحَقِيبَةُ</w:t>
@@ -6343,7 +6235,7 @@
       </w:tr>
       <w:tr>
         <w:trPr>
-          <w:trHeight w:val="760" w:hRule="atLeast"/>
+          <w:trHeight w:val="532" w:hRule="atLeast"/>
         </w:trPr>
         <w:tc>
           <w:tcPr>
@@ -6361,7 +6253,7 @@
           </w:tcPr>
           <w:p>
             <w:pPr>
-              <w:spacing w:after="0" w:line="270"/>
+              <w:spacing w:after="0" w:line="220"/>
               <w:jc w:val="center"/>
             </w:pPr>
             <w:r>
@@ -6372,8 +6264,8 @@
                 <w:i w:val="false"/>
                 <w:iCs w:val="false"/>
                 <w:color w:val="111111"/>
-                <w:sz w:val="19"/>
-                <w:szCs w:val="19"/>
+                <w:sz w:val="17"/>
+                <w:szCs w:val="17"/>
               </w:rPr>
               <w:t xml:space="preserve">5.</w:t>
             </w:r>
@@ -6396,7 +6288,7 @@
           <w:p>
             <w:pPr>
               <w:bidi/>
-              <w:spacing w:after="0" w:line="320"/>
+              <w:spacing w:after="0" w:line="220"/>
             </w:pPr>
             <w:r>
               <w:rPr>
@@ -6404,8 +6296,8 @@
                 <w:b w:val="false"/>
                 <w:bCs w:val="false"/>
                 <w:color w:val="111111"/>
-                <w:sz w:val="28"/>
-                <w:szCs w:val="28"/>
+                <w:sz w:val="25"/>
+                <w:szCs w:val="25"/>
                 <w:rtl/>
               </w:rPr>
               <w:t xml:space="preserve">مِسْطَرَةٌ  ـ  هَذِهِ  ـ  صَغِيرَةٌ</w:t>
@@ -6419,7 +6311,7 @@
         <w:tabs>
           <w:tab w:val="right" w:pos="9864"/>
         </w:tabs>
-        <w:spacing w:after="90" w:before="220" w:line="280"/>
+        <w:spacing w:after="36" w:before="88" w:line="220"/>
         <w:ind w:left="340" w:hanging="340"/>
       </w:pPr>
       <w:r>
@@ -6430,16 +6322,16 @@
           <w:i w:val="false"/>
           <w:iCs w:val="false"/>
           <w:color w:val="111111"/>
-          <w:sz w:val="21"/>
-          <w:szCs w:val="21"/>
+          <w:sz w:val="18"/>
+          <w:szCs w:val="18"/>
         </w:rPr>
         <w:t xml:space="preserve">8.</w:t>
       </w:r>
       <w:r>
         <w:rPr>
           <w:rFonts w:ascii="Times New Roman" w:cs="Times New Roman" w:eastAsia="Times New Roman" w:hAnsi="Times New Roman"/>
-          <w:sz w:val="21"/>
-          <w:szCs w:val="21"/>
+          <w:sz w:val="18"/>
+          <w:szCs w:val="18"/>
         </w:rPr>
         <w:tab/>
       </w:r>
@@ -6451,16 +6343,16 @@
           <w:i w:val="false"/>
           <w:iCs w:val="false"/>
           <w:color w:val="111111"/>
-          <w:sz w:val="21"/>
-          <w:szCs w:val="21"/>
+          <w:sz w:val="18"/>
+          <w:szCs w:val="18"/>
         </w:rPr>
         <w:t xml:space="preserve">Sınıfınızı ve sınıfınızdaki eşyaları tanıtan en az dört cümle yazınız.</w:t>
       </w:r>
       <w:r>
         <w:rPr>
           <w:rFonts w:ascii="Times New Roman" w:cs="Times New Roman" w:eastAsia="Times New Roman" w:hAnsi="Times New Roman"/>
-          <w:sz w:val="21"/>
-          <w:szCs w:val="21"/>
+          <w:sz w:val="18"/>
+          <w:szCs w:val="18"/>
         </w:rPr>
         <w:tab/>
       </w:r>
@@ -6472,8 +6364,8 @@
           <w:i w:val="false"/>
           <w:iCs w:val="false"/>
           <w:color w:val="55636F"/>
-          <w:sz w:val="18"/>
-          <w:szCs w:val="18"/>
+          <w:sz w:val="16"/>
+          <w:szCs w:val="16"/>
         </w:rPr>
         <w:t xml:space="preserve">(15 puan)</w:t>
       </w:r>
@@ -6481,7 +6373,7 @@
     <w:p>
       <w:pPr>
         <w:keepNext w:val="false"/>
-        <w:spacing w:after="90" w:before="0" w:line="280"/>
+        <w:spacing w:after="36" w:before="0" w:line="220"/>
         <w:ind w:left="340"/>
       </w:pPr>
       <w:r>
@@ -6492,8 +6384,8 @@
           <w:i/>
           <w:iCs/>
           <w:color w:val="5B6772"/>
-          <w:sz w:val="18"/>
-          <w:szCs w:val="18"/>
+          <w:sz w:val="16"/>
+          <w:szCs w:val="16"/>
         </w:rPr>
         <w:t xml:space="preserve">Havuzdaki kelimelerden yararlanabilirsiniz.</w:t>
       </w:r>
@@ -6528,7 +6420,7 @@
           </w:tcPr>
           <w:p>
             <w:pPr>
-              <w:spacing w:after="50"/>
+              <w:spacing w:after="20"/>
             </w:pPr>
             <w:r>
               <w:rPr>
@@ -6538,8 +6430,8 @@
                 <w:i w:val="false"/>
                 <w:iCs w:val="false"/>
                 <w:color w:val="39454F"/>
-                <w:sz w:val="17"/>
-                <w:szCs w:val="17"/>
+                <w:sz w:val="15"/>
+                <w:szCs w:val="15"/>
               </w:rPr>
               <w:t xml:space="preserve">KELİME HAVUZU</w:t>
             </w:r>
@@ -6547,7 +6439,7 @@
           <w:p>
             <w:pPr>
               <w:bidi/>
-              <w:spacing w:after="0" w:line="360"/>
+              <w:spacing w:after="0" w:line="220"/>
               <w:jc w:val="center"/>
             </w:pPr>
             <w:r>
@@ -6556,8 +6448,8 @@
                 <w:b w:val="false"/>
                 <w:bCs w:val="false"/>
                 <w:color w:val="111111"/>
-                <w:sz w:val="30"/>
-                <w:szCs w:val="30"/>
+                <w:sz w:val="27"/>
+                <w:szCs w:val="27"/>
                 <w:rtl/>
               </w:rPr>
               <w:t xml:space="preserve">صَفِّي   —   سَبُّورَةٌ   —   مِنْضَدَةٌ   —   نَافِذَةٌ   —   فِي   —   عَلَى   —   كَبِيرٌ</w:t>
@@ -6568,7 +6460,7 @@
     </w:tbl>
     <w:p>
       <w:pPr>
-        <w:spacing w:after="80"/>
+        <w:spacing w:after="32"/>
       </w:pPr>
       <w:r>
         <w:rPr>
@@ -6578,8 +6470,30 @@
           <w:i w:val="false"/>
           <w:iCs w:val="false"/>
           <w:color w:val="111111"/>
-          <w:sz w:val="21"/>
-          <w:szCs w:val="21"/>
+          <w:sz w:val="18"/>
+          <w:szCs w:val="18"/>
+        </w:rPr>
+        <w:t xml:space="preserve"/>
+      </w:r>
+    </w:p>
+    <w:p>
+      <w:pPr>
+        <w:pBdr>
+          <w:bottom w:val="dotted" w:color="96A3B0" w:sz="6"/>
+        </w:pBdr>
+        <w:bidi/>
+        <w:spacing w:after="84" w:line="220"/>
+      </w:pPr>
+      <w:r>
+        <w:rPr>
+          <w:rFonts w:ascii="Times New Roman" w:cs="Times New Roman" w:eastAsia="Times New Roman" w:hAnsi="Times New Roman"/>
+          <w:b w:val="false"/>
+          <w:bCs w:val="false"/>
+          <w:i w:val="false"/>
+          <w:iCs w:val="false"/>
+          <w:color w:val="111111"/>
+          <w:sz w:val="18"/>
+          <w:szCs w:val="18"/>
         </w:rPr>
         <w:t xml:space="preserve"/>
       </w:r>
@@ -6590,7 +6504,7 @@
           <w:bottom w:val="dotted" w:color="97A4B1" w:sz="6"/>
         </w:pBdr>
         <w:bidi/>
-        <w:spacing w:after="210" w:line="300"/>
+        <w:spacing w:after="84" w:line="220"/>
       </w:pPr>
       <w:r>
         <w:rPr>
@@ -6600,8 +6514,30 @@
           <w:i w:val="false"/>
           <w:iCs w:val="false"/>
           <w:color w:val="111111"/>
-          <w:sz w:val="21"/>
-          <w:szCs w:val="21"/>
+          <w:sz w:val="18"/>
+          <w:szCs w:val="18"/>
+        </w:rPr>
+        <w:t xml:space="preserve"/>
+      </w:r>
+    </w:p>
+    <w:p>
+      <w:pPr>
+        <w:pBdr>
+          <w:bottom w:val="dotted" w:color="97A4B1" w:sz="6"/>
+        </w:pBdr>
+        <w:bidi/>
+        <w:spacing w:after="84" w:line="220"/>
+      </w:pPr>
+      <w:r>
+        <w:rPr>
+          <w:rFonts w:ascii="Times New Roman" w:cs="Times New Roman" w:eastAsia="Times New Roman" w:hAnsi="Times New Roman"/>
+          <w:b w:val="false"/>
+          <w:bCs w:val="false"/>
+          <w:i w:val="false"/>
+          <w:iCs w:val="false"/>
+          <w:color w:val="111111"/>
+          <w:sz w:val="18"/>
+          <w:szCs w:val="18"/>
         </w:rPr>
         <w:t xml:space="preserve"/>
       </w:r>
@@ -6612,7 +6548,7 @@
           <w:bottom w:val="dotted" w:color="96A3B0" w:sz="6"/>
         </w:pBdr>
         <w:bidi/>
-        <w:spacing w:after="210" w:line="300"/>
+        <w:spacing w:after="84" w:line="220"/>
       </w:pPr>
       <w:r>
         <w:rPr>
@@ -6622,19 +6558,15 @@
           <w:i w:val="false"/>
           <w:iCs w:val="false"/>
           <w:color w:val="111111"/>
-          <w:sz w:val="21"/>
-          <w:szCs w:val="21"/>
+          <w:sz w:val="18"/>
+          <w:szCs w:val="18"/>
         </w:rPr>
         <w:t xml:space="preserve"/>
       </w:r>
     </w:p>
     <w:p>
       <w:pPr>
-        <w:pBdr>
-          <w:bottom w:val="dotted" w:color="97A4B1" w:sz="6"/>
-        </w:pBdr>
-        <w:bidi/>
-        <w:spacing w:after="210" w:line="300"/>
+        <w:spacing w:after="72"/>
       </w:pPr>
       <w:r>
         <w:rPr>
@@ -6644,92 +6576,8 @@
           <w:i w:val="false"/>
           <w:iCs w:val="false"/>
           <w:color w:val="111111"/>
-          <w:sz w:val="21"/>
-          <w:szCs w:val="21"/>
-        </w:rPr>
-        <w:t xml:space="preserve"/>
-      </w:r>
-    </w:p>
-    <w:p>
-      <w:pPr>
-        <w:pBdr>
-          <w:bottom w:val="dotted" w:color="96A3B0" w:sz="6"/>
-        </w:pBdr>
-        <w:bidi/>
-        <w:spacing w:after="210" w:line="300"/>
-      </w:pPr>
-      <w:r>
-        <w:rPr>
-          <w:rFonts w:ascii="Times New Roman" w:cs="Times New Roman" w:eastAsia="Times New Roman" w:hAnsi="Times New Roman"/>
-          <w:b w:val="false"/>
-          <w:bCs w:val="false"/>
-          <w:i w:val="false"/>
-          <w:iCs w:val="false"/>
-          <w:color w:val="111111"/>
-          <w:sz w:val="21"/>
-          <w:szCs w:val="21"/>
-        </w:rPr>
-        <w:t xml:space="preserve"/>
-      </w:r>
-    </w:p>
-    <w:p>
-      <w:pPr>
-        <w:pBdr>
-          <w:bottom w:val="dotted" w:color="97A4B1" w:sz="6"/>
-        </w:pBdr>
-        <w:bidi/>
-        <w:spacing w:after="210" w:line="300"/>
-      </w:pPr>
-      <w:r>
-        <w:rPr>
-          <w:rFonts w:ascii="Times New Roman" w:cs="Times New Roman" w:eastAsia="Times New Roman" w:hAnsi="Times New Roman"/>
-          <w:b w:val="false"/>
-          <w:bCs w:val="false"/>
-          <w:i w:val="false"/>
-          <w:iCs w:val="false"/>
-          <w:color w:val="111111"/>
-          <w:sz w:val="21"/>
-          <w:szCs w:val="21"/>
-        </w:rPr>
-        <w:t xml:space="preserve"/>
-      </w:r>
-    </w:p>
-    <w:p>
-      <w:pPr>
-        <w:pBdr>
-          <w:bottom w:val="dotted" w:color="96A3B0" w:sz="6"/>
-        </w:pBdr>
-        <w:bidi/>
-        <w:spacing w:after="210" w:line="300"/>
-      </w:pPr>
-      <w:r>
-        <w:rPr>
-          <w:rFonts w:ascii="Times New Roman" w:cs="Times New Roman" w:eastAsia="Times New Roman" w:hAnsi="Times New Roman"/>
-          <w:b w:val="false"/>
-          <w:bCs w:val="false"/>
-          <w:i w:val="false"/>
-          <w:iCs w:val="false"/>
-          <w:color w:val="111111"/>
-          <w:sz w:val="21"/>
-          <w:szCs w:val="21"/>
-        </w:rPr>
-        <w:t xml:space="preserve"/>
-      </w:r>
-    </w:p>
-    <w:p>
-      <w:pPr>
-        <w:spacing w:after="180"/>
-      </w:pPr>
-      <w:r>
-        <w:rPr>
-          <w:rFonts w:ascii="Times New Roman" w:cs="Times New Roman" w:eastAsia="Times New Roman" w:hAnsi="Times New Roman"/>
-          <w:b w:val="false"/>
-          <w:bCs w:val="false"/>
-          <w:i w:val="false"/>
-          <w:iCs w:val="false"/>
-          <w:color w:val="111111"/>
-          <w:sz w:val="21"/>
-          <w:szCs w:val="21"/>
+          <w:sz w:val="18"/>
+          <w:szCs w:val="18"/>
         </w:rPr>
         <w:t xml:space="preserve"/>
       </w:r>
@@ -6737,7 +6585,7 @@
     <w:p>
       <w:pPr>
         <w:keepNext w:val="false"/>
-        <w:spacing w:after="70" w:before="0" w:line="280"/>
+        <w:spacing w:after="28" w:before="0" w:line="220"/>
         <w:jc w:val="center"/>
       </w:pPr>
       <w:r>
@@ -6748,8 +6596,8 @@
           <w:i/>
           <w:iCs/>
           <w:color w:val="5B6772"/>
-          <w:sz w:val="19"/>
-          <w:szCs w:val="19"/>
+          <w:sz w:val="17"/>
+          <w:szCs w:val="17"/>
         </w:rPr>
         <w:t xml:space="preserve">Başarılar dilerim.</w:t>
       </w:r>
@@ -6757,7 +6605,7 @@
     <w:p>
       <w:pPr>
         <w:keepNext w:val="false"/>
-        <w:spacing w:after="70" w:before="0" w:line="280"/>
+        <w:spacing w:after="28" w:before="0" w:line="220"/>
         <w:jc w:val="center"/>
       </w:pPr>
       <w:r>
@@ -6768,8 +6616,8 @@
           <w:i w:val="false"/>
           <w:iCs w:val="false"/>
           <w:color w:val="5B6772"/>
-          <w:sz w:val="18"/>
-          <w:szCs w:val="18"/>
+          <w:sz w:val="16"/>
+          <w:szCs w:val="16"/>
         </w:rPr>
         <w:t xml:space="preserve">Arapça Öğretmeni</w:t>
       </w:r>
@@ -6784,7 +6632,7 @@
         <w:pBdr>
           <w:bottom w:val="single" w:color="3F4C58" w:sz="8"/>
         </w:pBdr>
-        <w:spacing w:after="40"/>
+        <w:spacing w:after="16"/>
         <w:jc w:val="center"/>
       </w:pPr>
       <w:r>
@@ -6795,8 +6643,8 @@
           <w:i w:val="false"/>
           <w:iCs w:val="false"/>
           <w:color w:val="15222E"/>
-          <w:sz w:val="24"/>
-          <w:szCs w:val="24"/>
+          <w:sz w:val="21"/>
+          <w:szCs w:val="21"/>
         </w:rPr>
         <w:t xml:space="preserve">CEVAP ANAHTARI VE PUANLAMA</w:t>
       </w:r>
@@ -6804,7 +6652,7 @@
     <w:p>
       <w:pPr>
         <w:keepNext w:val="false"/>
-        <w:spacing w:after="160" w:before="0" w:line="280"/>
+        <w:spacing w:after="64" w:before="0" w:line="220"/>
         <w:jc w:val="center"/>
       </w:pPr>
       <w:r>
@@ -6815,8 +6663,8 @@
           <w:i/>
           <w:iCs/>
           <w:color w:val="5B6772"/>
-          <w:sz w:val="18"/>
-          <w:szCs w:val="18"/>
+          <w:sz w:val="16"/>
+          <w:szCs w:val="16"/>
         </w:rPr>
         <w:t xml:space="preserve">5. Sınıf · 1. Dönem 2. Yazılı · Klasik · 2. Ünite (SINIFIM)</w:t>
       </w:r>
@@ -6824,7 +6672,7 @@
     <w:p>
       <w:pPr>
         <w:keepNext w:val="false"/>
-        <w:spacing w:after="180" w:before="0" w:line="280"/>
+        <w:spacing w:after="72" w:before="0" w:line="220"/>
         <w:jc w:val="center"/>
       </w:pPr>
       <w:r>
@@ -6835,8 +6683,8 @@
           <w:i/>
           <w:iCs/>
           <w:color w:val="8A97A3"/>
-          <w:sz w:val="16"/>
-          <w:szCs w:val="16"/>
+          <w:sz w:val="14"/>
+          <w:szCs w:val="14"/>
         </w:rPr>
         <w:t xml:space="preserve">Bu sayfa öğrenciye verilmez.</w:t>
       </w:r>
@@ -6876,7 +6724,7 @@
           </w:tcPr>
           <w:p>
             <w:pPr>
-              <w:spacing w:after="0" w:line="270"/>
+              <w:spacing w:after="0" w:line="220"/>
               <w:jc w:val="center"/>
             </w:pPr>
             <w:r>
@@ -6887,8 +6735,8 @@
                 <w:i w:val="false"/>
                 <w:iCs w:val="false"/>
                 <w:color w:val="111111"/>
-                <w:sz w:val="18"/>
-                <w:szCs w:val="18"/>
+                <w:sz w:val="16"/>
+                <w:szCs w:val="16"/>
               </w:rPr>
               <w:t xml:space="preserve">Soru</w:t>
             </w:r>
@@ -6908,7 +6756,7 @@
           </w:tcPr>
           <w:p>
             <w:pPr>
-              <w:spacing w:after="0" w:line="270"/>
+              <w:spacing w:after="0" w:line="220"/>
               <w:jc w:val="center"/>
             </w:pPr>
             <w:r>
@@ -6919,8 +6767,8 @@
                 <w:i w:val="false"/>
                 <w:iCs w:val="false"/>
                 <w:color w:val="111111"/>
-                <w:sz w:val="18"/>
-                <w:szCs w:val="18"/>
+                <w:sz w:val="16"/>
+                <w:szCs w:val="16"/>
               </w:rPr>
               <w:t xml:space="preserve">Puan</w:t>
             </w:r>
@@ -6940,7 +6788,7 @@
           </w:tcPr>
           <w:p>
             <w:pPr>
-              <w:spacing w:after="0" w:line="270"/>
+              <w:spacing w:after="0" w:line="220"/>
               <w:jc w:val="center"/>
             </w:pPr>
             <w:r>
@@ -6951,8 +6799,8 @@
                 <w:i w:val="false"/>
                 <w:iCs w:val="false"/>
                 <w:color w:val="111111"/>
-                <w:sz w:val="18"/>
-                <w:szCs w:val="18"/>
+                <w:sz w:val="16"/>
+                <w:szCs w:val="16"/>
               </w:rPr>
               <w:t xml:space="preserve">Cevap</w:t>
             </w:r>
@@ -6973,7 +6821,7 @@
           </w:tcPr>
           <w:p>
             <w:pPr>
-              <w:spacing w:after="0" w:line="270"/>
+              <w:spacing w:after="0" w:line="220"/>
               <w:jc w:val="center"/>
             </w:pPr>
             <w:r>
@@ -6984,8 +6832,8 @@
                 <w:i w:val="false"/>
                 <w:iCs w:val="false"/>
                 <w:color w:val="111111"/>
-                <w:sz w:val="19"/>
-                <w:szCs w:val="19"/>
+                <w:sz w:val="17"/>
+                <w:szCs w:val="17"/>
               </w:rPr>
               <w:t xml:space="preserve">1</w:t>
             </w:r>
@@ -7004,19 +6852,19 @@
           </w:tcPr>
           <w:p>
             <w:pPr>
-              <w:spacing w:after="0" w:line="270"/>
-              <w:jc w:val="center"/>
-            </w:pPr>
-            <w:r>
-              <w:rPr>
-                <w:rFonts w:ascii="Times New Roman" w:cs="Times New Roman" w:eastAsia="Times New Roman" w:hAnsi="Times New Roman"/>
-                <w:b w:val="false"/>
-                <w:bCs w:val="false"/>
-                <w:i w:val="false"/>
-                <w:iCs w:val="false"/>
-                <w:color w:val="111111"/>
-                <w:sz w:val="19"/>
-                <w:szCs w:val="19"/>
+              <w:spacing w:after="0" w:line="220"/>
+              <w:jc w:val="center"/>
+            </w:pPr>
+            <w:r>
+              <w:rPr>
+                <w:rFonts w:ascii="Times New Roman" w:cs="Times New Roman" w:eastAsia="Times New Roman" w:hAnsi="Times New Roman"/>
+                <w:b w:val="false"/>
+                <w:bCs w:val="false"/>
+                <w:i w:val="false"/>
+                <w:iCs w:val="false"/>
+                <w:color w:val="111111"/>
+                <w:sz w:val="17"/>
+                <w:szCs w:val="17"/>
               </w:rPr>
               <w:t xml:space="preserve">12</w:t>
             </w:r>
@@ -7035,36 +6883,36 @@
           </w:tcPr>
           <w:p>
             <w:pPr>
-              <w:spacing w:after="0" w:line="270"/>
-            </w:pPr>
-            <w:r>
-              <w:rPr>
-                <w:rFonts w:ascii="Times New Roman" w:cs="Times New Roman" w:eastAsia="Times New Roman" w:hAnsi="Times New Roman"/>
-                <w:b w:val="false"/>
-                <w:bCs w:val="false"/>
-                <w:i w:val="false"/>
-                <w:iCs w:val="false"/>
-                <w:color w:val="111111"/>
-                <w:sz w:val="19"/>
-                <w:szCs w:val="19"/>
+              <w:spacing w:after="0" w:line="220"/>
+            </w:pPr>
+            <w:r>
+              <w:rPr>
+                <w:rFonts w:ascii="Times New Roman" w:cs="Times New Roman" w:eastAsia="Times New Roman" w:hAnsi="Times New Roman"/>
+                <w:b w:val="false"/>
+                <w:bCs w:val="false"/>
+                <w:i w:val="false"/>
+                <w:iCs w:val="false"/>
+                <w:color w:val="111111"/>
+                <w:sz w:val="17"/>
+                <w:szCs w:val="17"/>
               </w:rPr>
               <w:t xml:space="preserve">kitap · cetvel · (kara)tahta</w:t>
             </w:r>
           </w:p>
           <w:p>
             <w:pPr>
-              <w:spacing w:after="0" w:line="270"/>
-            </w:pPr>
-            <w:r>
-              <w:rPr>
-                <w:rFonts w:ascii="Times New Roman" w:cs="Times New Roman" w:eastAsia="Times New Roman" w:hAnsi="Times New Roman"/>
-                <w:b w:val="false"/>
-                <w:bCs w:val="false"/>
-                <w:i w:val="false"/>
-                <w:iCs w:val="false"/>
-                <w:color w:val="111111"/>
-                <w:sz w:val="19"/>
-                <w:szCs w:val="19"/>
+              <w:spacing w:after="0" w:line="220"/>
+            </w:pPr>
+            <w:r>
+              <w:rPr>
+                <w:rFonts w:ascii="Times New Roman" w:cs="Times New Roman" w:eastAsia="Times New Roman" w:hAnsi="Times New Roman"/>
+                <w:b w:val="false"/>
+                <w:bCs w:val="false"/>
+                <w:i w:val="false"/>
+                <w:iCs w:val="false"/>
+                <w:color w:val="111111"/>
+                <w:sz w:val="17"/>
+                <w:szCs w:val="17"/>
               </w:rPr>
               <w:t xml:space="preserve">pencere · çanta · kalemtıraş</w:t>
             </w:r>
@@ -7085,7 +6933,7 @@
           </w:tcPr>
           <w:p>
             <w:pPr>
-              <w:spacing w:after="0" w:line="270"/>
+              <w:spacing w:after="0" w:line="220"/>
               <w:jc w:val="center"/>
             </w:pPr>
             <w:r>
@@ -7096,8 +6944,8 @@
                 <w:i w:val="false"/>
                 <w:iCs w:val="false"/>
                 <w:color w:val="111111"/>
-                <w:sz w:val="19"/>
-                <w:szCs w:val="19"/>
+                <w:sz w:val="17"/>
+                <w:szCs w:val="17"/>
               </w:rPr>
               <w:t xml:space="preserve">2</w:t>
             </w:r>
@@ -7116,19 +6964,19 @@
           </w:tcPr>
           <w:p>
             <w:pPr>
-              <w:spacing w:after="0" w:line="270"/>
-              <w:jc w:val="center"/>
-            </w:pPr>
-            <w:r>
-              <w:rPr>
-                <w:rFonts w:ascii="Times New Roman" w:cs="Times New Roman" w:eastAsia="Times New Roman" w:hAnsi="Times New Roman"/>
-                <w:b w:val="false"/>
-                <w:bCs w:val="false"/>
-                <w:i w:val="false"/>
-                <w:iCs w:val="false"/>
-                <w:color w:val="111111"/>
-                <w:sz w:val="19"/>
-                <w:szCs w:val="19"/>
+              <w:spacing w:after="0" w:line="220"/>
+              <w:jc w:val="center"/>
+            </w:pPr>
+            <w:r>
+              <w:rPr>
+                <w:rFonts w:ascii="Times New Roman" w:cs="Times New Roman" w:eastAsia="Times New Roman" w:hAnsi="Times New Roman"/>
+                <w:b w:val="false"/>
+                <w:bCs w:val="false"/>
+                <w:i w:val="false"/>
+                <w:iCs w:val="false"/>
+                <w:color w:val="111111"/>
+                <w:sz w:val="17"/>
+                <w:szCs w:val="17"/>
               </w:rPr>
               <w:t xml:space="preserve">12</w:t>
             </w:r>
@@ -7148,7 +6996,7 @@
           <w:p>
             <w:pPr>
               <w:bidi/>
-              <w:spacing w:after="0" w:line="320"/>
+              <w:spacing w:after="0" w:line="220"/>
             </w:pPr>
             <w:r>
               <w:rPr>
@@ -7156,8 +7004,8 @@
                 <w:b w:val="false"/>
                 <w:bCs w:val="false"/>
                 <w:color w:val="111111"/>
-                <w:sz w:val="27"/>
-                <w:szCs w:val="27"/>
+                <w:sz w:val="25"/>
+                <w:szCs w:val="25"/>
                 <w:rtl/>
               </w:rPr>
               <w:t xml:space="preserve">قَلَمٌ ، دَفْتَرٌ ، مِمْحَاةٌ ، بَابٌ ، كُرْسِيٌّ ، خَارِطَةٌ</w:t>
@@ -7179,7 +7027,7 @@
           </w:tcPr>
           <w:p>
             <w:pPr>
-              <w:spacing w:after="0" w:line="270"/>
+              <w:spacing w:after="0" w:line="220"/>
               <w:jc w:val="center"/>
             </w:pPr>
             <w:r>
@@ -7190,8 +7038,8 @@
                 <w:i w:val="false"/>
                 <w:iCs w:val="false"/>
                 <w:color w:val="111111"/>
-                <w:sz w:val="19"/>
-                <w:szCs w:val="19"/>
+                <w:sz w:val="17"/>
+                <w:szCs w:val="17"/>
               </w:rPr>
               <w:t xml:space="preserve">3</w:t>
             </w:r>
@@ -7210,19 +7058,19 @@
           </w:tcPr>
           <w:p>
             <w:pPr>
-              <w:spacing w:after="0" w:line="270"/>
-              <w:jc w:val="center"/>
-            </w:pPr>
-            <w:r>
-              <w:rPr>
-                <w:rFonts w:ascii="Times New Roman" w:cs="Times New Roman" w:eastAsia="Times New Roman" w:hAnsi="Times New Roman"/>
-                <w:b w:val="false"/>
-                <w:bCs w:val="false"/>
-                <w:i w:val="false"/>
-                <w:iCs w:val="false"/>
-                <w:color w:val="111111"/>
-                <w:sz w:val="19"/>
-                <w:szCs w:val="19"/>
+              <w:spacing w:after="0" w:line="220"/>
+              <w:jc w:val="center"/>
+            </w:pPr>
+            <w:r>
+              <w:rPr>
+                <w:rFonts w:ascii="Times New Roman" w:cs="Times New Roman" w:eastAsia="Times New Roman" w:hAnsi="Times New Roman"/>
+                <w:b w:val="false"/>
+                <w:bCs w:val="false"/>
+                <w:i w:val="false"/>
+                <w:iCs w:val="false"/>
+                <w:color w:val="111111"/>
+                <w:sz w:val="17"/>
+                <w:szCs w:val="17"/>
               </w:rPr>
               <w:t xml:space="preserve">12</w:t>
             </w:r>
@@ -7241,18 +7089,18 @@
           </w:tcPr>
           <w:p>
             <w:pPr>
-              <w:spacing w:after="0" w:line="270"/>
-            </w:pPr>
-            <w:r>
-              <w:rPr>
-                <w:rFonts w:ascii="Times New Roman" w:cs="Times New Roman" w:eastAsia="Times New Roman" w:hAnsi="Times New Roman"/>
-                <w:b w:val="false"/>
-                <w:bCs w:val="false"/>
-                <w:i w:val="false"/>
-                <w:iCs w:val="false"/>
-                <w:color w:val="111111"/>
-                <w:sz w:val="19"/>
-                <w:szCs w:val="19"/>
+              <w:spacing w:after="0" w:line="220"/>
+            </w:pPr>
+            <w:r>
+              <w:rPr>
+                <w:rFonts w:ascii="Times New Roman" w:cs="Times New Roman" w:eastAsia="Times New Roman" w:hAnsi="Times New Roman"/>
+                <w:b w:val="false"/>
+                <w:bCs w:val="false"/>
+                <w:i w:val="false"/>
+                <w:iCs w:val="false"/>
+                <w:color w:val="111111"/>
+                <w:sz w:val="17"/>
+                <w:szCs w:val="17"/>
               </w:rPr>
               <w:t xml:space="preserve">1 - c  ·  2 - a  ·  3 - e  ·  4 - f  ·  5 - d  ·  6 - b</w:t>
             </w:r>
@@ -7273,7 +7121,7 @@
           </w:tcPr>
           <w:p>
             <w:pPr>
-              <w:spacing w:after="0" w:line="270"/>
+              <w:spacing w:after="0" w:line="220"/>
               <w:jc w:val="center"/>
             </w:pPr>
             <w:r>
@@ -7284,8 +7132,8 @@
                 <w:i w:val="false"/>
                 <w:iCs w:val="false"/>
                 <w:color w:val="111111"/>
-                <w:sz w:val="19"/>
-                <w:szCs w:val="19"/>
+                <w:sz w:val="17"/>
+                <w:szCs w:val="17"/>
               </w:rPr>
               <w:t xml:space="preserve">4</w:t>
             </w:r>
@@ -7304,19 +7152,19 @@
           </w:tcPr>
           <w:p>
             <w:pPr>
-              <w:spacing w:after="0" w:line="270"/>
-              <w:jc w:val="center"/>
-            </w:pPr>
-            <w:r>
-              <w:rPr>
-                <w:rFonts w:ascii="Times New Roman" w:cs="Times New Roman" w:eastAsia="Times New Roman" w:hAnsi="Times New Roman"/>
-                <w:b w:val="false"/>
-                <w:bCs w:val="false"/>
-                <w:i w:val="false"/>
-                <w:iCs w:val="false"/>
-                <w:color w:val="111111"/>
-                <w:sz w:val="19"/>
-                <w:szCs w:val="19"/>
+              <w:spacing w:after="0" w:line="220"/>
+              <w:jc w:val="center"/>
+            </w:pPr>
+            <w:r>
+              <w:rPr>
+                <w:rFonts w:ascii="Times New Roman" w:cs="Times New Roman" w:eastAsia="Times New Roman" w:hAnsi="Times New Roman"/>
+                <w:b w:val="false"/>
+                <w:bCs w:val="false"/>
+                <w:i w:val="false"/>
+                <w:iCs w:val="false"/>
+                <w:color w:val="111111"/>
+                <w:sz w:val="17"/>
+                <w:szCs w:val="17"/>
               </w:rPr>
               <w:t xml:space="preserve">14</w:t>
             </w:r>
@@ -7336,7 +7184,7 @@
           <w:p>
             <w:pPr>
               <w:bidi/>
-              <w:spacing w:after="0" w:line="320"/>
+              <w:spacing w:after="0" w:line="220"/>
             </w:pPr>
             <w:r>
               <w:rPr>
@@ -7344,8 +7192,8 @@
                 <w:b w:val="false"/>
                 <w:bCs w:val="false"/>
                 <w:color w:val="111111"/>
-                <w:sz w:val="27"/>
-                <w:szCs w:val="27"/>
+                <w:sz w:val="25"/>
+                <w:szCs w:val="25"/>
                 <w:rtl/>
               </w:rPr>
               <w:t xml:space="preserve">هَذَا ، هَذِهِ ، عَلَى ، تَحْتَ ، فِي</w:t>
@@ -7354,7 +7202,7 @@
           <w:p>
             <w:pPr>
               <w:bidi/>
-              <w:spacing w:after="0" w:line="320"/>
+              <w:spacing w:after="0" w:line="220"/>
             </w:pPr>
             <w:r>
               <w:rPr>
@@ -7362,8 +7210,8 @@
                 <w:b w:val="false"/>
                 <w:bCs w:val="false"/>
                 <w:color w:val="111111"/>
-                <w:sz w:val="27"/>
-                <w:szCs w:val="27"/>
+                <w:sz w:val="25"/>
+                <w:szCs w:val="25"/>
                 <w:rtl/>
               </w:rPr>
               <w:t xml:space="preserve">أَيْنَ ، نَعَمْ</w:t>
@@ -7385,7 +7233,7 @@
           </w:tcPr>
           <w:p>
             <w:pPr>
-              <w:spacing w:after="0" w:line="270"/>
+              <w:spacing w:after="0" w:line="220"/>
               <w:jc w:val="center"/>
             </w:pPr>
             <w:r>
@@ -7396,8 +7244,8 @@
                 <w:i w:val="false"/>
                 <w:iCs w:val="false"/>
                 <w:color w:val="111111"/>
-                <w:sz w:val="19"/>
-                <w:szCs w:val="19"/>
+                <w:sz w:val="17"/>
+                <w:szCs w:val="17"/>
               </w:rPr>
               <w:t xml:space="preserve">5</w:t>
             </w:r>
@@ -7416,19 +7264,19 @@
           </w:tcPr>
           <w:p>
             <w:pPr>
-              <w:spacing w:after="0" w:line="270"/>
-              <w:jc w:val="center"/>
-            </w:pPr>
-            <w:r>
-              <w:rPr>
-                <w:rFonts w:ascii="Times New Roman" w:cs="Times New Roman" w:eastAsia="Times New Roman" w:hAnsi="Times New Roman"/>
-                <w:b w:val="false"/>
-                <w:bCs w:val="false"/>
-                <w:i w:val="false"/>
-                <w:iCs w:val="false"/>
-                <w:color w:val="111111"/>
-                <w:sz w:val="19"/>
-                <w:szCs w:val="19"/>
+              <w:spacing w:after="0" w:line="220"/>
+              <w:jc w:val="center"/>
+            </w:pPr>
+            <w:r>
+              <w:rPr>
+                <w:rFonts w:ascii="Times New Roman" w:cs="Times New Roman" w:eastAsia="Times New Roman" w:hAnsi="Times New Roman"/>
+                <w:b w:val="false"/>
+                <w:bCs w:val="false"/>
+                <w:i w:val="false"/>
+                <w:iCs w:val="false"/>
+                <w:color w:val="111111"/>
+                <w:sz w:val="17"/>
+                <w:szCs w:val="17"/>
               </w:rPr>
               <w:t xml:space="preserve">15</w:t>
             </w:r>
@@ -7447,18 +7295,18 @@
           </w:tcPr>
           <w:p>
             <w:pPr>
-              <w:spacing w:after="0" w:line="270"/>
-            </w:pPr>
-            <w:r>
-              <w:rPr>
-                <w:rFonts w:ascii="Times New Roman" w:cs="Times New Roman" w:eastAsia="Times New Roman" w:hAnsi="Times New Roman"/>
-                <w:b w:val="false"/>
-                <w:bCs w:val="false"/>
-                <w:i w:val="false"/>
-                <w:iCs w:val="false"/>
-                <w:color w:val="111111"/>
-                <w:sz w:val="19"/>
-                <w:szCs w:val="19"/>
+              <w:spacing w:after="0" w:line="220"/>
+            </w:pPr>
+            <w:r>
+              <w:rPr>
+                <w:rFonts w:ascii="Times New Roman" w:cs="Times New Roman" w:eastAsia="Times New Roman" w:hAnsi="Times New Roman"/>
+                <w:b w:val="false"/>
+                <w:bCs w:val="false"/>
+                <w:i w:val="false"/>
+                <w:iCs w:val="false"/>
+                <w:color w:val="111111"/>
+                <w:sz w:val="17"/>
+                <w:szCs w:val="17"/>
               </w:rPr>
               <w:t xml:space="preserve">1 - B  ·  2 - B  ·  3 - D  ·  4 - B  ·  5 - C</w:t>
             </w:r>
@@ -7479,7 +7327,7 @@
           </w:tcPr>
           <w:p>
             <w:pPr>
-              <w:spacing w:after="0" w:line="270"/>
+              <w:spacing w:after="0" w:line="220"/>
               <w:jc w:val="center"/>
             </w:pPr>
             <w:r>
@@ -7490,8 +7338,8 @@
                 <w:i w:val="false"/>
                 <w:iCs w:val="false"/>
                 <w:color w:val="111111"/>
-                <w:sz w:val="19"/>
-                <w:szCs w:val="19"/>
+                <w:sz w:val="17"/>
+                <w:szCs w:val="17"/>
               </w:rPr>
               <w:t xml:space="preserve">6</w:t>
             </w:r>
@@ -7510,19 +7358,19 @@
           </w:tcPr>
           <w:p>
             <w:pPr>
-              <w:spacing w:after="0" w:line="270"/>
-              <w:jc w:val="center"/>
-            </w:pPr>
-            <w:r>
-              <w:rPr>
-                <w:rFonts w:ascii="Times New Roman" w:cs="Times New Roman" w:eastAsia="Times New Roman" w:hAnsi="Times New Roman"/>
-                <w:b w:val="false"/>
-                <w:bCs w:val="false"/>
-                <w:i w:val="false"/>
-                <w:iCs w:val="false"/>
-                <w:color w:val="111111"/>
-                <w:sz w:val="19"/>
-                <w:szCs w:val="19"/>
+              <w:spacing w:after="0" w:line="220"/>
+              <w:jc w:val="center"/>
+            </w:pPr>
+            <w:r>
+              <w:rPr>
+                <w:rFonts w:ascii="Times New Roman" w:cs="Times New Roman" w:eastAsia="Times New Roman" w:hAnsi="Times New Roman"/>
+                <w:b w:val="false"/>
+                <w:bCs w:val="false"/>
+                <w:i w:val="false"/>
+                <w:iCs w:val="false"/>
+                <w:color w:val="111111"/>
+                <w:sz w:val="17"/>
+                <w:szCs w:val="17"/>
               </w:rPr>
               <w:t xml:space="preserve">10</w:t>
             </w:r>
@@ -7541,18 +7389,18 @@
           </w:tcPr>
           <w:p>
             <w:pPr>
-              <w:spacing w:after="0" w:line="270"/>
-            </w:pPr>
-            <w:r>
-              <w:rPr>
-                <w:rFonts w:ascii="Times New Roman" w:cs="Times New Roman" w:eastAsia="Times New Roman" w:hAnsi="Times New Roman"/>
-                <w:b w:val="false"/>
-                <w:bCs w:val="false"/>
-                <w:i w:val="false"/>
-                <w:iCs w:val="false"/>
-                <w:color w:val="111111"/>
-                <w:sz w:val="19"/>
-                <w:szCs w:val="19"/>
+              <w:spacing w:after="0" w:line="220"/>
+            </w:pPr>
+            <w:r>
+              <w:rPr>
+                <w:rFonts w:ascii="Times New Roman" w:cs="Times New Roman" w:eastAsia="Times New Roman" w:hAnsi="Times New Roman"/>
+                <w:b w:val="false"/>
+                <w:bCs w:val="false"/>
+                <w:i w:val="false"/>
+                <w:iCs w:val="false"/>
+                <w:color w:val="111111"/>
+                <w:sz w:val="17"/>
+                <w:szCs w:val="17"/>
               </w:rPr>
               <w:t xml:space="preserve">1 - D  ·  2 - Y  ·  3 - D  ·  4 - Y  ·  5 - D</w:t>
             </w:r>
@@ -7573,7 +7421,7 @@
           </w:tcPr>
           <w:p>
             <w:pPr>
-              <w:spacing w:after="0" w:line="270"/>
+              <w:spacing w:after="0" w:line="220"/>
               <w:jc w:val="center"/>
             </w:pPr>
             <w:r>
@@ -7584,8 +7432,8 @@
                 <w:i w:val="false"/>
                 <w:iCs w:val="false"/>
                 <w:color w:val="111111"/>
-                <w:sz w:val="19"/>
-                <w:szCs w:val="19"/>
+                <w:sz w:val="17"/>
+                <w:szCs w:val="17"/>
               </w:rPr>
               <w:t xml:space="preserve">7</w:t>
             </w:r>
@@ -7604,19 +7452,19 @@
           </w:tcPr>
           <w:p>
             <w:pPr>
-              <w:spacing w:after="0" w:line="270"/>
-              <w:jc w:val="center"/>
-            </w:pPr>
-            <w:r>
-              <w:rPr>
-                <w:rFonts w:ascii="Times New Roman" w:cs="Times New Roman" w:eastAsia="Times New Roman" w:hAnsi="Times New Roman"/>
-                <w:b w:val="false"/>
-                <w:bCs w:val="false"/>
-                <w:i w:val="false"/>
-                <w:iCs w:val="false"/>
-                <w:color w:val="111111"/>
-                <w:sz w:val="19"/>
-                <w:szCs w:val="19"/>
+              <w:spacing w:after="0" w:line="220"/>
+              <w:jc w:val="center"/>
+            </w:pPr>
+            <w:r>
+              <w:rPr>
+                <w:rFonts w:ascii="Times New Roman" w:cs="Times New Roman" w:eastAsia="Times New Roman" w:hAnsi="Times New Roman"/>
+                <w:b w:val="false"/>
+                <w:bCs w:val="false"/>
+                <w:i w:val="false"/>
+                <w:iCs w:val="false"/>
+                <w:color w:val="111111"/>
+                <w:sz w:val="17"/>
+                <w:szCs w:val="17"/>
               </w:rPr>
               <w:t xml:space="preserve">10</w:t>
             </w:r>
@@ -7636,7 +7484,7 @@
           <w:p>
             <w:pPr>
               <w:bidi/>
-              <w:spacing w:after="0" w:line="320"/>
+              <w:spacing w:after="0" w:line="220"/>
             </w:pPr>
             <w:r>
               <w:rPr>
@@ -7644,8 +7492,8 @@
                 <w:b w:val="false"/>
                 <w:bCs w:val="false"/>
                 <w:color w:val="111111"/>
-                <w:sz w:val="27"/>
-                <w:szCs w:val="27"/>
+                <w:sz w:val="25"/>
+                <w:szCs w:val="25"/>
                 <w:rtl/>
               </w:rPr>
               <w:t xml:space="preserve">اَلْمُعَلِّمُ فِي الصَّفِّ. · هَذَا كِتَابٌ جَدِيدٌ.</w:t>
@@ -7654,7 +7502,7 @@
           <w:p>
             <w:pPr>
               <w:bidi/>
-              <w:spacing w:after="0" w:line="320"/>
+              <w:spacing w:after="0" w:line="220"/>
             </w:pPr>
             <w:r>
               <w:rPr>
@@ -7662,8 +7510,8 @@
                 <w:b w:val="false"/>
                 <w:bCs w:val="false"/>
                 <w:color w:val="111111"/>
-                <w:sz w:val="27"/>
-                <w:szCs w:val="27"/>
+                <w:sz w:val="25"/>
+                <w:szCs w:val="25"/>
                 <w:rtl/>
               </w:rPr>
               <w:t xml:space="preserve">اَلدَّفْتَرُ عَلَى الْمِنْضَدَةِ. · اَلْحَقِيبَةُ تَحْتَ الْكُرْسِيِّ.</w:t>
@@ -7672,7 +7520,7 @@
           <w:p>
             <w:pPr>
               <w:bidi/>
-              <w:spacing w:after="0" w:line="320"/>
+              <w:spacing w:after="0" w:line="220"/>
             </w:pPr>
             <w:r>
               <w:rPr>
@@ -7680,8 +7528,8 @@
                 <w:b w:val="false"/>
                 <w:bCs w:val="false"/>
                 <w:color w:val="111111"/>
-                <w:sz w:val="27"/>
-                <w:szCs w:val="27"/>
+                <w:sz w:val="25"/>
+                <w:szCs w:val="25"/>
                 <w:rtl/>
               </w:rPr>
               <w:t xml:space="preserve">هَذِهِ مِسْطَرَةٌ صَغِيرَةٌ.</w:t>
@@ -7703,7 +7551,7 @@
           </w:tcPr>
           <w:p>
             <w:pPr>
-              <w:spacing w:after="0" w:line="270"/>
+              <w:spacing w:after="0" w:line="220"/>
               <w:jc w:val="center"/>
             </w:pPr>
             <w:r>
@@ -7714,8 +7562,8 @@
                 <w:i w:val="false"/>
                 <w:iCs w:val="false"/>
                 <w:color w:val="111111"/>
-                <w:sz w:val="19"/>
-                <w:szCs w:val="19"/>
+                <w:sz w:val="17"/>
+                <w:szCs w:val="17"/>
               </w:rPr>
               <w:t xml:space="preserve">8</w:t>
             </w:r>
@@ -7734,19 +7582,19 @@
           </w:tcPr>
           <w:p>
             <w:pPr>
-              <w:spacing w:after="0" w:line="270"/>
-              <w:jc w:val="center"/>
-            </w:pPr>
-            <w:r>
-              <w:rPr>
-                <w:rFonts w:ascii="Times New Roman" w:cs="Times New Roman" w:eastAsia="Times New Roman" w:hAnsi="Times New Roman"/>
-                <w:b w:val="false"/>
-                <w:bCs w:val="false"/>
-                <w:i w:val="false"/>
-                <w:iCs w:val="false"/>
-                <w:color w:val="111111"/>
-                <w:sz w:val="19"/>
-                <w:szCs w:val="19"/>
+              <w:spacing w:after="0" w:line="220"/>
+              <w:jc w:val="center"/>
+            </w:pPr>
+            <w:r>
+              <w:rPr>
+                <w:rFonts w:ascii="Times New Roman" w:cs="Times New Roman" w:eastAsia="Times New Roman" w:hAnsi="Times New Roman"/>
+                <w:b w:val="false"/>
+                <w:bCs w:val="false"/>
+                <w:i w:val="false"/>
+                <w:iCs w:val="false"/>
+                <w:color w:val="111111"/>
+                <w:sz w:val="17"/>
+                <w:szCs w:val="17"/>
               </w:rPr>
               <w:t xml:space="preserve">15</w:t>
             </w:r>
@@ -7765,18 +7613,18 @@
           </w:tcPr>
           <w:p>
             <w:pPr>
-              <w:spacing w:after="0" w:line="270"/>
-            </w:pPr>
-            <w:r>
-              <w:rPr>
-                <w:rFonts w:ascii="Times New Roman" w:cs="Times New Roman" w:eastAsia="Times New Roman" w:hAnsi="Times New Roman"/>
-                <w:b w:val="false"/>
-                <w:bCs w:val="false"/>
-                <w:i w:val="false"/>
-                <w:iCs w:val="false"/>
-                <w:color w:val="111111"/>
-                <w:sz w:val="19"/>
-                <w:szCs w:val="19"/>
+              <w:spacing w:after="0" w:line="220"/>
+            </w:pPr>
+            <w:r>
+              <w:rPr>
+                <w:rFonts w:ascii="Times New Roman" w:cs="Times New Roman" w:eastAsia="Times New Roman" w:hAnsi="Times New Roman"/>
+                <w:b w:val="false"/>
+                <w:bCs w:val="false"/>
+                <w:i w:val="false"/>
+                <w:iCs w:val="false"/>
+                <w:color w:val="111111"/>
+                <w:sz w:val="17"/>
+                <w:szCs w:val="17"/>
               </w:rPr>
               <w:t xml:space="preserve">Dereceli puanlama anahtarına göre değerlendirilir.</w:t>
             </w:r>
@@ -7786,7 +7634,7 @@
     </w:tbl>
     <w:p>
       <w:pPr>
-        <w:spacing w:after="110"/>
+        <w:spacing w:after="44"/>
       </w:pPr>
       <w:r>
         <w:rPr>
@@ -7796,8 +7644,8 @@
           <w:i w:val="false"/>
           <w:iCs w:val="false"/>
           <w:color w:val="111111"/>
-          <w:sz w:val="21"/>
-          <w:szCs w:val="21"/>
+          <w:sz w:val="18"/>
+          <w:szCs w:val="18"/>
         </w:rPr>
         <w:t xml:space="preserve"/>
       </w:r>
@@ -7805,7 +7653,7 @@
     <w:p>
       <w:pPr>
         <w:keepNext w:val="false"/>
-        <w:spacing w:after="90" w:before="0" w:line="280"/>
+        <w:spacing w:after="36" w:before="0" w:line="220"/>
       </w:pPr>
       <w:r>
         <w:rPr>
@@ -7815,8 +7663,8 @@
           <w:i w:val="false"/>
           <w:iCs w:val="false"/>
           <w:color w:val="111111"/>
-          <w:sz w:val="20"/>
-          <w:szCs w:val="20"/>
+          <w:sz w:val="17"/>
+          <w:szCs w:val="17"/>
         </w:rPr>
         <w:t xml:space="preserve">8. soru için dereceli puanlama anahtarı</w:t>
       </w:r>
@@ -7856,7 +7704,7 @@
           </w:tcPr>
           <w:p>
             <w:pPr>
-              <w:spacing w:after="0" w:line="270"/>
+              <w:spacing w:after="0" w:line="220"/>
               <w:jc w:val="center"/>
             </w:pPr>
             <w:r>
@@ -7867,28 +7715,435 @@
                 <w:i w:val="false"/>
                 <w:iCs w:val="false"/>
                 <w:color w:val="111111"/>
+                <w:sz w:val="16"/>
+                <w:szCs w:val="16"/>
+              </w:rPr>
+              <w:t xml:space="preserve">Ölçüt</w:t>
+            </w:r>
+          </w:p>
+        </w:tc>
+        <w:tc>
+          <w:tcPr>
+            <w:tcW w:type="dxa" w:w="6164"/>
+            <w:shd w:fill="E7EEF5" w:color="auto" w:val="clear"/>
+            <w:tcMar>
+              <w:top w:type="dxa" w:w="60"/>
+              <w:left w:type="dxa" w:w="90"/>
+              <w:bottom w:type="dxa" w:w="60"/>
+              <w:right w:type="dxa" w:w="90"/>
+            </w:tcMar>
+            <w:vAlign w:val="center"/>
+          </w:tcPr>
+          <w:p>
+            <w:pPr>
+              <w:spacing w:after="0" w:line="220"/>
+              <w:jc w:val="center"/>
+            </w:pPr>
+            <w:r>
+              <w:rPr>
+                <w:rFonts w:ascii="Times New Roman" w:cs="Times New Roman" w:eastAsia="Times New Roman" w:hAnsi="Times New Roman"/>
+                <w:b/>
+                <w:bCs/>
+                <w:i w:val="false"/>
+                <w:iCs w:val="false"/>
+                <w:color w:val="111111"/>
+                <w:sz w:val="16"/>
+                <w:szCs w:val="16"/>
+              </w:rPr>
+              <w:t xml:space="preserve">Beklenen davranış</w:t>
+            </w:r>
+          </w:p>
+        </w:tc>
+        <w:tc>
+          <w:tcPr>
+            <w:tcW w:type="dxa" w:w="1100"/>
+            <w:shd w:fill="E7EEF5" w:color="auto" w:val="clear"/>
+            <w:tcMar>
+              <w:top w:type="dxa" w:w="60"/>
+              <w:left w:type="dxa" w:w="90"/>
+              <w:bottom w:type="dxa" w:w="60"/>
+              <w:right w:type="dxa" w:w="90"/>
+            </w:tcMar>
+            <w:vAlign w:val="center"/>
+          </w:tcPr>
+          <w:p>
+            <w:pPr>
+              <w:spacing w:after="0" w:line="220"/>
+              <w:jc w:val="center"/>
+            </w:pPr>
+            <w:r>
+              <w:rPr>
+                <w:rFonts w:ascii="Times New Roman" w:cs="Times New Roman" w:eastAsia="Times New Roman" w:hAnsi="Times New Roman"/>
+                <w:b/>
+                <w:bCs/>
+                <w:i w:val="false"/>
+                <w:iCs w:val="false"/>
+                <w:color w:val="111111"/>
+                <w:sz w:val="16"/>
+                <w:szCs w:val="16"/>
+              </w:rPr>
+              <w:t xml:space="preserve">Puan</w:t>
+            </w:r>
+          </w:p>
+        </w:tc>
+      </w:tr>
+      <w:tr>
+        <w:tc>
+          <w:tcPr>
+            <w:tcW w:type="dxa" w:w="2600"/>
+            <w:tcMar>
+              <w:top w:type="dxa" w:w="30"/>
+              <w:left w:type="dxa" w:w="90"/>
+              <w:bottom w:type="dxa" w:w="30"/>
+              <w:right w:type="dxa" w:w="90"/>
+            </w:tcMar>
+            <w:vAlign w:val="center"/>
+          </w:tcPr>
+          <w:p>
+            <w:pPr>
+              <w:spacing w:after="0" w:line="220"/>
+            </w:pPr>
+            <w:r>
+              <w:rPr>
+                <w:rFonts w:ascii="Times New Roman" w:cs="Times New Roman" w:eastAsia="Times New Roman" w:hAnsi="Times New Roman"/>
+                <w:b/>
+                <w:bCs/>
+                <w:i w:val="false"/>
+                <w:iCs w:val="false"/>
+                <w:color w:val="111111"/>
+                <w:sz w:val="17"/>
+                <w:szCs w:val="17"/>
+              </w:rPr>
+              <w:t xml:space="preserve">İçerik</w:t>
+            </w:r>
+          </w:p>
+        </w:tc>
+        <w:tc>
+          <w:tcPr>
+            <w:tcW w:type="dxa" w:w="6164"/>
+            <w:tcMar>
+              <w:top w:type="dxa" w:w="30"/>
+              <w:left w:type="dxa" w:w="90"/>
+              <w:bottom w:type="dxa" w:w="30"/>
+              <w:right w:type="dxa" w:w="90"/>
+            </w:tcMar>
+            <w:vAlign w:val="center"/>
+          </w:tcPr>
+          <w:p>
+            <w:pPr>
+              <w:spacing w:after="0" w:line="220"/>
+            </w:pPr>
+            <w:r>
+              <w:rPr>
+                <w:rFonts w:ascii="Times New Roman" w:cs="Times New Roman" w:eastAsia="Times New Roman" w:hAnsi="Times New Roman"/>
+                <w:b w:val="false"/>
+                <w:bCs w:val="false"/>
+                <w:i w:val="false"/>
+                <w:iCs w:val="false"/>
+                <w:color w:val="111111"/>
+                <w:sz w:val="17"/>
+                <w:szCs w:val="17"/>
+              </w:rPr>
+              <w:t xml:space="preserve">Sınıfı ve eşyaları hakkında en az dört cümle yazar.</w:t>
+            </w:r>
+          </w:p>
+        </w:tc>
+        <w:tc>
+          <w:tcPr>
+            <w:tcW w:type="dxa" w:w="1100"/>
+            <w:tcMar>
+              <w:top w:type="dxa" w:w="30"/>
+              <w:left w:type="dxa" w:w="90"/>
+              <w:bottom w:type="dxa" w:w="30"/>
+              <w:right w:type="dxa" w:w="90"/>
+            </w:tcMar>
+            <w:vAlign w:val="center"/>
+          </w:tcPr>
+          <w:p>
+            <w:pPr>
+              <w:spacing w:after="0" w:line="220"/>
+              <w:jc w:val="center"/>
+            </w:pPr>
+            <w:r>
+              <w:rPr>
+                <w:rFonts w:ascii="Times New Roman" w:cs="Times New Roman" w:eastAsia="Times New Roman" w:hAnsi="Times New Roman"/>
+                <w:b w:val="false"/>
+                <w:bCs w:val="false"/>
+                <w:i w:val="false"/>
+                <w:iCs w:val="false"/>
+                <w:color w:val="111111"/>
+                <w:sz w:val="17"/>
+                <w:szCs w:val="17"/>
+              </w:rPr>
+              <w:t xml:space="preserve">5</w:t>
+            </w:r>
+          </w:p>
+        </w:tc>
+      </w:tr>
+      <w:tr>
+        <w:tc>
+          <w:tcPr>
+            <w:tcW w:type="dxa" w:w="2600"/>
+            <w:tcMar>
+              <w:top w:type="dxa" w:w="30"/>
+              <w:left w:type="dxa" w:w="90"/>
+              <w:bottom w:type="dxa" w:w="30"/>
+              <w:right w:type="dxa" w:w="90"/>
+            </w:tcMar>
+            <w:vAlign w:val="center"/>
+          </w:tcPr>
+          <w:p>
+            <w:pPr>
+              <w:spacing w:after="0" w:line="220"/>
+            </w:pPr>
+            <w:r>
+              <w:rPr>
+                <w:rFonts w:ascii="Times New Roman" w:cs="Times New Roman" w:eastAsia="Times New Roman" w:hAnsi="Times New Roman"/>
+                <w:b/>
+                <w:bCs/>
+                <w:i w:val="false"/>
+                <w:iCs w:val="false"/>
+                <w:color w:val="111111"/>
+                <w:sz w:val="17"/>
+                <w:szCs w:val="17"/>
+              </w:rPr>
+              <w:t xml:space="preserve">Söz varlığı</w:t>
+            </w:r>
+          </w:p>
+        </w:tc>
+        <w:tc>
+          <w:tcPr>
+            <w:tcW w:type="dxa" w:w="6164"/>
+            <w:tcMar>
+              <w:top w:type="dxa" w:w="30"/>
+              <w:left w:type="dxa" w:w="90"/>
+              <w:bottom w:type="dxa" w:w="30"/>
+              <w:right w:type="dxa" w:w="90"/>
+            </w:tcMar>
+            <w:vAlign w:val="center"/>
+          </w:tcPr>
+          <w:p>
+            <w:pPr>
+              <w:spacing w:after="0" w:line="220"/>
+            </w:pPr>
+            <w:r>
+              <w:rPr>
+                <w:rFonts w:ascii="Times New Roman" w:cs="Times New Roman" w:eastAsia="Times New Roman" w:hAnsi="Times New Roman"/>
+                <w:b w:val="false"/>
+                <w:bCs w:val="false"/>
+                <w:i w:val="false"/>
+                <w:iCs w:val="false"/>
+                <w:color w:val="111111"/>
+                <w:sz w:val="17"/>
+                <w:szCs w:val="17"/>
+              </w:rPr>
+              <w:t xml:space="preserve">Ünitedeki sınıf eşyalarını doğru kullanır.</w:t>
+            </w:r>
+          </w:p>
+        </w:tc>
+        <w:tc>
+          <w:tcPr>
+            <w:tcW w:type="dxa" w:w="1100"/>
+            <w:tcMar>
+              <w:top w:type="dxa" w:w="30"/>
+              <w:left w:type="dxa" w:w="90"/>
+              <w:bottom w:type="dxa" w:w="30"/>
+              <w:right w:type="dxa" w:w="90"/>
+            </w:tcMar>
+            <w:vAlign w:val="center"/>
+          </w:tcPr>
+          <w:p>
+            <w:pPr>
+              <w:spacing w:after="0" w:line="220"/>
+              <w:jc w:val="center"/>
+            </w:pPr>
+            <w:r>
+              <w:rPr>
+                <w:rFonts w:ascii="Times New Roman" w:cs="Times New Roman" w:eastAsia="Times New Roman" w:hAnsi="Times New Roman"/>
+                <w:b w:val="false"/>
+                <w:bCs w:val="false"/>
+                <w:i w:val="false"/>
+                <w:iCs w:val="false"/>
+                <w:color w:val="111111"/>
+                <w:sz w:val="17"/>
+                <w:szCs w:val="17"/>
+              </w:rPr>
+              <w:t xml:space="preserve">5</w:t>
+            </w:r>
+          </w:p>
+        </w:tc>
+      </w:tr>
+      <w:tr>
+        <w:tc>
+          <w:tcPr>
+            <w:tcW w:type="dxa" w:w="2600"/>
+            <w:tcMar>
+              <w:top w:type="dxa" w:w="30"/>
+              <w:left w:type="dxa" w:w="90"/>
+              <w:bottom w:type="dxa" w:w="30"/>
+              <w:right w:type="dxa" w:w="90"/>
+            </w:tcMar>
+            <w:vAlign w:val="center"/>
+          </w:tcPr>
+          <w:p>
+            <w:pPr>
+              <w:spacing w:after="0" w:line="220"/>
+            </w:pPr>
+            <w:r>
+              <w:rPr>
+                <w:rFonts w:ascii="Times New Roman" w:cs="Times New Roman" w:eastAsia="Times New Roman" w:hAnsi="Times New Roman"/>
+                <w:b/>
+                <w:bCs/>
+                <w:i w:val="false"/>
+                <w:iCs w:val="false"/>
+                <w:color w:val="111111"/>
+                <w:sz w:val="17"/>
+                <w:szCs w:val="17"/>
+              </w:rPr>
+              <w:t xml:space="preserve">Dil bilgisi ve yazım</w:t>
+            </w:r>
+          </w:p>
+        </w:tc>
+        <w:tc>
+          <w:tcPr>
+            <w:tcW w:type="dxa" w:w="6164"/>
+            <w:tcMar>
+              <w:top w:type="dxa" w:w="30"/>
+              <w:left w:type="dxa" w:w="90"/>
+              <w:bottom w:type="dxa" w:w="30"/>
+              <w:right w:type="dxa" w:w="90"/>
+            </w:tcMar>
+            <w:vAlign w:val="center"/>
+          </w:tcPr>
+          <w:p>
+            <w:pPr>
+              <w:spacing w:after="0" w:line="220"/>
+            </w:pPr>
+            <w:r>
+              <w:rPr>
+                <w:rFonts w:ascii="Times New Roman" w:cs="Times New Roman" w:eastAsia="Times New Roman" w:hAnsi="Times New Roman"/>
+                <w:b w:val="false"/>
+                <w:bCs w:val="false"/>
+                <w:i w:val="false"/>
+                <w:iCs w:val="false"/>
+                <w:color w:val="111111"/>
+                <w:sz w:val="17"/>
+                <w:szCs w:val="17"/>
+              </w:rPr>
+              <w:t xml:space="preserve">İşaret ismi ile yer edatlarını kurallara uygun kullanır.</w:t>
+            </w:r>
+          </w:p>
+        </w:tc>
+        <w:tc>
+          <w:tcPr>
+            <w:tcW w:type="dxa" w:w="1100"/>
+            <w:tcMar>
+              <w:top w:type="dxa" w:w="30"/>
+              <w:left w:type="dxa" w:w="90"/>
+              <w:bottom w:type="dxa" w:w="30"/>
+              <w:right w:type="dxa" w:w="90"/>
+            </w:tcMar>
+            <w:vAlign w:val="center"/>
+          </w:tcPr>
+          <w:p>
+            <w:pPr>
+              <w:spacing w:after="0" w:line="220"/>
+              <w:jc w:val="center"/>
+            </w:pPr>
+            <w:r>
+              <w:rPr>
+                <w:rFonts w:ascii="Times New Roman" w:cs="Times New Roman" w:eastAsia="Times New Roman" w:hAnsi="Times New Roman"/>
+                <w:b w:val="false"/>
+                <w:bCs w:val="false"/>
+                <w:i w:val="false"/>
+                <w:iCs w:val="false"/>
+                <w:color w:val="111111"/>
+                <w:sz w:val="17"/>
+                <w:szCs w:val="17"/>
+              </w:rPr>
+              <w:t xml:space="preserve">5</w:t>
+            </w:r>
+          </w:p>
+        </w:tc>
+      </w:tr>
+      <w:tr>
+        <w:tc>
+          <w:tcPr>
+            <w:tcW w:type="dxa" w:w="2600"/>
+            <w:shd w:fill="D8E2EC" w:color="auto" w:val="clear"/>
+            <w:tcMar>
+              <w:top w:type="dxa" w:w="30"/>
+              <w:left w:type="dxa" w:w="90"/>
+              <w:bottom w:type="dxa" w:w="30"/>
+              <w:right w:type="dxa" w:w="90"/>
+            </w:tcMar>
+            <w:vAlign w:val="center"/>
+          </w:tcPr>
+          <w:p>
+            <w:pPr>
+              <w:spacing w:after="0" w:line="220"/>
+            </w:pPr>
+            <w:r>
+              <w:rPr>
+                <w:rFonts w:ascii="Times New Roman" w:cs="Times New Roman" w:eastAsia="Times New Roman" w:hAnsi="Times New Roman"/>
+                <w:b/>
+                <w:bCs/>
+                <w:i w:val="false"/>
+                <w:iCs w:val="false"/>
+                <w:color w:val="111111"/>
+                <w:sz w:val="17"/>
+                <w:szCs w:val="17"/>
+              </w:rPr>
+              <w:t xml:space="preserve">TOPLAM</w:t>
+            </w:r>
+          </w:p>
+        </w:tc>
+        <w:tc>
+          <w:tcPr>
+            <w:tcW w:type="dxa" w:w="6164"/>
+            <w:shd w:fill="D8E2EC" w:color="auto" w:val="clear"/>
+            <w:tcMar>
+              <w:top w:type="dxa" w:w="30"/>
+              <w:left w:type="dxa" w:w="90"/>
+              <w:bottom w:type="dxa" w:w="30"/>
+              <w:right w:type="dxa" w:w="90"/>
+            </w:tcMar>
+            <w:vAlign w:val="center"/>
+          </w:tcPr>
+          <w:p>
+            <w:pPr>
+              <w:spacing w:after="0" w:line="220"/>
+            </w:pPr>
+            <w:r>
+              <w:rPr>
+                <w:rFonts w:ascii="Times New Roman" w:cs="Times New Roman" w:eastAsia="Times New Roman" w:hAnsi="Times New Roman"/>
+                <w:b w:val="false"/>
+                <w:bCs w:val="false"/>
+                <w:i w:val="false"/>
+                <w:iCs w:val="false"/>
+                <w:color w:val="111111"/>
                 <w:sz w:val="18"/>
                 <w:szCs w:val="18"/>
               </w:rPr>
-              <w:t xml:space="preserve">Ölçüt</w:t>
-            </w:r>
-          </w:p>
-        </w:tc>
-        <w:tc>
-          <w:tcPr>
-            <w:tcW w:type="dxa" w:w="6164"/>
-            <w:shd w:fill="E7EEF5" w:color="auto" w:val="clear"/>
-            <w:tcMar>
-              <w:top w:type="dxa" w:w="60"/>
-              <w:left w:type="dxa" w:w="90"/>
-              <w:bottom w:type="dxa" w:w="60"/>
-              <w:right w:type="dxa" w:w="90"/>
-            </w:tcMar>
-            <w:vAlign w:val="center"/>
-          </w:tcPr>
-          <w:p>
-            <w:pPr>
-              <w:spacing w:after="0" w:line="270"/>
+              <w:t xml:space="preserve"/>
+            </w:r>
+          </w:p>
+        </w:tc>
+        <w:tc>
+          <w:tcPr>
+            <w:tcW w:type="dxa" w:w="1100"/>
+            <w:shd w:fill="D8E2EC" w:color="auto" w:val="clear"/>
+            <w:tcMar>
+              <w:top w:type="dxa" w:w="30"/>
+              <w:left w:type="dxa" w:w="90"/>
+              <w:bottom w:type="dxa" w:w="30"/>
+              <w:right w:type="dxa" w:w="90"/>
+            </w:tcMar>
+            <w:vAlign w:val="center"/>
+          </w:tcPr>
+          <w:p>
+            <w:pPr>
+              <w:spacing w:after="0" w:line="220"/>
               <w:jc w:val="center"/>
             </w:pPr>
             <w:r>
@@ -7899,415 +8154,8 @@
                 <w:i w:val="false"/>
                 <w:iCs w:val="false"/>
                 <w:color w:val="111111"/>
-                <w:sz w:val="18"/>
-                <w:szCs w:val="18"/>
-              </w:rPr>
-              <w:t xml:space="preserve">Beklenen davranış</w:t>
-            </w:r>
-          </w:p>
-        </w:tc>
-        <w:tc>
-          <w:tcPr>
-            <w:tcW w:type="dxa" w:w="1100"/>
-            <w:shd w:fill="E7EEF5" w:color="auto" w:val="clear"/>
-            <w:tcMar>
-              <w:top w:type="dxa" w:w="60"/>
-              <w:left w:type="dxa" w:w="90"/>
-              <w:bottom w:type="dxa" w:w="60"/>
-              <w:right w:type="dxa" w:w="90"/>
-            </w:tcMar>
-            <w:vAlign w:val="center"/>
-          </w:tcPr>
-          <w:p>
-            <w:pPr>
-              <w:spacing w:after="0" w:line="270"/>
-              <w:jc w:val="center"/>
-            </w:pPr>
-            <w:r>
-              <w:rPr>
-                <w:rFonts w:ascii="Times New Roman" w:cs="Times New Roman" w:eastAsia="Times New Roman" w:hAnsi="Times New Roman"/>
-                <w:b/>
-                <w:bCs/>
-                <w:i w:val="false"/>
-                <w:iCs w:val="false"/>
-                <w:color w:val="111111"/>
-                <w:sz w:val="18"/>
-                <w:szCs w:val="18"/>
-              </w:rPr>
-              <w:t xml:space="preserve">Puan</w:t>
-            </w:r>
-          </w:p>
-        </w:tc>
-      </w:tr>
-      <w:tr>
-        <w:tc>
-          <w:tcPr>
-            <w:tcW w:type="dxa" w:w="2600"/>
-            <w:tcMar>
-              <w:top w:type="dxa" w:w="30"/>
-              <w:left w:type="dxa" w:w="90"/>
-              <w:bottom w:type="dxa" w:w="30"/>
-              <w:right w:type="dxa" w:w="90"/>
-            </w:tcMar>
-            <w:vAlign w:val="center"/>
-          </w:tcPr>
-          <w:p>
-            <w:pPr>
-              <w:spacing w:after="0" w:line="270"/>
-            </w:pPr>
-            <w:r>
-              <w:rPr>
-                <w:rFonts w:ascii="Times New Roman" w:cs="Times New Roman" w:eastAsia="Times New Roman" w:hAnsi="Times New Roman"/>
-                <w:b/>
-                <w:bCs/>
-                <w:i w:val="false"/>
-                <w:iCs w:val="false"/>
-                <w:color w:val="111111"/>
-                <w:sz w:val="19"/>
-                <w:szCs w:val="19"/>
-              </w:rPr>
-              <w:t xml:space="preserve">İçerik</w:t>
-            </w:r>
-          </w:p>
-        </w:tc>
-        <w:tc>
-          <w:tcPr>
-            <w:tcW w:type="dxa" w:w="6164"/>
-            <w:tcMar>
-              <w:top w:type="dxa" w:w="30"/>
-              <w:left w:type="dxa" w:w="90"/>
-              <w:bottom w:type="dxa" w:w="30"/>
-              <w:right w:type="dxa" w:w="90"/>
-            </w:tcMar>
-            <w:vAlign w:val="center"/>
-          </w:tcPr>
-          <w:p>
-            <w:pPr>
-              <w:spacing w:after="0" w:line="270"/>
-            </w:pPr>
-            <w:r>
-              <w:rPr>
-                <w:rFonts w:ascii="Times New Roman" w:cs="Times New Roman" w:eastAsia="Times New Roman" w:hAnsi="Times New Roman"/>
-                <w:b w:val="false"/>
-                <w:bCs w:val="false"/>
-                <w:i w:val="false"/>
-                <w:iCs w:val="false"/>
-                <w:color w:val="111111"/>
-                <w:sz w:val="19"/>
-                <w:szCs w:val="19"/>
-              </w:rPr>
-              <w:t xml:space="preserve">Sınıfı ve eşyaları hakkında en az dört cümle yazar.</w:t>
-            </w:r>
-          </w:p>
-        </w:tc>
-        <w:tc>
-          <w:tcPr>
-            <w:tcW w:type="dxa" w:w="1100"/>
-            <w:tcMar>
-              <w:top w:type="dxa" w:w="30"/>
-              <w:left w:type="dxa" w:w="90"/>
-              <w:bottom w:type="dxa" w:w="30"/>
-              <w:right w:type="dxa" w:w="90"/>
-            </w:tcMar>
-            <w:vAlign w:val="center"/>
-          </w:tcPr>
-          <w:p>
-            <w:pPr>
-              <w:spacing w:after="0" w:line="270"/>
-              <w:jc w:val="center"/>
-            </w:pPr>
-            <w:r>
-              <w:rPr>
-                <w:rFonts w:ascii="Times New Roman" w:cs="Times New Roman" w:eastAsia="Times New Roman" w:hAnsi="Times New Roman"/>
-                <w:b w:val="false"/>
-                <w:bCs w:val="false"/>
-                <w:i w:val="false"/>
-                <w:iCs w:val="false"/>
-                <w:color w:val="111111"/>
-                <w:sz w:val="19"/>
-                <w:szCs w:val="19"/>
-              </w:rPr>
-              <w:t xml:space="preserve">5</w:t>
-            </w:r>
-          </w:p>
-        </w:tc>
-      </w:tr>
-      <w:tr>
-        <w:tc>
-          <w:tcPr>
-            <w:tcW w:type="dxa" w:w="2600"/>
-            <w:tcMar>
-              <w:top w:type="dxa" w:w="30"/>
-              <w:left w:type="dxa" w:w="90"/>
-              <w:bottom w:type="dxa" w:w="30"/>
-              <w:right w:type="dxa" w:w="90"/>
-            </w:tcMar>
-            <w:vAlign w:val="center"/>
-          </w:tcPr>
-          <w:p>
-            <w:pPr>
-              <w:spacing w:after="0" w:line="270"/>
-            </w:pPr>
-            <w:r>
-              <w:rPr>
-                <w:rFonts w:ascii="Times New Roman" w:cs="Times New Roman" w:eastAsia="Times New Roman" w:hAnsi="Times New Roman"/>
-                <w:b/>
-                <w:bCs/>
-                <w:i w:val="false"/>
-                <w:iCs w:val="false"/>
-                <w:color w:val="111111"/>
-                <w:sz w:val="19"/>
-                <w:szCs w:val="19"/>
-              </w:rPr>
-              <w:t xml:space="preserve">Söz varlığı</w:t>
-            </w:r>
-          </w:p>
-        </w:tc>
-        <w:tc>
-          <w:tcPr>
-            <w:tcW w:type="dxa" w:w="6164"/>
-            <w:tcMar>
-              <w:top w:type="dxa" w:w="30"/>
-              <w:left w:type="dxa" w:w="90"/>
-              <w:bottom w:type="dxa" w:w="30"/>
-              <w:right w:type="dxa" w:w="90"/>
-            </w:tcMar>
-            <w:vAlign w:val="center"/>
-          </w:tcPr>
-          <w:p>
-            <w:pPr>
-              <w:spacing w:after="0" w:line="270"/>
-            </w:pPr>
-            <w:r>
-              <w:rPr>
-                <w:rFonts w:ascii="Times New Roman" w:cs="Times New Roman" w:eastAsia="Times New Roman" w:hAnsi="Times New Roman"/>
-                <w:b w:val="false"/>
-                <w:bCs w:val="false"/>
-                <w:i w:val="false"/>
-                <w:iCs w:val="false"/>
-                <w:color w:val="111111"/>
-                <w:sz w:val="19"/>
-                <w:szCs w:val="19"/>
-              </w:rPr>
-              <w:t xml:space="preserve">Ünitedeki sınıf eşyalarını doğru kullanır.</w:t>
-            </w:r>
-          </w:p>
-        </w:tc>
-        <w:tc>
-          <w:tcPr>
-            <w:tcW w:type="dxa" w:w="1100"/>
-            <w:tcMar>
-              <w:top w:type="dxa" w:w="30"/>
-              <w:left w:type="dxa" w:w="90"/>
-              <w:bottom w:type="dxa" w:w="30"/>
-              <w:right w:type="dxa" w:w="90"/>
-            </w:tcMar>
-            <w:vAlign w:val="center"/>
-          </w:tcPr>
-          <w:p>
-            <w:pPr>
-              <w:spacing w:after="0" w:line="270"/>
-              <w:jc w:val="center"/>
-            </w:pPr>
-            <w:r>
-              <w:rPr>
-                <w:rFonts w:ascii="Times New Roman" w:cs="Times New Roman" w:eastAsia="Times New Roman" w:hAnsi="Times New Roman"/>
-                <w:b w:val="false"/>
-                <w:bCs w:val="false"/>
-                <w:i w:val="false"/>
-                <w:iCs w:val="false"/>
-                <w:color w:val="111111"/>
-                <w:sz w:val="19"/>
-                <w:szCs w:val="19"/>
-              </w:rPr>
-              <w:t xml:space="preserve">5</w:t>
-            </w:r>
-          </w:p>
-        </w:tc>
-      </w:tr>
-      <w:tr>
-        <w:tc>
-          <w:tcPr>
-            <w:tcW w:type="dxa" w:w="2600"/>
-            <w:tcMar>
-              <w:top w:type="dxa" w:w="30"/>
-              <w:left w:type="dxa" w:w="90"/>
-              <w:bottom w:type="dxa" w:w="30"/>
-              <w:right w:type="dxa" w:w="90"/>
-            </w:tcMar>
-            <w:vAlign w:val="center"/>
-          </w:tcPr>
-          <w:p>
-            <w:pPr>
-              <w:spacing w:after="0" w:line="270"/>
-            </w:pPr>
-            <w:r>
-              <w:rPr>
-                <w:rFonts w:ascii="Times New Roman" w:cs="Times New Roman" w:eastAsia="Times New Roman" w:hAnsi="Times New Roman"/>
-                <w:b/>
-                <w:bCs/>
-                <w:i w:val="false"/>
-                <w:iCs w:val="false"/>
-                <w:color w:val="111111"/>
-                <w:sz w:val="19"/>
-                <w:szCs w:val="19"/>
-              </w:rPr>
-              <w:t xml:space="preserve">Dil bilgisi ve yazım</w:t>
-            </w:r>
-          </w:p>
-        </w:tc>
-        <w:tc>
-          <w:tcPr>
-            <w:tcW w:type="dxa" w:w="6164"/>
-            <w:tcMar>
-              <w:top w:type="dxa" w:w="30"/>
-              <w:left w:type="dxa" w:w="90"/>
-              <w:bottom w:type="dxa" w:w="30"/>
-              <w:right w:type="dxa" w:w="90"/>
-            </w:tcMar>
-            <w:vAlign w:val="center"/>
-          </w:tcPr>
-          <w:p>
-            <w:pPr>
-              <w:spacing w:after="0" w:line="270"/>
-            </w:pPr>
-            <w:r>
-              <w:rPr>
-                <w:rFonts w:ascii="Times New Roman" w:cs="Times New Roman" w:eastAsia="Times New Roman" w:hAnsi="Times New Roman"/>
-                <w:b w:val="false"/>
-                <w:bCs w:val="false"/>
-                <w:i w:val="false"/>
-                <w:iCs w:val="false"/>
-                <w:color w:val="111111"/>
-                <w:sz w:val="19"/>
-                <w:szCs w:val="19"/>
-              </w:rPr>
-              <w:t xml:space="preserve">İşaret ismi ile yer edatlarını kurallara uygun kullanır.</w:t>
-            </w:r>
-          </w:p>
-        </w:tc>
-        <w:tc>
-          <w:tcPr>
-            <w:tcW w:type="dxa" w:w="1100"/>
-            <w:tcMar>
-              <w:top w:type="dxa" w:w="30"/>
-              <w:left w:type="dxa" w:w="90"/>
-              <w:bottom w:type="dxa" w:w="30"/>
-              <w:right w:type="dxa" w:w="90"/>
-            </w:tcMar>
-            <w:vAlign w:val="center"/>
-          </w:tcPr>
-          <w:p>
-            <w:pPr>
-              <w:spacing w:after="0" w:line="270"/>
-              <w:jc w:val="center"/>
-            </w:pPr>
-            <w:r>
-              <w:rPr>
-                <w:rFonts w:ascii="Times New Roman" w:cs="Times New Roman" w:eastAsia="Times New Roman" w:hAnsi="Times New Roman"/>
-                <w:b w:val="false"/>
-                <w:bCs w:val="false"/>
-                <w:i w:val="false"/>
-                <w:iCs w:val="false"/>
-                <w:color w:val="111111"/>
-                <w:sz w:val="19"/>
-                <w:szCs w:val="19"/>
-              </w:rPr>
-              <w:t xml:space="preserve">5</w:t>
-            </w:r>
-          </w:p>
-        </w:tc>
-      </w:tr>
-      <w:tr>
-        <w:tc>
-          <w:tcPr>
-            <w:tcW w:type="dxa" w:w="2600"/>
-            <w:shd w:fill="D8E2EC" w:color="auto" w:val="clear"/>
-            <w:tcMar>
-              <w:top w:type="dxa" w:w="30"/>
-              <w:left w:type="dxa" w:w="90"/>
-              <w:bottom w:type="dxa" w:w="30"/>
-              <w:right w:type="dxa" w:w="90"/>
-            </w:tcMar>
-            <w:vAlign w:val="center"/>
-          </w:tcPr>
-          <w:p>
-            <w:pPr>
-              <w:spacing w:after="0" w:line="270"/>
-            </w:pPr>
-            <w:r>
-              <w:rPr>
-                <w:rFonts w:ascii="Times New Roman" w:cs="Times New Roman" w:eastAsia="Times New Roman" w:hAnsi="Times New Roman"/>
-                <w:b/>
-                <w:bCs/>
-                <w:i w:val="false"/>
-                <w:iCs w:val="false"/>
-                <w:color w:val="111111"/>
-                <w:sz w:val="19"/>
-                <w:szCs w:val="19"/>
-              </w:rPr>
-              <w:t xml:space="preserve">TOPLAM</w:t>
-            </w:r>
-          </w:p>
-        </w:tc>
-        <w:tc>
-          <w:tcPr>
-            <w:tcW w:type="dxa" w:w="6164"/>
-            <w:shd w:fill="D8E2EC" w:color="auto" w:val="clear"/>
-            <w:tcMar>
-              <w:top w:type="dxa" w:w="30"/>
-              <w:left w:type="dxa" w:w="90"/>
-              <w:bottom w:type="dxa" w:w="30"/>
-              <w:right w:type="dxa" w:w="90"/>
-            </w:tcMar>
-            <w:vAlign w:val="center"/>
-          </w:tcPr>
-          <w:p>
-            <w:pPr>
-              <w:spacing w:after="0" w:line="270"/>
-            </w:pPr>
-            <w:r>
-              <w:rPr>
-                <w:rFonts w:ascii="Times New Roman" w:cs="Times New Roman" w:eastAsia="Times New Roman" w:hAnsi="Times New Roman"/>
-                <w:b w:val="false"/>
-                <w:bCs w:val="false"/>
-                <w:i w:val="false"/>
-                <w:iCs w:val="false"/>
-                <w:color w:val="111111"/>
-                <w:sz w:val="21"/>
-                <w:szCs w:val="21"/>
-              </w:rPr>
-              <w:t xml:space="preserve"/>
-            </w:r>
-          </w:p>
-        </w:tc>
-        <w:tc>
-          <w:tcPr>
-            <w:tcW w:type="dxa" w:w="1100"/>
-            <w:shd w:fill="D8E2EC" w:color="auto" w:val="clear"/>
-            <w:tcMar>
-              <w:top w:type="dxa" w:w="30"/>
-              <w:left w:type="dxa" w:w="90"/>
-              <w:bottom w:type="dxa" w:w="30"/>
-              <w:right w:type="dxa" w:w="90"/>
-            </w:tcMar>
-            <w:vAlign w:val="center"/>
-          </w:tcPr>
-          <w:p>
-            <w:pPr>
-              <w:spacing w:after="0" w:line="270"/>
-              <w:jc w:val="center"/>
-            </w:pPr>
-            <w:r>
-              <w:rPr>
-                <w:rFonts w:ascii="Times New Roman" w:cs="Times New Roman" w:eastAsia="Times New Roman" w:hAnsi="Times New Roman"/>
-                <w:b/>
-                <w:bCs/>
-                <w:i w:val="false"/>
-                <w:iCs w:val="false"/>
-                <w:color w:val="111111"/>
-                <w:sz w:val="19"/>
-                <w:szCs w:val="19"/>
+                <w:sz w:val="17"/>
+                <w:szCs w:val="17"/>
               </w:rPr>
               <w:t xml:space="preserve">15</w:t>
             </w:r>
@@ -8317,7 +8165,7 @@
     </w:tbl>
     <w:p>
       <w:pPr>
-        <w:spacing w:after="110"/>
+        <w:spacing w:after="44"/>
       </w:pPr>
       <w:r>
         <w:rPr>
@@ -8327,8 +8175,8 @@
           <w:i w:val="false"/>
           <w:iCs w:val="false"/>
           <w:color w:val="111111"/>
-          <w:sz w:val="21"/>
-          <w:szCs w:val="21"/>
+          <w:sz w:val="18"/>
+          <w:szCs w:val="18"/>
         </w:rPr>
         <w:t xml:space="preserve"/>
       </w:r>
@@ -8336,7 +8184,7 @@
     <w:p>
       <w:pPr>
         <w:keepNext w:val="false"/>
-        <w:spacing w:after="90" w:before="0" w:line="280"/>
+        <w:spacing w:after="36" w:before="0" w:line="220"/>
       </w:pPr>
       <w:r>
         <w:rPr>
@@ -8346,8 +8194,8 @@
           <w:i w:val="false"/>
           <w:iCs w:val="false"/>
           <w:color w:val="111111"/>
-          <w:sz w:val="20"/>
-          <w:szCs w:val="20"/>
+          <w:sz w:val="17"/>
+          <w:szCs w:val="17"/>
         </w:rPr>
         <w:t xml:space="preserve">Öğrenme çıktısı / kazanım dağılımı</w:t>
       </w:r>
@@ -8388,7 +8236,7 @@
           </w:tcPr>
           <w:p>
             <w:pPr>
-              <w:spacing w:after="0" w:line="270"/>
+              <w:spacing w:after="0" w:line="220"/>
               <w:jc w:val="center"/>
             </w:pPr>
             <w:r>
@@ -8399,8 +8247,8 @@
                 <w:i w:val="false"/>
                 <w:iCs w:val="false"/>
                 <w:color w:val="111111"/>
-                <w:sz w:val="18"/>
-                <w:szCs w:val="18"/>
+                <w:sz w:val="16"/>
+                <w:szCs w:val="16"/>
               </w:rPr>
               <w:t xml:space="preserve">Soru</w:t>
             </w:r>
@@ -8420,7 +8268,7 @@
           </w:tcPr>
           <w:p>
             <w:pPr>
-              <w:spacing w:after="0" w:line="270"/>
+              <w:spacing w:after="0" w:line="220"/>
               <w:jc w:val="center"/>
             </w:pPr>
             <w:r>
@@ -8431,8 +8279,8 @@
                 <w:i w:val="false"/>
                 <w:iCs w:val="false"/>
                 <w:color w:val="111111"/>
-                <w:sz w:val="18"/>
-                <w:szCs w:val="18"/>
+                <w:sz w:val="16"/>
+                <w:szCs w:val="16"/>
               </w:rPr>
               <w:t xml:space="preserve">Öğrenme çıktısı</w:t>
             </w:r>
@@ -8452,7 +8300,7 @@
           </w:tcPr>
           <w:p>
             <w:pPr>
-              <w:spacing w:after="0" w:line="270"/>
+              <w:spacing w:after="0" w:line="220"/>
               <w:jc w:val="center"/>
             </w:pPr>
             <w:r>
@@ -8463,8 +8311,8 @@
                 <w:i w:val="false"/>
                 <w:iCs w:val="false"/>
                 <w:color w:val="111111"/>
-                <w:sz w:val="18"/>
-                <w:szCs w:val="18"/>
+                <w:sz w:val="16"/>
+                <w:szCs w:val="16"/>
               </w:rPr>
               <w:t xml:space="preserve">Beceri alanı</w:t>
             </w:r>
@@ -8484,7 +8332,7 @@
           </w:tcPr>
           <w:p>
             <w:pPr>
-              <w:spacing w:after="0" w:line="270"/>
+              <w:spacing w:after="0" w:line="220"/>
               <w:jc w:val="center"/>
             </w:pPr>
             <w:r>
@@ -8495,8 +8343,8 @@
                 <w:i w:val="false"/>
                 <w:iCs w:val="false"/>
                 <w:color w:val="111111"/>
-                <w:sz w:val="18"/>
-                <w:szCs w:val="18"/>
+                <w:sz w:val="16"/>
+                <w:szCs w:val="16"/>
               </w:rPr>
               <w:t xml:space="preserve">Puan</w:t>
             </w:r>
@@ -8517,7 +8365,7 @@
           </w:tcPr>
           <w:p>
             <w:pPr>
-              <w:spacing w:after="0" w:line="270"/>
+              <w:spacing w:after="0" w:line="220"/>
               <w:jc w:val="center"/>
             </w:pPr>
             <w:r>
@@ -8528,8 +8376,8 @@
                 <w:i w:val="false"/>
                 <w:iCs w:val="false"/>
                 <w:color w:val="111111"/>
-                <w:sz w:val="18"/>
-                <w:szCs w:val="18"/>
+                <w:sz w:val="16"/>
+                <w:szCs w:val="16"/>
               </w:rPr>
               <w:t xml:space="preserve">1</w:t>
             </w:r>
@@ -8548,18 +8396,18 @@
           </w:tcPr>
           <w:p>
             <w:pPr>
-              <w:spacing w:after="0" w:line="270"/>
-            </w:pPr>
-            <w:r>
-              <w:rPr>
-                <w:rFonts w:ascii="Times New Roman" w:cs="Times New Roman" w:eastAsia="Times New Roman" w:hAnsi="Times New Roman"/>
-                <w:b w:val="false"/>
-                <w:bCs w:val="false"/>
-                <w:i w:val="false"/>
-                <w:iCs w:val="false"/>
-                <w:color w:val="111111"/>
-                <w:sz w:val="17"/>
-                <w:szCs w:val="17"/>
+              <w:spacing w:after="0" w:line="220"/>
+            </w:pPr>
+            <w:r>
+              <w:rPr>
+                <w:rFonts w:ascii="Times New Roman" w:cs="Times New Roman" w:eastAsia="Times New Roman" w:hAnsi="Times New Roman"/>
+                <w:b w:val="false"/>
+                <w:bCs w:val="false"/>
+                <w:i w:val="false"/>
+                <w:iCs w:val="false"/>
+                <w:color w:val="111111"/>
+                <w:sz w:val="15"/>
+                <w:szCs w:val="15"/>
               </w:rPr>
               <w:t xml:space="preserve">ARP.5.2.3.1 — Sınıf eşyalarına ait sözcükleri anlamlandırır.</w:t>
             </w:r>
@@ -8578,19 +8426,19 @@
           </w:tcPr>
           <w:p>
             <w:pPr>
-              <w:spacing w:after="0" w:line="270"/>
-              <w:jc w:val="center"/>
-            </w:pPr>
-            <w:r>
-              <w:rPr>
-                <w:rFonts w:ascii="Times New Roman" w:cs="Times New Roman" w:eastAsia="Times New Roman" w:hAnsi="Times New Roman"/>
-                <w:b w:val="false"/>
-                <w:bCs w:val="false"/>
-                <w:i w:val="false"/>
-                <w:iCs w:val="false"/>
-                <w:color w:val="111111"/>
-                <w:sz w:val="17"/>
-                <w:szCs w:val="17"/>
+              <w:spacing w:after="0" w:line="220"/>
+              <w:jc w:val="center"/>
+            </w:pPr>
+            <w:r>
+              <w:rPr>
+                <w:rFonts w:ascii="Times New Roman" w:cs="Times New Roman" w:eastAsia="Times New Roman" w:hAnsi="Times New Roman"/>
+                <w:b w:val="false"/>
+                <w:bCs w:val="false"/>
+                <w:i w:val="false"/>
+                <w:iCs w:val="false"/>
+                <w:color w:val="111111"/>
+                <w:sz w:val="15"/>
+                <w:szCs w:val="15"/>
               </w:rPr>
               <w:t xml:space="preserve">Sözcük</w:t>
             </w:r>
@@ -8609,19 +8457,19 @@
           </w:tcPr>
           <w:p>
             <w:pPr>
-              <w:spacing w:after="0" w:line="270"/>
-              <w:jc w:val="center"/>
-            </w:pPr>
-            <w:r>
-              <w:rPr>
-                <w:rFonts w:ascii="Times New Roman" w:cs="Times New Roman" w:eastAsia="Times New Roman" w:hAnsi="Times New Roman"/>
-                <w:b w:val="false"/>
-                <w:bCs w:val="false"/>
-                <w:i w:val="false"/>
-                <w:iCs w:val="false"/>
-                <w:color w:val="111111"/>
-                <w:sz w:val="18"/>
-                <w:szCs w:val="18"/>
+              <w:spacing w:after="0" w:line="220"/>
+              <w:jc w:val="center"/>
+            </w:pPr>
+            <w:r>
+              <w:rPr>
+                <w:rFonts w:ascii="Times New Roman" w:cs="Times New Roman" w:eastAsia="Times New Roman" w:hAnsi="Times New Roman"/>
+                <w:b w:val="false"/>
+                <w:bCs w:val="false"/>
+                <w:i w:val="false"/>
+                <w:iCs w:val="false"/>
+                <w:color w:val="111111"/>
+                <w:sz w:val="16"/>
+                <w:szCs w:val="16"/>
               </w:rPr>
               <w:t xml:space="preserve">12</w:t>
             </w:r>
@@ -8642,7 +8490,7 @@
           </w:tcPr>
           <w:p>
             <w:pPr>
-              <w:spacing w:after="0" w:line="270"/>
+              <w:spacing w:after="0" w:line="220"/>
               <w:jc w:val="center"/>
             </w:pPr>
             <w:r>
@@ -8653,8 +8501,8 @@
                 <w:i w:val="false"/>
                 <w:iCs w:val="false"/>
                 <w:color w:val="111111"/>
-                <w:sz w:val="18"/>
-                <w:szCs w:val="18"/>
+                <w:sz w:val="16"/>
+                <w:szCs w:val="16"/>
               </w:rPr>
               <w:t xml:space="preserve">2</w:t>
             </w:r>
@@ -8673,18 +8521,18 @@
           </w:tcPr>
           <w:p>
             <w:pPr>
-              <w:spacing w:after="0" w:line="270"/>
-            </w:pPr>
-            <w:r>
-              <w:rPr>
-                <w:rFonts w:ascii="Times New Roman" w:cs="Times New Roman" w:eastAsia="Times New Roman" w:hAnsi="Times New Roman"/>
-                <w:b w:val="false"/>
-                <w:bCs w:val="false"/>
-                <w:i w:val="false"/>
-                <w:iCs w:val="false"/>
-                <w:color w:val="111111"/>
-                <w:sz w:val="17"/>
-                <w:szCs w:val="17"/>
+              <w:spacing w:after="0" w:line="220"/>
+            </w:pPr>
+            <w:r>
+              <w:rPr>
+                <w:rFonts w:ascii="Times New Roman" w:cs="Times New Roman" w:eastAsia="Times New Roman" w:hAnsi="Times New Roman"/>
+                <w:b w:val="false"/>
+                <w:bCs w:val="false"/>
+                <w:i w:val="false"/>
+                <w:iCs w:val="false"/>
+                <w:color w:val="111111"/>
+                <w:sz w:val="15"/>
+                <w:szCs w:val="15"/>
               </w:rPr>
               <w:t xml:space="preserve">ARP.5.2.3.2 — Öğrendiği sözcükleri yazılı olarak kullanır.</w:t>
             </w:r>
@@ -8703,19 +8551,19 @@
           </w:tcPr>
           <w:p>
             <w:pPr>
-              <w:spacing w:after="0" w:line="270"/>
-              <w:jc w:val="center"/>
-            </w:pPr>
-            <w:r>
-              <w:rPr>
-                <w:rFonts w:ascii="Times New Roman" w:cs="Times New Roman" w:eastAsia="Times New Roman" w:hAnsi="Times New Roman"/>
-                <w:b w:val="false"/>
-                <w:bCs w:val="false"/>
-                <w:i w:val="false"/>
-                <w:iCs w:val="false"/>
-                <w:color w:val="111111"/>
-                <w:sz w:val="17"/>
-                <w:szCs w:val="17"/>
+              <w:spacing w:after="0" w:line="220"/>
+              <w:jc w:val="center"/>
+            </w:pPr>
+            <w:r>
+              <w:rPr>
+                <w:rFonts w:ascii="Times New Roman" w:cs="Times New Roman" w:eastAsia="Times New Roman" w:hAnsi="Times New Roman"/>
+                <w:b w:val="false"/>
+                <w:bCs w:val="false"/>
+                <w:i w:val="false"/>
+                <w:iCs w:val="false"/>
+                <w:color w:val="111111"/>
+                <w:sz w:val="15"/>
+                <w:szCs w:val="15"/>
               </w:rPr>
               <w:t xml:space="preserve">Sözcük</w:t>
             </w:r>
@@ -8734,19 +8582,19 @@
           </w:tcPr>
           <w:p>
             <w:pPr>
-              <w:spacing w:after="0" w:line="270"/>
-              <w:jc w:val="center"/>
-            </w:pPr>
-            <w:r>
-              <w:rPr>
-                <w:rFonts w:ascii="Times New Roman" w:cs="Times New Roman" w:eastAsia="Times New Roman" w:hAnsi="Times New Roman"/>
-                <w:b w:val="false"/>
-                <w:bCs w:val="false"/>
-                <w:i w:val="false"/>
-                <w:iCs w:val="false"/>
-                <w:color w:val="111111"/>
-                <w:sz w:val="18"/>
-                <w:szCs w:val="18"/>
+              <w:spacing w:after="0" w:line="220"/>
+              <w:jc w:val="center"/>
+            </w:pPr>
+            <w:r>
+              <w:rPr>
+                <w:rFonts w:ascii="Times New Roman" w:cs="Times New Roman" w:eastAsia="Times New Roman" w:hAnsi="Times New Roman"/>
+                <w:b w:val="false"/>
+                <w:bCs w:val="false"/>
+                <w:i w:val="false"/>
+                <w:iCs w:val="false"/>
+                <w:color w:val="111111"/>
+                <w:sz w:val="16"/>
+                <w:szCs w:val="16"/>
               </w:rPr>
               <w:t xml:space="preserve">12</w:t>
             </w:r>
@@ -8767,7 +8615,7 @@
           </w:tcPr>
           <w:p>
             <w:pPr>
-              <w:spacing w:after="0" w:line="270"/>
+              <w:spacing w:after="0" w:line="220"/>
               <w:jc w:val="center"/>
             </w:pPr>
             <w:r>
@@ -8778,8 +8626,8 @@
                 <w:i w:val="false"/>
                 <w:iCs w:val="false"/>
                 <w:color w:val="111111"/>
-                <w:sz w:val="18"/>
-                <w:szCs w:val="18"/>
+                <w:sz w:val="16"/>
+                <w:szCs w:val="16"/>
               </w:rPr>
               <w:t xml:space="preserve">3</w:t>
             </w:r>
@@ -8798,18 +8646,18 @@
           </w:tcPr>
           <w:p>
             <w:pPr>
-              <w:spacing w:after="0" w:line="270"/>
-            </w:pPr>
-            <w:r>
-              <w:rPr>
-                <w:rFonts w:ascii="Times New Roman" w:cs="Times New Roman" w:eastAsia="Times New Roman" w:hAnsi="Times New Roman"/>
-                <w:b w:val="false"/>
-                <w:bCs w:val="false"/>
-                <w:i w:val="false"/>
-                <w:iCs w:val="false"/>
-                <w:color w:val="111111"/>
-                <w:sz w:val="17"/>
-                <w:szCs w:val="17"/>
+              <w:spacing w:after="0" w:line="220"/>
+            </w:pPr>
+            <w:r>
+              <w:rPr>
+                <w:rFonts w:ascii="Times New Roman" w:cs="Times New Roman" w:eastAsia="Times New Roman" w:hAnsi="Times New Roman"/>
+                <w:b w:val="false"/>
+                <w:bCs w:val="false"/>
+                <w:i w:val="false"/>
+                <w:iCs w:val="false"/>
+                <w:color w:val="111111"/>
+                <w:sz w:val="15"/>
+                <w:szCs w:val="15"/>
               </w:rPr>
               <w:t xml:space="preserve">ARP.5.2.5.1 — Basit soru-cevap kalıplarını yerinde kullanır.</w:t>
             </w:r>
@@ -8828,19 +8676,19 @@
           </w:tcPr>
           <w:p>
             <w:pPr>
-              <w:spacing w:after="0" w:line="270"/>
-              <w:jc w:val="center"/>
-            </w:pPr>
-            <w:r>
-              <w:rPr>
-                <w:rFonts w:ascii="Times New Roman" w:cs="Times New Roman" w:eastAsia="Times New Roman" w:hAnsi="Times New Roman"/>
-                <w:b w:val="false"/>
-                <w:bCs w:val="false"/>
-                <w:i w:val="false"/>
-                <w:iCs w:val="false"/>
-                <w:color w:val="111111"/>
-                <w:sz w:val="17"/>
-                <w:szCs w:val="17"/>
+              <w:spacing w:after="0" w:line="220"/>
+              <w:jc w:val="center"/>
+            </w:pPr>
+            <w:r>
+              <w:rPr>
+                <w:rFonts w:ascii="Times New Roman" w:cs="Times New Roman" w:eastAsia="Times New Roman" w:hAnsi="Times New Roman"/>
+                <w:b w:val="false"/>
+                <w:bCs w:val="false"/>
+                <w:i w:val="false"/>
+                <w:iCs w:val="false"/>
+                <w:color w:val="111111"/>
+                <w:sz w:val="15"/>
+                <w:szCs w:val="15"/>
               </w:rPr>
               <w:t xml:space="preserve">Konuşma</w:t>
             </w:r>
@@ -8859,19 +8707,19 @@
           </w:tcPr>
           <w:p>
             <w:pPr>
-              <w:spacing w:after="0" w:line="270"/>
-              <w:jc w:val="center"/>
-            </w:pPr>
-            <w:r>
-              <w:rPr>
-                <w:rFonts w:ascii="Times New Roman" w:cs="Times New Roman" w:eastAsia="Times New Roman" w:hAnsi="Times New Roman"/>
-                <w:b w:val="false"/>
-                <w:bCs w:val="false"/>
-                <w:i w:val="false"/>
-                <w:iCs w:val="false"/>
-                <w:color w:val="111111"/>
-                <w:sz w:val="18"/>
-                <w:szCs w:val="18"/>
+              <w:spacing w:after="0" w:line="220"/>
+              <w:jc w:val="center"/>
+            </w:pPr>
+            <w:r>
+              <w:rPr>
+                <w:rFonts w:ascii="Times New Roman" w:cs="Times New Roman" w:eastAsia="Times New Roman" w:hAnsi="Times New Roman"/>
+                <w:b w:val="false"/>
+                <w:bCs w:val="false"/>
+                <w:i w:val="false"/>
+                <w:iCs w:val="false"/>
+                <w:color w:val="111111"/>
+                <w:sz w:val="16"/>
+                <w:szCs w:val="16"/>
               </w:rPr>
               <w:t xml:space="preserve">12</w:t>
             </w:r>
@@ -8892,7 +8740,7 @@
           </w:tcPr>
           <w:p>
             <w:pPr>
-              <w:spacing w:after="0" w:line="270"/>
+              <w:spacing w:after="0" w:line="220"/>
               <w:jc w:val="center"/>
             </w:pPr>
             <w:r>
@@ -8903,8 +8751,8 @@
                 <w:i w:val="false"/>
                 <w:iCs w:val="false"/>
                 <w:color w:val="111111"/>
-                <w:sz w:val="18"/>
-                <w:szCs w:val="18"/>
+                <w:sz w:val="16"/>
+                <w:szCs w:val="16"/>
               </w:rPr>
               <w:t xml:space="preserve">4</w:t>
             </w:r>
@@ -8923,18 +8771,18 @@
           </w:tcPr>
           <w:p>
             <w:pPr>
-              <w:spacing w:after="0" w:line="270"/>
-            </w:pPr>
-            <w:r>
-              <w:rPr>
-                <w:rFonts w:ascii="Times New Roman" w:cs="Times New Roman" w:eastAsia="Times New Roman" w:hAnsi="Times New Roman"/>
-                <w:b w:val="false"/>
-                <w:bCs w:val="false"/>
-                <w:i w:val="false"/>
-                <w:iCs w:val="false"/>
-                <w:color w:val="111111"/>
-                <w:sz w:val="17"/>
-                <w:szCs w:val="17"/>
+              <w:spacing w:after="0" w:line="220"/>
+            </w:pPr>
+            <w:r>
+              <w:rPr>
+                <w:rFonts w:ascii="Times New Roman" w:cs="Times New Roman" w:eastAsia="Times New Roman" w:hAnsi="Times New Roman"/>
+                <w:b w:val="false"/>
+                <w:bCs w:val="false"/>
+                <w:i w:val="false"/>
+                <w:iCs w:val="false"/>
+                <w:color w:val="111111"/>
+                <w:sz w:val="15"/>
+                <w:szCs w:val="15"/>
               </w:rPr>
               <w:t xml:space="preserve">ARP.5.2.2.1 — İşaret isimlerini ve yer edatlarını kullanır.</w:t>
             </w:r>
@@ -8953,19 +8801,19 @@
           </w:tcPr>
           <w:p>
             <w:pPr>
-              <w:spacing w:after="0" w:line="270"/>
-              <w:jc w:val="center"/>
-            </w:pPr>
-            <w:r>
-              <w:rPr>
-                <w:rFonts w:ascii="Times New Roman" w:cs="Times New Roman" w:eastAsia="Times New Roman" w:hAnsi="Times New Roman"/>
-                <w:b w:val="false"/>
-                <w:bCs w:val="false"/>
-                <w:i w:val="false"/>
-                <w:iCs w:val="false"/>
-                <w:color w:val="111111"/>
-                <w:sz w:val="17"/>
-                <w:szCs w:val="17"/>
+              <w:spacing w:after="0" w:line="220"/>
+              <w:jc w:val="center"/>
+            </w:pPr>
+            <w:r>
+              <w:rPr>
+                <w:rFonts w:ascii="Times New Roman" w:cs="Times New Roman" w:eastAsia="Times New Roman" w:hAnsi="Times New Roman"/>
+                <w:b w:val="false"/>
+                <w:bCs w:val="false"/>
+                <w:i w:val="false"/>
+                <w:iCs w:val="false"/>
+                <w:color w:val="111111"/>
+                <w:sz w:val="15"/>
+                <w:szCs w:val="15"/>
               </w:rPr>
               <w:t xml:space="preserve">Dil Bilgisi</w:t>
             </w:r>
@@ -8984,19 +8832,19 @@
           </w:tcPr>
           <w:p>
             <w:pPr>
-              <w:spacing w:after="0" w:line="270"/>
-              <w:jc w:val="center"/>
-            </w:pPr>
-            <w:r>
-              <w:rPr>
-                <w:rFonts w:ascii="Times New Roman" w:cs="Times New Roman" w:eastAsia="Times New Roman" w:hAnsi="Times New Roman"/>
-                <w:b w:val="false"/>
-                <w:bCs w:val="false"/>
-                <w:i w:val="false"/>
-                <w:iCs w:val="false"/>
-                <w:color w:val="111111"/>
-                <w:sz w:val="18"/>
-                <w:szCs w:val="18"/>
+              <w:spacing w:after="0" w:line="220"/>
+              <w:jc w:val="center"/>
+            </w:pPr>
+            <w:r>
+              <w:rPr>
+                <w:rFonts w:ascii="Times New Roman" w:cs="Times New Roman" w:eastAsia="Times New Roman" w:hAnsi="Times New Roman"/>
+                <w:b w:val="false"/>
+                <w:bCs w:val="false"/>
+                <w:i w:val="false"/>
+                <w:iCs w:val="false"/>
+                <w:color w:val="111111"/>
+                <w:sz w:val="16"/>
+                <w:szCs w:val="16"/>
               </w:rPr>
               <w:t xml:space="preserve">14</w:t>
             </w:r>
@@ -9017,7 +8865,7 @@
           </w:tcPr>
           <w:p>
             <w:pPr>
-              <w:spacing w:after="0" w:line="270"/>
+              <w:spacing w:after="0" w:line="220"/>
               <w:jc w:val="center"/>
             </w:pPr>
             <w:r>
@@ -9028,8 +8876,8 @@
                 <w:i w:val="false"/>
                 <w:iCs w:val="false"/>
                 <w:color w:val="111111"/>
-                <w:sz w:val="18"/>
-                <w:szCs w:val="18"/>
+                <w:sz w:val="16"/>
+                <w:szCs w:val="16"/>
               </w:rPr>
               <w:t xml:space="preserve">5</w:t>
             </w:r>
@@ -9048,18 +8896,18 @@
           </w:tcPr>
           <w:p>
             <w:pPr>
-              <w:spacing w:after="0" w:line="270"/>
-            </w:pPr>
-            <w:r>
-              <w:rPr>
-                <w:rFonts w:ascii="Times New Roman" w:cs="Times New Roman" w:eastAsia="Times New Roman" w:hAnsi="Times New Roman"/>
-                <w:b w:val="false"/>
-                <w:bCs w:val="false"/>
-                <w:i w:val="false"/>
-                <w:iCs w:val="false"/>
-                <w:color w:val="111111"/>
-                <w:sz w:val="17"/>
-                <w:szCs w:val="17"/>
+              <w:spacing w:after="0" w:line="220"/>
+            </w:pPr>
+            <w:r>
+              <w:rPr>
+                <w:rFonts w:ascii="Times New Roman" w:cs="Times New Roman" w:eastAsia="Times New Roman" w:hAnsi="Times New Roman"/>
+                <w:b w:val="false"/>
+                <w:bCs w:val="false"/>
+                <w:i w:val="false"/>
+                <w:iCs w:val="false"/>
+                <w:color w:val="111111"/>
+                <w:sz w:val="15"/>
+                <w:szCs w:val="15"/>
               </w:rPr>
               <w:t xml:space="preserve">ARP.5.2.2.2 — Basit isim cümlesinin ögelerini ayırt eder.</w:t>
             </w:r>
@@ -9078,19 +8926,19 @@
           </w:tcPr>
           <w:p>
             <w:pPr>
-              <w:spacing w:after="0" w:line="270"/>
-              <w:jc w:val="center"/>
-            </w:pPr>
-            <w:r>
-              <w:rPr>
-                <w:rFonts w:ascii="Times New Roman" w:cs="Times New Roman" w:eastAsia="Times New Roman" w:hAnsi="Times New Roman"/>
-                <w:b w:val="false"/>
-                <w:bCs w:val="false"/>
-                <w:i w:val="false"/>
-                <w:iCs w:val="false"/>
-                <w:color w:val="111111"/>
-                <w:sz w:val="17"/>
-                <w:szCs w:val="17"/>
+              <w:spacing w:after="0" w:line="220"/>
+              <w:jc w:val="center"/>
+            </w:pPr>
+            <w:r>
+              <w:rPr>
+                <w:rFonts w:ascii="Times New Roman" w:cs="Times New Roman" w:eastAsia="Times New Roman" w:hAnsi="Times New Roman"/>
+                <w:b w:val="false"/>
+                <w:bCs w:val="false"/>
+                <w:i w:val="false"/>
+                <w:iCs w:val="false"/>
+                <w:color w:val="111111"/>
+                <w:sz w:val="15"/>
+                <w:szCs w:val="15"/>
               </w:rPr>
               <w:t xml:space="preserve">Dil Bilgisi</w:t>
             </w:r>
@@ -9109,19 +8957,19 @@
           </w:tcPr>
           <w:p>
             <w:pPr>
-              <w:spacing w:after="0" w:line="270"/>
-              <w:jc w:val="center"/>
-            </w:pPr>
-            <w:r>
-              <w:rPr>
-                <w:rFonts w:ascii="Times New Roman" w:cs="Times New Roman" w:eastAsia="Times New Roman" w:hAnsi="Times New Roman"/>
-                <w:b w:val="false"/>
-                <w:bCs w:val="false"/>
-                <w:i w:val="false"/>
-                <w:iCs w:val="false"/>
-                <w:color w:val="111111"/>
-                <w:sz w:val="18"/>
-                <w:szCs w:val="18"/>
+              <w:spacing w:after="0" w:line="220"/>
+              <w:jc w:val="center"/>
+            </w:pPr>
+            <w:r>
+              <w:rPr>
+                <w:rFonts w:ascii="Times New Roman" w:cs="Times New Roman" w:eastAsia="Times New Roman" w:hAnsi="Times New Roman"/>
+                <w:b w:val="false"/>
+                <w:bCs w:val="false"/>
+                <w:i w:val="false"/>
+                <w:iCs w:val="false"/>
+                <w:color w:val="111111"/>
+                <w:sz w:val="16"/>
+                <w:szCs w:val="16"/>
               </w:rPr>
               <w:t xml:space="preserve">15</w:t>
             </w:r>
@@ -9142,7 +8990,7 @@
           </w:tcPr>
           <w:p>
             <w:pPr>
-              <w:spacing w:after="0" w:line="270"/>
+              <w:spacing w:after="0" w:line="220"/>
               <w:jc w:val="center"/>
             </w:pPr>
             <w:r>
@@ -9153,8 +9001,8 @@
                 <w:i w:val="false"/>
                 <w:iCs w:val="false"/>
                 <w:color w:val="111111"/>
-                <w:sz w:val="18"/>
-                <w:szCs w:val="18"/>
+                <w:sz w:val="16"/>
+                <w:szCs w:val="16"/>
               </w:rPr>
               <w:t xml:space="preserve">6</w:t>
             </w:r>
@@ -9173,18 +9021,18 @@
           </w:tcPr>
           <w:p>
             <w:pPr>
-              <w:spacing w:after="0" w:line="270"/>
-            </w:pPr>
-            <w:r>
-              <w:rPr>
-                <w:rFonts w:ascii="Times New Roman" w:cs="Times New Roman" w:eastAsia="Times New Roman" w:hAnsi="Times New Roman"/>
-                <w:b w:val="false"/>
-                <w:bCs w:val="false"/>
-                <w:i w:val="false"/>
-                <w:iCs w:val="false"/>
-                <w:color w:val="111111"/>
-                <w:sz w:val="17"/>
-                <w:szCs w:val="17"/>
+              <w:spacing w:after="0" w:line="220"/>
+            </w:pPr>
+            <w:r>
+              <w:rPr>
+                <w:rFonts w:ascii="Times New Roman" w:cs="Times New Roman" w:eastAsia="Times New Roman" w:hAnsi="Times New Roman"/>
+                <w:b w:val="false"/>
+                <w:bCs w:val="false"/>
+                <w:i w:val="false"/>
+                <w:iCs w:val="false"/>
+                <w:color w:val="111111"/>
+                <w:sz w:val="15"/>
+                <w:szCs w:val="15"/>
               </w:rPr>
               <w:t xml:space="preserve">ARP.5.2.2.3 — Müzekker-müennes uyumunu ayırt eder.</w:t>
             </w:r>
@@ -9203,19 +9051,19 @@
           </w:tcPr>
           <w:p>
             <w:pPr>
-              <w:spacing w:after="0" w:line="270"/>
-              <w:jc w:val="center"/>
-            </w:pPr>
-            <w:r>
-              <w:rPr>
-                <w:rFonts w:ascii="Times New Roman" w:cs="Times New Roman" w:eastAsia="Times New Roman" w:hAnsi="Times New Roman"/>
-                <w:b w:val="false"/>
-                <w:bCs w:val="false"/>
-                <w:i w:val="false"/>
-                <w:iCs w:val="false"/>
-                <w:color w:val="111111"/>
-                <w:sz w:val="17"/>
-                <w:szCs w:val="17"/>
+              <w:spacing w:after="0" w:line="220"/>
+              <w:jc w:val="center"/>
+            </w:pPr>
+            <w:r>
+              <w:rPr>
+                <w:rFonts w:ascii="Times New Roman" w:cs="Times New Roman" w:eastAsia="Times New Roman" w:hAnsi="Times New Roman"/>
+                <w:b w:val="false"/>
+                <w:bCs w:val="false"/>
+                <w:i w:val="false"/>
+                <w:iCs w:val="false"/>
+                <w:color w:val="111111"/>
+                <w:sz w:val="15"/>
+                <w:szCs w:val="15"/>
               </w:rPr>
               <w:t xml:space="preserve">Dil Bilgisi</w:t>
             </w:r>
@@ -9234,19 +9082,19 @@
           </w:tcPr>
           <w:p>
             <w:pPr>
-              <w:spacing w:after="0" w:line="270"/>
-              <w:jc w:val="center"/>
-            </w:pPr>
-            <w:r>
-              <w:rPr>
-                <w:rFonts w:ascii="Times New Roman" w:cs="Times New Roman" w:eastAsia="Times New Roman" w:hAnsi="Times New Roman"/>
-                <w:b w:val="false"/>
-                <w:bCs w:val="false"/>
-                <w:i w:val="false"/>
-                <w:iCs w:val="false"/>
-                <w:color w:val="111111"/>
-                <w:sz w:val="18"/>
-                <w:szCs w:val="18"/>
+              <w:spacing w:after="0" w:line="220"/>
+              <w:jc w:val="center"/>
+            </w:pPr>
+            <w:r>
+              <w:rPr>
+                <w:rFonts w:ascii="Times New Roman" w:cs="Times New Roman" w:eastAsia="Times New Roman" w:hAnsi="Times New Roman"/>
+                <w:b w:val="false"/>
+                <w:bCs w:val="false"/>
+                <w:i w:val="false"/>
+                <w:iCs w:val="false"/>
+                <w:color w:val="111111"/>
+                <w:sz w:val="16"/>
+                <w:szCs w:val="16"/>
               </w:rPr>
               <w:t xml:space="preserve">10</w:t>
             </w:r>
@@ -9267,7 +9115,7 @@
           </w:tcPr>
           <w:p>
             <w:pPr>
-              <w:spacing w:after="0" w:line="270"/>
+              <w:spacing w:after="0" w:line="220"/>
               <w:jc w:val="center"/>
             </w:pPr>
             <w:r>
@@ -9278,8 +9126,8 @@
                 <w:i w:val="false"/>
                 <w:iCs w:val="false"/>
                 <w:color w:val="111111"/>
-                <w:sz w:val="18"/>
-                <w:szCs w:val="18"/>
+                <w:sz w:val="16"/>
+                <w:szCs w:val="16"/>
               </w:rPr>
               <w:t xml:space="preserve">7</w:t>
             </w:r>
@@ -9298,18 +9146,18 @@
           </w:tcPr>
           <w:p>
             <w:pPr>
-              <w:spacing w:after="0" w:line="270"/>
-            </w:pPr>
-            <w:r>
-              <w:rPr>
-                <w:rFonts w:ascii="Times New Roman" w:cs="Times New Roman" w:eastAsia="Times New Roman" w:hAnsi="Times New Roman"/>
-                <w:b w:val="false"/>
-                <w:bCs w:val="false"/>
-                <w:i w:val="false"/>
-                <w:iCs w:val="false"/>
-                <w:color w:val="111111"/>
-                <w:sz w:val="17"/>
-                <w:szCs w:val="17"/>
+              <w:spacing w:after="0" w:line="220"/>
+            </w:pPr>
+            <w:r>
+              <w:rPr>
+                <w:rFonts w:ascii="Times New Roman" w:cs="Times New Roman" w:eastAsia="Times New Roman" w:hAnsi="Times New Roman"/>
+                <w:b w:val="false"/>
+                <w:bCs w:val="false"/>
+                <w:i w:val="false"/>
+                <w:iCs w:val="false"/>
+                <w:color w:val="111111"/>
+                <w:sz w:val="15"/>
+                <w:szCs w:val="15"/>
               </w:rPr>
               <w:t xml:space="preserve">ARP.5.2.2.4 — Verilen sözcüklerle anlamlı cümle kurar.</w:t>
             </w:r>
@@ -9328,19 +9176,19 @@
           </w:tcPr>
           <w:p>
             <w:pPr>
-              <w:spacing w:after="0" w:line="270"/>
-              <w:jc w:val="center"/>
-            </w:pPr>
-            <w:r>
-              <w:rPr>
-                <w:rFonts w:ascii="Times New Roman" w:cs="Times New Roman" w:eastAsia="Times New Roman" w:hAnsi="Times New Roman"/>
-                <w:b w:val="false"/>
-                <w:bCs w:val="false"/>
-                <w:i w:val="false"/>
-                <w:iCs w:val="false"/>
-                <w:color w:val="111111"/>
-                <w:sz w:val="17"/>
-                <w:szCs w:val="17"/>
+              <w:spacing w:after="0" w:line="220"/>
+              <w:jc w:val="center"/>
+            </w:pPr>
+            <w:r>
+              <w:rPr>
+                <w:rFonts w:ascii="Times New Roman" w:cs="Times New Roman" w:eastAsia="Times New Roman" w:hAnsi="Times New Roman"/>
+                <w:b w:val="false"/>
+                <w:bCs w:val="false"/>
+                <w:i w:val="false"/>
+                <w:iCs w:val="false"/>
+                <w:color w:val="111111"/>
+                <w:sz w:val="15"/>
+                <w:szCs w:val="15"/>
               </w:rPr>
               <w:t xml:space="preserve">Dil Bilgisi</w:t>
             </w:r>
@@ -9359,19 +9207,19 @@
           </w:tcPr>
           <w:p>
             <w:pPr>
-              <w:spacing w:after="0" w:line="270"/>
-              <w:jc w:val="center"/>
-            </w:pPr>
-            <w:r>
-              <w:rPr>
-                <w:rFonts w:ascii="Times New Roman" w:cs="Times New Roman" w:eastAsia="Times New Roman" w:hAnsi="Times New Roman"/>
-                <w:b w:val="false"/>
-                <w:bCs w:val="false"/>
-                <w:i w:val="false"/>
-                <w:iCs w:val="false"/>
-                <w:color w:val="111111"/>
-                <w:sz w:val="18"/>
-                <w:szCs w:val="18"/>
+              <w:spacing w:after="0" w:line="220"/>
+              <w:jc w:val="center"/>
+            </w:pPr>
+            <w:r>
+              <w:rPr>
+                <w:rFonts w:ascii="Times New Roman" w:cs="Times New Roman" w:eastAsia="Times New Roman" w:hAnsi="Times New Roman"/>
+                <w:b w:val="false"/>
+                <w:bCs w:val="false"/>
+                <w:i w:val="false"/>
+                <w:iCs w:val="false"/>
+                <w:color w:val="111111"/>
+                <w:sz w:val="16"/>
+                <w:szCs w:val="16"/>
               </w:rPr>
               <w:t xml:space="preserve">10</w:t>
             </w:r>
@@ -9392,7 +9240,7 @@
           </w:tcPr>
           <w:p>
             <w:pPr>
-              <w:spacing w:after="0" w:line="270"/>
+              <w:spacing w:after="0" w:line="220"/>
               <w:jc w:val="center"/>
             </w:pPr>
             <w:r>
@@ -9403,8 +9251,8 @@
                 <w:i w:val="false"/>
                 <w:iCs w:val="false"/>
                 <w:color w:val="111111"/>
-                <w:sz w:val="18"/>
-                <w:szCs w:val="18"/>
+                <w:sz w:val="16"/>
+                <w:szCs w:val="16"/>
               </w:rPr>
               <w:t xml:space="preserve">8</w:t>
             </w:r>
@@ -9423,18 +9271,18 @@
           </w:tcPr>
           <w:p>
             <w:pPr>
-              <w:spacing w:after="0" w:line="270"/>
-            </w:pPr>
-            <w:r>
-              <w:rPr>
-                <w:rFonts w:ascii="Times New Roman" w:cs="Times New Roman" w:eastAsia="Times New Roman" w:hAnsi="Times New Roman"/>
-                <w:b w:val="false"/>
-                <w:bCs w:val="false"/>
-                <w:i w:val="false"/>
-                <w:iCs w:val="false"/>
-                <w:color w:val="111111"/>
-                <w:sz w:val="17"/>
-                <w:szCs w:val="17"/>
+              <w:spacing w:after="0" w:line="220"/>
+            </w:pPr>
+            <w:r>
+              <w:rPr>
+                <w:rFonts w:ascii="Times New Roman" w:cs="Times New Roman" w:eastAsia="Times New Roman" w:hAnsi="Times New Roman"/>
+                <w:b w:val="false"/>
+                <w:bCs w:val="false"/>
+                <w:i w:val="false"/>
+                <w:iCs w:val="false"/>
+                <w:color w:val="111111"/>
+                <w:sz w:val="15"/>
+                <w:szCs w:val="15"/>
               </w:rPr>
               <w:t xml:space="preserve">ARP.5.2.6.1 — Sınıfını tanıtan kısa bir metin yazar.</w:t>
             </w:r>
@@ -9453,19 +9301,19 @@
           </w:tcPr>
           <w:p>
             <w:pPr>
-              <w:spacing w:after="0" w:line="270"/>
-              <w:jc w:val="center"/>
-            </w:pPr>
-            <w:r>
-              <w:rPr>
-                <w:rFonts w:ascii="Times New Roman" w:cs="Times New Roman" w:eastAsia="Times New Roman" w:hAnsi="Times New Roman"/>
-                <w:b w:val="false"/>
-                <w:bCs w:val="false"/>
-                <w:i w:val="false"/>
-                <w:iCs w:val="false"/>
-                <w:color w:val="111111"/>
-                <w:sz w:val="17"/>
-                <w:szCs w:val="17"/>
+              <w:spacing w:after="0" w:line="220"/>
+              <w:jc w:val="center"/>
+            </w:pPr>
+            <w:r>
+              <w:rPr>
+                <w:rFonts w:ascii="Times New Roman" w:cs="Times New Roman" w:eastAsia="Times New Roman" w:hAnsi="Times New Roman"/>
+                <w:b w:val="false"/>
+                <w:bCs w:val="false"/>
+                <w:i w:val="false"/>
+                <w:iCs w:val="false"/>
+                <w:color w:val="111111"/>
+                <w:sz w:val="15"/>
+                <w:szCs w:val="15"/>
               </w:rPr>
               <w:t xml:space="preserve">Yazma</w:t>
             </w:r>
@@ -9484,19 +9332,19 @@
           </w:tcPr>
           <w:p>
             <w:pPr>
-              <w:spacing w:after="0" w:line="270"/>
-              <w:jc w:val="center"/>
-            </w:pPr>
-            <w:r>
-              <w:rPr>
-                <w:rFonts w:ascii="Times New Roman" w:cs="Times New Roman" w:eastAsia="Times New Roman" w:hAnsi="Times New Roman"/>
-                <w:b w:val="false"/>
-                <w:bCs w:val="false"/>
-                <w:i w:val="false"/>
-                <w:iCs w:val="false"/>
-                <w:color w:val="111111"/>
-                <w:sz w:val="18"/>
-                <w:szCs w:val="18"/>
+              <w:spacing w:after="0" w:line="220"/>
+              <w:jc w:val="center"/>
+            </w:pPr>
+            <w:r>
+              <w:rPr>
+                <w:rFonts w:ascii="Times New Roman" w:cs="Times New Roman" w:eastAsia="Times New Roman" w:hAnsi="Times New Roman"/>
+                <w:b w:val="false"/>
+                <w:bCs w:val="false"/>
+                <w:i w:val="false"/>
+                <w:iCs w:val="false"/>
+                <w:color w:val="111111"/>
+                <w:sz w:val="16"/>
+                <w:szCs w:val="16"/>
               </w:rPr>
               <w:t xml:space="preserve">15</w:t>
             </w:r>
@@ -9506,7 +9354,7 @@
     </w:tbl>
     <w:p>
       <w:pPr>
-        <w:spacing w:after="60"/>
+        <w:spacing w:after="24"/>
       </w:pPr>
       <w:r>
         <w:rPr>
@@ -9516,8 +9364,8 @@
           <w:i w:val="false"/>
           <w:iCs w:val="false"/>
           <w:color w:val="111111"/>
-          <w:sz w:val="21"/>
-          <w:szCs w:val="21"/>
+          <w:sz w:val="18"/>
+          <w:szCs w:val="18"/>
         </w:rPr>
         <w:t xml:space="preserve"/>
       </w:r>
@@ -9561,44 +9409,26 @@
           </w:tcPr>
           <w:p>
             <w:pPr>
-              <w:spacing w:after="0" w:line="120"/>
-            </w:pPr>
-            <w:r>
-              <w:rPr>
-                <w:rFonts w:ascii="Times New Roman" w:cs="Times New Roman" w:eastAsia="Times New Roman" w:hAnsi="Times New Roman"/>
-                <w:b w:val="false"/>
-                <w:bCs w:val="false"/>
-                <w:i w:val="false"/>
-                <w:iCs w:val="false"/>
-                <w:color w:val="111111"/>
-                <w:sz w:val="6"/>
-                <w:szCs w:val="6"/>
-              </w:rPr>
-              <w:t xml:space="preserve"/>
-            </w:r>
-          </w:p>
-          <w:p>
-            <w:pPr>
-              <w:spacing w:after="25"/>
-              <w:jc w:val="center"/>
-            </w:pPr>
-            <w:r>
-              <w:rPr>
-                <w:rFonts w:ascii="Times New Roman" w:cs="Times New Roman" w:eastAsia="Times New Roman" w:hAnsi="Times New Roman"/>
-                <w:b w:val="false"/>
-                <w:bCs w:val="false"/>
-                <w:i w:val="false"/>
-                <w:iCs w:val="false"/>
-                <w:color w:val="111111"/>
-                <w:sz w:val="19"/>
-                <w:szCs w:val="19"/>
+              <w:spacing w:after="10"/>
+              <w:jc w:val="center"/>
+            </w:pPr>
+            <w:r>
+              <w:rPr>
+                <w:rFonts w:ascii="Times New Roman" w:cs="Times New Roman" w:eastAsia="Times New Roman" w:hAnsi="Times New Roman"/>
+                <w:b w:val="false"/>
+                <w:bCs w:val="false"/>
+                <w:i w:val="false"/>
+                <w:iCs w:val="false"/>
+                <w:color w:val="111111"/>
+                <w:sz w:val="17"/>
+                <w:szCs w:val="17"/>
               </w:rPr>
               <w:t xml:space="preserve">……………………………………</w:t>
             </w:r>
           </w:p>
           <w:p>
             <w:pPr>
-              <w:spacing w:after="8"/>
+              <w:spacing w:after="3"/>
               <w:jc w:val="center"/>
             </w:pPr>
             <w:r>
@@ -9609,8 +9439,8 @@
                 <w:i w:val="false"/>
                 <w:iCs w:val="false"/>
                 <w:color w:val="111111"/>
-                <w:sz w:val="19"/>
-                <w:szCs w:val="19"/>
+                <w:sz w:val="17"/>
+                <w:szCs w:val="17"/>
               </w:rPr>
               <w:t xml:space="preserve">Ders Öğretmeni</w:t>
             </w:r>
@@ -9628,8 +9458,8 @@
                 <w:i w:val="false"/>
                 <w:iCs w:val="false"/>
                 <w:color w:val="55636F"/>
-                <w:sz w:val="17"/>
-                <w:szCs w:val="17"/>
+                <w:sz w:val="15"/>
+                <w:szCs w:val="15"/>
               </w:rPr>
               <w:t xml:space="preserve">Arapça</w:t>
             </w:r>
@@ -9664,34 +9494,34 @@
                 <w:i w:val="false"/>
                 <w:iCs w:val="false"/>
                 <w:color w:val="111111"/>
-                <w:sz w:val="6"/>
-                <w:szCs w:val="6"/>
+                <w:sz w:val="12"/>
+                <w:szCs w:val="12"/>
               </w:rPr>
               <w:t xml:space="preserve"/>
             </w:r>
           </w:p>
           <w:p>
             <w:pPr>
-              <w:spacing w:after="25"/>
-              <w:jc w:val="center"/>
-            </w:pPr>
-            <w:r>
-              <w:rPr>
-                <w:rFonts w:ascii="Times New Roman" w:cs="Times New Roman" w:eastAsia="Times New Roman" w:hAnsi="Times New Roman"/>
-                <w:b w:val="false"/>
-                <w:bCs w:val="false"/>
-                <w:i w:val="false"/>
-                <w:iCs w:val="false"/>
-                <w:color w:val="111111"/>
-                <w:sz w:val="19"/>
-                <w:szCs w:val="19"/>
+              <w:spacing w:after="10"/>
+              <w:jc w:val="center"/>
+            </w:pPr>
+            <w:r>
+              <w:rPr>
+                <w:rFonts w:ascii="Times New Roman" w:cs="Times New Roman" w:eastAsia="Times New Roman" w:hAnsi="Times New Roman"/>
+                <w:b w:val="false"/>
+                <w:bCs w:val="false"/>
+                <w:i w:val="false"/>
+                <w:iCs w:val="false"/>
+                <w:color w:val="111111"/>
+                <w:sz w:val="17"/>
+                <w:szCs w:val="17"/>
               </w:rPr>
               <w:t xml:space="preserve">……………………………………</w:t>
             </w:r>
           </w:p>
           <w:p>
             <w:pPr>
-              <w:spacing w:after="8"/>
+              <w:spacing w:after="3"/>
               <w:jc w:val="center"/>
             </w:pPr>
             <w:r>
@@ -9702,8 +9532,8 @@
                 <w:i w:val="false"/>
                 <w:iCs w:val="false"/>
                 <w:color w:val="111111"/>
-                <w:sz w:val="19"/>
-                <w:szCs w:val="19"/>
+                <w:sz w:val="17"/>
+                <w:szCs w:val="17"/>
               </w:rPr>
               <w:t xml:space="preserve">Okul Müdürü</w:t>
             </w:r>
@@ -9721,8 +9551,8 @@
                 <w:i w:val="false"/>
                 <w:iCs w:val="false"/>
                 <w:color w:val="55636F"/>
-                <w:sz w:val="17"/>
-                <w:szCs w:val="17"/>
+                <w:sz w:val="15"/>
+                <w:szCs w:val="15"/>
               </w:rPr>
               <w:t xml:space="preserve"/>
             </w:r>
@@ -9733,7 +9563,7 @@
     <w:sectPr>
       <w:footerReference w:type="default" r:id="rId7"/>
       <w:pgSz w:w="11906" w:h="16838" w:orient="portrait"/>
-      <w:pgMar w:top="1021" w:right="1021" w:bottom="1021" w:left="1021" w:header="708" w:footer="708" w:gutter="0"/>
+      <w:pgMar w:top="480" w:right="480" w:bottom="480" w:left="480" w:header="454" w:footer="400" w:gutter="0"/>
       <w:pgNumType/>
       <w:docGrid w:linePitch="360"/>
     </w:sectPr>

--- a/dosyalar/sinavlar/5-sinif/arapca-5-1d2y-klasik.docx
+++ b/dosyalar/sinavlar/5-sinif/arapca-5-1d2y-klasik.docx
@@ -832,7 +832,7 @@
                 <w:szCs w:val="27"/>
                 <w:rtl/>
               </w:rPr>
-              <w:t xml:space="preserve">سَبُّورَةٌ</w:t>
+              <w:t xml:space="preserve">سَبُّورَةٌ</w:t>
             </w:r>
           </w:p>
         </w:tc>
@@ -2373,7 +2373,7 @@
                 <w:szCs w:val="24"/>
                 <w:rtl/>
               </w:rPr>
-              <w:t xml:space="preserve">اَلْمُعَلِّمُ فِي الصَّفِّ.</w:t>
+              <w:t xml:space="preserve">اَلمُعَلِّمُ فِي الصَّفِّ.</w:t>
             </w:r>
           </w:p>
         </w:tc>
@@ -2445,7 +2445,7 @@
                 <w:szCs w:val="24"/>
                 <w:rtl/>
               </w:rPr>
-              <w:t xml:space="preserve">أَيْنَ الْكِتَابُ؟</w:t>
+              <w:t xml:space="preserve">أَيْن الكِتَابُ؟</w:t>
             </w:r>
           </w:p>
         </w:tc>
@@ -2883,7 +2883,7 @@
                 <w:szCs w:val="24"/>
                 <w:rtl/>
               </w:rPr>
-              <w:t xml:space="preserve">اَلْكِتَابُ عَلَى الْمِنْضَدَةِ.</w:t>
+              <w:t xml:space="preserve">اَلكِتَابُ عَلَى المِنْضَدَةِ.</w:t>
             </w:r>
           </w:p>
         </w:tc>
@@ -2955,7 +2955,7 @@
                 <w:szCs w:val="24"/>
                 <w:rtl/>
               </w:rPr>
-              <w:t xml:space="preserve">أَيْنَ الْمُعَلِّمُ؟</w:t>
+              <w:t xml:space="preserve">أَيْن المُعَلِّمُ؟</w:t>
             </w:r>
           </w:p>
         </w:tc>
@@ -3205,7 +3205,7 @@
                 <w:szCs w:val="27"/>
                 <w:rtl/>
               </w:rPr>
-              <w:t xml:space="preserve">هَذَا   —   هَذِهِ   —   فِي   —   عَلَى   —   تَحْتَ   —   أَيْنَ   —   نَعَمْ</w:t>
+              <w:t xml:space="preserve">هَذَا   —   هَذِهِ   —   فِي   —   عَلَى   —   تَحْتَ   —   أَيْن   —   نَعَمْ</w:t>
             </w:r>
           </w:p>
         </w:tc>
@@ -3384,7 +3384,7 @@
                 <w:szCs w:val="25"/>
                 <w:rtl/>
               </w:rPr>
-              <w:t xml:space="preserve">……………………… سَبُّورَةٌ كَبِيرَةٌ.</w:t>
+              <w:t xml:space="preserve">……………………… سَبُّورَةٌ كَبِيرَةٌ.</w:t>
             </w:r>
           </w:p>
         </w:tc>
@@ -3456,7 +3456,7 @@
                 <w:szCs w:val="25"/>
                 <w:rtl/>
               </w:rPr>
-              <w:t xml:space="preserve">اَلْكِتَابُ ……………………… الْمِنْضَدَةِ.</w:t>
+              <w:t xml:space="preserve">اَلكِتَابُ ……………………… المِنْضَدَةِ.</w:t>
             </w:r>
           </w:p>
         </w:tc>
@@ -3528,7 +3528,7 @@
                 <w:szCs w:val="25"/>
                 <w:rtl/>
               </w:rPr>
-              <w:t xml:space="preserve">اَلْحَقِيبَةُ ……………………… الْكُرْسِيِّ.</w:t>
+              <w:t xml:space="preserve">اَلحَقِيبَةُ ……………………… الكُرْسِيِّ.</w:t>
             </w:r>
           </w:p>
         </w:tc>
@@ -3600,7 +3600,7 @@
                 <w:szCs w:val="25"/>
                 <w:rtl/>
               </w:rPr>
-              <w:t xml:space="preserve">اَلطَّالِبُ ……………………… الصَّفِّ.</w:t>
+              <w:t xml:space="preserve">اَلطَّالِبُ ……………………… الصَّفِّ.</w:t>
             </w:r>
           </w:p>
         </w:tc>
@@ -3672,7 +3672,7 @@
                 <w:szCs w:val="25"/>
                 <w:rtl/>
               </w:rPr>
-              <w:t xml:space="preserve">……………………… الْخَارِطَةُ؟</w:t>
+              <w:t xml:space="preserve">……………………… الخَارِطَةُ؟</w:t>
             </w:r>
           </w:p>
         </w:tc>
@@ -4075,7 +4075,7 @@
                 <w:szCs w:val="25"/>
                 <w:rtl/>
               </w:rPr>
-              <w:t xml:space="preserve">أَيْنَ هَذَا؟</w:t>
+              <w:t xml:space="preserve">أَيْن هَذَا؟</w:t>
             </w:r>
           </w:p>
         </w:tc>
@@ -4167,7 +4167,7 @@
                 <w:szCs w:val="25"/>
                 <w:rtl/>
               </w:rPr>
-              <w:t xml:space="preserve">اَلْحَقِيبَةُ عَلَى الْمِنْضَدَةِ.</w:t>
+              <w:t xml:space="preserve">اَلحَقِيبَةُ عَلَى المِنْضَدَةِ.</w:t>
             </w:r>
           </w:p>
         </w:tc>
@@ -4217,7 +4217,7 @@
                 <w:szCs w:val="25"/>
                 <w:rtl/>
               </w:rPr>
-              <w:t xml:space="preserve">اَلْحَقِيبَةُ تَحْتَ الْمِنْضَدَةِ.</w:t>
+              <w:t xml:space="preserve">اَلحَقِيبَةُ تَحْتَ المِنْضَدَةِ.</w:t>
             </w:r>
           </w:p>
         </w:tc>
@@ -4272,7 +4272,7 @@
                 <w:szCs w:val="25"/>
                 <w:rtl/>
               </w:rPr>
-              <w:t xml:space="preserve">اَلْحَقِيبَةُ فِي الصَّفِّ.</w:t>
+              <w:t xml:space="preserve">اَلحَقِيبَةُ فِي الصَّفِّ.</w:t>
             </w:r>
           </w:p>
         </w:tc>
@@ -4322,7 +4322,7 @@
                 <w:szCs w:val="25"/>
                 <w:rtl/>
               </w:rPr>
-              <w:t xml:space="preserve">اَلْحَقِيبَةُ جَدِيدَةٌ.</w:t>
+              <w:t xml:space="preserve">اَلحَقِيبَةُ جَدِيدَةٌ.</w:t>
             </w:r>
           </w:p>
         </w:tc>
@@ -4414,7 +4414,7 @@
                 <w:szCs w:val="25"/>
                 <w:rtl/>
               </w:rPr>
-              <w:t xml:space="preserve">سَبُّورَةٌ</w:t>
+              <w:t xml:space="preserve">سَبُّورَةٌ</w:t>
             </w:r>
           </w:p>
         </w:tc>
@@ -4569,7 +4569,7 @@
                 <w:szCs w:val="25"/>
                 <w:rtl/>
               </w:rPr>
-              <w:t xml:space="preserve">صَبَاحُ الْخَيْرِ</w:t>
+              <w:t xml:space="preserve">صَبَاحُ الخَيْرِ</w:t>
             </w:r>
           </w:p>
         </w:tc>
@@ -4592,7 +4592,7 @@
           <w:sz w:val="17"/>
           <w:szCs w:val="17"/>
         </w:rPr>
-        <w:t xml:space="preserve">4.  «أَيْنَ الْقَلَمُ» sorusuna en uygun cevap hangisidir?</w:t>
+        <w:t xml:space="preserve">4.  «أَيْن القَلَمُ» sorusuna en uygun cevap hangisidir?</w:t>
       </w:r>
     </w:p>
     <w:tbl>
@@ -4711,7 +4711,7 @@
                 <w:szCs w:val="25"/>
                 <w:rtl/>
               </w:rPr>
-              <w:t xml:space="preserve">اَلْقَلَمُ فِي الْحَقِيبَةِ.</w:t>
+              <w:t xml:space="preserve">اَلقَلَمُ فِي الحَقِيبَةِ.</w:t>
             </w:r>
           </w:p>
         </w:tc>
@@ -4816,7 +4816,7 @@
                 <w:szCs w:val="25"/>
                 <w:rtl/>
               </w:rPr>
-              <w:t xml:space="preserve">اَلْقَلَمُ جَمِيلٌ.</w:t>
+              <w:t xml:space="preserve">اَلقَلَمُ جَمِيلٌ.</w:t>
             </w:r>
           </w:p>
         </w:tc>
@@ -5013,7 +5013,7 @@
                 <w:szCs w:val="25"/>
                 <w:rtl/>
               </w:rPr>
-              <w:t xml:space="preserve">سَبُّورَةٌ</w:t>
+              <w:t xml:space="preserve">سَبُّورَةٌ</w:t>
             </w:r>
           </w:p>
         </w:tc>
@@ -5581,7 +5581,7 @@
                 <w:szCs w:val="25"/>
                 <w:rtl/>
               </w:rPr>
-              <w:t xml:space="preserve">اَلْبَابُ فِي الصَّفِّ.</w:t>
+              <w:t xml:space="preserve">اَلبَابُ فِي الصَّفِّ.</w:t>
             </w:r>
           </w:p>
         </w:tc>
@@ -5797,7 +5797,7 @@
                 <w:szCs w:val="25"/>
                 <w:rtl/>
               </w:rPr>
-              <w:t xml:space="preserve">اَلطَّبَاشِيرُ عَلَى الْمِنْضَدَةِ.</w:t>
+              <w:t xml:space="preserve">اَلطَّبَاشِيرُ عَلَى المِنْضَدَةِ.</w:t>
             </w:r>
           </w:p>
         </w:tc>
@@ -6012,7 +6012,7 @@
                 <w:szCs w:val="25"/>
                 <w:rtl/>
               </w:rPr>
-              <w:t xml:space="preserve">الصَّفِّ  ـ  فِي  ـ  الْمُعَلِّمُ</w:t>
+              <w:t xml:space="preserve">الصَّفِّ  ـ  فِي  ـ  المُعَلِّمُ</w:t>
             </w:r>
           </w:p>
         </w:tc>
@@ -6156,7 +6156,7 @@
                 <w:szCs w:val="25"/>
                 <w:rtl/>
               </w:rPr>
-              <w:t xml:space="preserve">الْمِنْضَدَةِ  ـ  عَلَى  ـ  الدَّفْتَرُ</w:t>
+              <w:t xml:space="preserve">المِنْضَدَةِ  ـ  عَلَى  ـ  الدَّفْتَرُ</w:t>
             </w:r>
           </w:p>
         </w:tc>
@@ -6228,7 +6228,7 @@
                 <w:szCs w:val="25"/>
                 <w:rtl/>
               </w:rPr>
-              <w:t xml:space="preserve">الْكُرْسِيِّ  ـ  تَحْتَ  ـ  الْحَقِيبَةُ</w:t>
+              <w:t xml:space="preserve">الكُرْسِيِّ  ـ  تَحْتَ  ـ  الحَقِيبَةُ</w:t>
             </w:r>
           </w:p>
         </w:tc>
@@ -6452,7 +6452,7 @@
                 <w:szCs w:val="27"/>
                 <w:rtl/>
               </w:rPr>
-              <w:t xml:space="preserve">صَفِّي   —   سَبُّورَةٌ   —   مِنْضَدَةٌ   —   نَافِذَةٌ   —   فِي   —   عَلَى   —   كَبِيرٌ</w:t>
+              <w:t xml:space="preserve">صَفِّي   —   سَبُّورَةٌ   —   مِنْضَدَةٌ   —   نَافِذَةٌ   —   فِي   —   عَلَى   —   كَبِيرٌ</w:t>
             </w:r>
           </w:p>
         </w:tc>
@@ -7008,7 +7008,7 @@
                 <w:szCs w:val="25"/>
                 <w:rtl/>
               </w:rPr>
-              <w:t xml:space="preserve">قَلَمٌ ، دَفْتَرٌ ، مِمْحَاةٌ ، بَابٌ ، كُرْسِيٌّ ، خَارِطَةٌ</w:t>
+              <w:t xml:space="preserve">قَلَمٌ ، دَفْتَرٌ ، مِمْحَاةٌ ، بَابٌ ، كُرْسِيٌّ ، خَارِطَةٌ</w:t>
             </w:r>
           </w:p>
         </w:tc>
@@ -7214,7 +7214,7 @@
                 <w:szCs w:val="25"/>
                 <w:rtl/>
               </w:rPr>
-              <w:t xml:space="preserve">أَيْنَ ، نَعَمْ</w:t>
+              <w:t xml:space="preserve">أَيْن ، نَعَمْ</w:t>
             </w:r>
           </w:p>
         </w:tc>
@@ -7496,7 +7496,7 @@
                 <w:szCs w:val="25"/>
                 <w:rtl/>
               </w:rPr>
-              <w:t xml:space="preserve">اَلْمُعَلِّمُ فِي الصَّفِّ. · هَذَا كِتَابٌ جَدِيدٌ.</w:t>
+              <w:t xml:space="preserve">اَلمُعَلِّمُ فِي الصَّفِّ. · هَذَا كِتَابٌ جَدِيدٌ.</w:t>
             </w:r>
           </w:p>
           <w:p>
@@ -7514,7 +7514,7 @@
                 <w:szCs w:val="25"/>
                 <w:rtl/>
               </w:rPr>
-              <w:t xml:space="preserve">اَلدَّفْتَرُ عَلَى الْمِنْضَدَةِ. · اَلْحَقِيبَةُ تَحْتَ الْكُرْسِيِّ.</w:t>
+              <w:t xml:space="preserve">اَلدَّفْتَرُ عَلَى المِنْضَدَةِ. · اَلحَقِيبَةُ تَحْتَ الكُرْسِيِّ.</w:t>
             </w:r>
           </w:p>
           <w:p>

--- a/dosyalar/sinavlar/5-sinif/arapca-5-1d2y-klasik.docx
+++ b/dosyalar/sinavlar/5-sinif/arapca-5-1d2y-klasik.docx
@@ -632,7 +632,7 @@
             </w:pPr>
             <w:r>
               <w:rPr>
-                <w:rFonts w:ascii="Markazi Text" w:cs="Markazi Text" w:eastAsia="Markazi Text" w:hAnsi="Markazi Text"/>
+                <w:rFonts w:ascii="Arakom" w:cs="Arakom" w:eastAsia="Arakom" w:hAnsi="Arakom"/>
                 <w:b w:val="false"/>
                 <w:bCs w:val="false"/>
                 <w:color w:val="111111"/>
@@ -728,7 +728,7 @@
             </w:pPr>
             <w:r>
               <w:rPr>
-                <w:rFonts w:ascii="Markazi Text" w:cs="Markazi Text" w:eastAsia="Markazi Text" w:hAnsi="Markazi Text"/>
+                <w:rFonts w:ascii="Arakom" w:cs="Arakom" w:eastAsia="Arakom" w:hAnsi="Arakom"/>
                 <w:b w:val="false"/>
                 <w:bCs w:val="false"/>
                 <w:color w:val="111111"/>
@@ -824,7 +824,7 @@
             </w:pPr>
             <w:r>
               <w:rPr>
-                <w:rFonts w:ascii="Markazi Text" w:cs="Markazi Text" w:eastAsia="Markazi Text" w:hAnsi="Markazi Text"/>
+                <w:rFonts w:ascii="Arakom" w:cs="Arakom" w:eastAsia="Arakom" w:hAnsi="Arakom"/>
                 <w:b w:val="false"/>
                 <w:bCs w:val="false"/>
                 <w:color w:val="111111"/>
@@ -920,7 +920,7 @@
             </w:pPr>
             <w:r>
               <w:rPr>
-                <w:rFonts w:ascii="Markazi Text" w:cs="Markazi Text" w:eastAsia="Markazi Text" w:hAnsi="Markazi Text"/>
+                <w:rFonts w:ascii="Arakom" w:cs="Arakom" w:eastAsia="Arakom" w:hAnsi="Arakom"/>
                 <w:b w:val="false"/>
                 <w:bCs w:val="false"/>
                 <w:color w:val="111111"/>
@@ -1016,7 +1016,7 @@
             </w:pPr>
             <w:r>
               <w:rPr>
-                <w:rFonts w:ascii="Markazi Text" w:cs="Markazi Text" w:eastAsia="Markazi Text" w:hAnsi="Markazi Text"/>
+                <w:rFonts w:ascii="Arakom" w:cs="Arakom" w:eastAsia="Arakom" w:hAnsi="Arakom"/>
                 <w:b w:val="false"/>
                 <w:bCs w:val="false"/>
                 <w:color w:val="111111"/>
@@ -1112,7 +1112,7 @@
             </w:pPr>
             <w:r>
               <w:rPr>
-                <w:rFonts w:ascii="Markazi Text" w:cs="Markazi Text" w:eastAsia="Markazi Text" w:hAnsi="Markazi Text"/>
+                <w:rFonts w:ascii="Arakom" w:cs="Arakom" w:eastAsia="Arakom" w:hAnsi="Arakom"/>
                 <w:b w:val="false"/>
                 <w:bCs w:val="false"/>
                 <w:color w:val="111111"/>
@@ -1441,7 +1441,7 @@
             </w:pPr>
             <w:r>
               <w:rPr>
-                <w:rFonts w:ascii="Markazi Text" w:cs="Markazi Text" w:eastAsia="Markazi Text" w:hAnsi="Markazi Text"/>
+                <w:rFonts w:ascii="Arakom" w:cs="Arakom" w:eastAsia="Arakom" w:hAnsi="Arakom"/>
                 <w:b w:val="false"/>
                 <w:bCs w:val="false"/>
                 <w:color w:val="111111"/>
@@ -1537,7 +1537,7 @@
             </w:pPr>
             <w:r>
               <w:rPr>
-                <w:rFonts w:ascii="Markazi Text" w:cs="Markazi Text" w:eastAsia="Markazi Text" w:hAnsi="Markazi Text"/>
+                <w:rFonts w:ascii="Arakom" w:cs="Arakom" w:eastAsia="Arakom" w:hAnsi="Arakom"/>
                 <w:b w:val="false"/>
                 <w:bCs w:val="false"/>
                 <w:color w:val="111111"/>
@@ -1633,7 +1633,7 @@
             </w:pPr>
             <w:r>
               <w:rPr>
-                <w:rFonts w:ascii="Markazi Text" w:cs="Markazi Text" w:eastAsia="Markazi Text" w:hAnsi="Markazi Text"/>
+                <w:rFonts w:ascii="Arakom" w:cs="Arakom" w:eastAsia="Arakom" w:hAnsi="Arakom"/>
                 <w:b w:val="false"/>
                 <w:bCs w:val="false"/>
                 <w:color w:val="111111"/>
@@ -1729,7 +1729,7 @@
             </w:pPr>
             <w:r>
               <w:rPr>
-                <w:rFonts w:ascii="Markazi Text" w:cs="Markazi Text" w:eastAsia="Markazi Text" w:hAnsi="Markazi Text"/>
+                <w:rFonts w:ascii="Arakom" w:cs="Arakom" w:eastAsia="Arakom" w:hAnsi="Arakom"/>
                 <w:b w:val="false"/>
                 <w:bCs w:val="false"/>
                 <w:color w:val="111111"/>
@@ -1825,7 +1825,7 @@
             </w:pPr>
             <w:r>
               <w:rPr>
-                <w:rFonts w:ascii="Markazi Text" w:cs="Markazi Text" w:eastAsia="Markazi Text" w:hAnsi="Markazi Text"/>
+                <w:rFonts w:ascii="Arakom" w:cs="Arakom" w:eastAsia="Arakom" w:hAnsi="Arakom"/>
                 <w:b w:val="false"/>
                 <w:bCs w:val="false"/>
                 <w:color w:val="111111"/>
@@ -1921,7 +1921,7 @@
             </w:pPr>
             <w:r>
               <w:rPr>
-                <w:rFonts w:ascii="Markazi Text" w:cs="Markazi Text" w:eastAsia="Markazi Text" w:hAnsi="Markazi Text"/>
+                <w:rFonts w:ascii="Arakom" w:cs="Arakom" w:eastAsia="Arakom" w:hAnsi="Arakom"/>
                 <w:b w:val="false"/>
                 <w:bCs w:val="false"/>
                 <w:color w:val="111111"/>
@@ -2097,7 +2097,7 @@
             </w:pPr>
             <w:r>
               <w:rPr>
-                <w:rFonts w:ascii="Markazi Text" w:cs="Markazi Text" w:eastAsia="Markazi Text" w:hAnsi="Markazi Text"/>
+                <w:rFonts w:ascii="Arakom" w:cs="Arakom" w:eastAsia="Arakom" w:hAnsi="Arakom"/>
                 <w:b w:val="false"/>
                 <w:bCs w:val="false"/>
                 <w:color w:val="111111"/>
@@ -2195,7 +2195,7 @@
             </w:pPr>
             <w:r>
               <w:rPr>
-                <w:rFonts w:ascii="Markazi Text" w:cs="Markazi Text" w:eastAsia="Markazi Text" w:hAnsi="Markazi Text"/>
+                <w:rFonts w:ascii="Arakom" w:cs="Arakom" w:eastAsia="Arakom" w:hAnsi="Arakom"/>
                 <w:b w:val="false"/>
                 <w:bCs w:val="false"/>
                 <w:color w:val="111111"/>
@@ -2267,7 +2267,7 @@
             </w:pPr>
             <w:r>
               <w:rPr>
-                <w:rFonts w:ascii="Markazi Text" w:cs="Markazi Text" w:eastAsia="Markazi Text" w:hAnsi="Markazi Text"/>
+                <w:rFonts w:ascii="Arakom" w:cs="Arakom" w:eastAsia="Arakom" w:hAnsi="Arakom"/>
                 <w:b w:val="false"/>
                 <w:bCs w:val="false"/>
                 <w:color w:val="111111"/>
@@ -2365,7 +2365,7 @@
             </w:pPr>
             <w:r>
               <w:rPr>
-                <w:rFonts w:ascii="Markazi Text" w:cs="Markazi Text" w:eastAsia="Markazi Text" w:hAnsi="Markazi Text"/>
+                <w:rFonts w:ascii="Arakom" w:cs="Arakom" w:eastAsia="Arakom" w:hAnsi="Arakom"/>
                 <w:b w:val="false"/>
                 <w:bCs w:val="false"/>
                 <w:color w:val="111111"/>
@@ -2437,7 +2437,7 @@
             </w:pPr>
             <w:r>
               <w:rPr>
-                <w:rFonts w:ascii="Markazi Text" w:cs="Markazi Text" w:eastAsia="Markazi Text" w:hAnsi="Markazi Text"/>
+                <w:rFonts w:ascii="Arakom" w:cs="Arakom" w:eastAsia="Arakom" w:hAnsi="Arakom"/>
                 <w:b w:val="false"/>
                 <w:bCs w:val="false"/>
                 <w:color w:val="111111"/>
@@ -2535,7 +2535,7 @@
             </w:pPr>
             <w:r>
               <w:rPr>
-                <w:rFonts w:ascii="Markazi Text" w:cs="Markazi Text" w:eastAsia="Markazi Text" w:hAnsi="Markazi Text"/>
+                <w:rFonts w:ascii="Arakom" w:cs="Arakom" w:eastAsia="Arakom" w:hAnsi="Arakom"/>
                 <w:b w:val="false"/>
                 <w:bCs w:val="false"/>
                 <w:color w:val="111111"/>
@@ -2607,7 +2607,7 @@
             </w:pPr>
             <w:r>
               <w:rPr>
-                <w:rFonts w:ascii="Markazi Text" w:cs="Markazi Text" w:eastAsia="Markazi Text" w:hAnsi="Markazi Text"/>
+                <w:rFonts w:ascii="Arakom" w:cs="Arakom" w:eastAsia="Arakom" w:hAnsi="Arakom"/>
                 <w:b w:val="false"/>
                 <w:bCs w:val="false"/>
                 <w:color w:val="111111"/>
@@ -2705,7 +2705,7 @@
             </w:pPr>
             <w:r>
               <w:rPr>
-                <w:rFonts w:ascii="Markazi Text" w:cs="Markazi Text" w:eastAsia="Markazi Text" w:hAnsi="Markazi Text"/>
+                <w:rFonts w:ascii="Arakom" w:cs="Arakom" w:eastAsia="Arakom" w:hAnsi="Arakom"/>
                 <w:b w:val="false"/>
                 <w:bCs w:val="false"/>
                 <w:color w:val="111111"/>
@@ -2777,7 +2777,7 @@
             </w:pPr>
             <w:r>
               <w:rPr>
-                <w:rFonts w:ascii="Markazi Text" w:cs="Markazi Text" w:eastAsia="Markazi Text" w:hAnsi="Markazi Text"/>
+                <w:rFonts w:ascii="Arakom" w:cs="Arakom" w:eastAsia="Arakom" w:hAnsi="Arakom"/>
                 <w:b w:val="false"/>
                 <w:bCs w:val="false"/>
                 <w:color w:val="111111"/>
@@ -2875,7 +2875,7 @@
             </w:pPr>
             <w:r>
               <w:rPr>
-                <w:rFonts w:ascii="Markazi Text" w:cs="Markazi Text" w:eastAsia="Markazi Text" w:hAnsi="Markazi Text"/>
+                <w:rFonts w:ascii="Arakom" w:cs="Arakom" w:eastAsia="Arakom" w:hAnsi="Arakom"/>
                 <w:b w:val="false"/>
                 <w:bCs w:val="false"/>
                 <w:color w:val="111111"/>
@@ -2947,7 +2947,7 @@
             </w:pPr>
             <w:r>
               <w:rPr>
-                <w:rFonts w:ascii="Markazi Text" w:cs="Markazi Text" w:eastAsia="Markazi Text" w:hAnsi="Markazi Text"/>
+                <w:rFonts w:ascii="Arakom" w:cs="Arakom" w:eastAsia="Arakom" w:hAnsi="Arakom"/>
                 <w:b w:val="false"/>
                 <w:bCs w:val="false"/>
                 <w:color w:val="111111"/>
@@ -3045,7 +3045,7 @@
             </w:pPr>
             <w:r>
               <w:rPr>
-                <w:rFonts w:ascii="Markazi Text" w:cs="Markazi Text" w:eastAsia="Markazi Text" w:hAnsi="Markazi Text"/>
+                <w:rFonts w:ascii="Arakom" w:cs="Arakom" w:eastAsia="Arakom" w:hAnsi="Arakom"/>
                 <w:b w:val="false"/>
                 <w:bCs w:val="false"/>
                 <w:color w:val="111111"/>
@@ -3197,7 +3197,7 @@
             </w:pPr>
             <w:r>
               <w:rPr>
-                <w:rFonts w:ascii="Markazi Text" w:cs="Markazi Text" w:eastAsia="Markazi Text" w:hAnsi="Markazi Text"/>
+                <w:rFonts w:ascii="Arakom" w:cs="Arakom" w:eastAsia="Arakom" w:hAnsi="Arakom"/>
                 <w:b w:val="false"/>
                 <w:bCs w:val="false"/>
                 <w:color w:val="111111"/>
@@ -3304,7 +3304,7 @@
             </w:pPr>
             <w:r>
               <w:rPr>
-                <w:rFonts w:ascii="Markazi Text" w:cs="Markazi Text" w:eastAsia="Markazi Text" w:hAnsi="Markazi Text"/>
+                <w:rFonts w:ascii="Arakom" w:cs="Arakom" w:eastAsia="Arakom" w:hAnsi="Arakom"/>
                 <w:b w:val="false"/>
                 <w:bCs w:val="false"/>
                 <w:color w:val="111111"/>
@@ -3376,7 +3376,7 @@
             </w:pPr>
             <w:r>
               <w:rPr>
-                <w:rFonts w:ascii="Markazi Text" w:cs="Markazi Text" w:eastAsia="Markazi Text" w:hAnsi="Markazi Text"/>
+                <w:rFonts w:ascii="Arakom" w:cs="Arakom" w:eastAsia="Arakom" w:hAnsi="Arakom"/>
                 <w:b w:val="false"/>
                 <w:bCs w:val="false"/>
                 <w:color w:val="111111"/>
@@ -3448,7 +3448,7 @@
             </w:pPr>
             <w:r>
               <w:rPr>
-                <w:rFonts w:ascii="Markazi Text" w:cs="Markazi Text" w:eastAsia="Markazi Text" w:hAnsi="Markazi Text"/>
+                <w:rFonts w:ascii="Arakom" w:cs="Arakom" w:eastAsia="Arakom" w:hAnsi="Arakom"/>
                 <w:b w:val="false"/>
                 <w:bCs w:val="false"/>
                 <w:color w:val="111111"/>
@@ -3520,7 +3520,7 @@
             </w:pPr>
             <w:r>
               <w:rPr>
-                <w:rFonts w:ascii="Markazi Text" w:cs="Markazi Text" w:eastAsia="Markazi Text" w:hAnsi="Markazi Text"/>
+                <w:rFonts w:ascii="Arakom" w:cs="Arakom" w:eastAsia="Arakom" w:hAnsi="Arakom"/>
                 <w:b w:val="false"/>
                 <w:bCs w:val="false"/>
                 <w:color w:val="111111"/>
@@ -3592,7 +3592,7 @@
             </w:pPr>
             <w:r>
               <w:rPr>
-                <w:rFonts w:ascii="Markazi Text" w:cs="Markazi Text" w:eastAsia="Markazi Text" w:hAnsi="Markazi Text"/>
+                <w:rFonts w:ascii="Arakom" w:cs="Arakom" w:eastAsia="Arakom" w:hAnsi="Arakom"/>
                 <w:b w:val="false"/>
                 <w:bCs w:val="false"/>
                 <w:color w:val="111111"/>
@@ -3664,7 +3664,7 @@
             </w:pPr>
             <w:r>
               <w:rPr>
-                <w:rFonts w:ascii="Markazi Text" w:cs="Markazi Text" w:eastAsia="Markazi Text" w:hAnsi="Markazi Text"/>
+                <w:rFonts w:ascii="Arakom" w:cs="Arakom" w:eastAsia="Arakom" w:hAnsi="Arakom"/>
                 <w:b w:val="false"/>
                 <w:bCs w:val="false"/>
                 <w:color w:val="111111"/>
@@ -3736,7 +3736,7 @@
             </w:pPr>
             <w:r>
               <w:rPr>
-                <w:rFonts w:ascii="Markazi Text" w:cs="Markazi Text" w:eastAsia="Markazi Text" w:hAnsi="Markazi Text"/>
+                <w:rFonts w:ascii="Arakom" w:cs="Arakom" w:eastAsia="Arakom" w:hAnsi="Arakom"/>
                 <w:b w:val="false"/>
                 <w:bCs w:val="false"/>
                 <w:color w:val="111111"/>
@@ -3912,7 +3912,7 @@
             </w:r>
             <w:r>
               <w:rPr>
-                <w:rFonts w:ascii="Markazi Text" w:cs="Markazi Text" w:eastAsia="Markazi Text" w:hAnsi="Markazi Text"/>
+                <w:rFonts w:ascii="Arakom" w:cs="Arakom" w:eastAsia="Arakom" w:hAnsi="Arakom"/>
                 <w:b w:val="false"/>
                 <w:bCs w:val="false"/>
                 <w:color w:val="111111"/>
@@ -3962,7 +3962,7 @@
             </w:r>
             <w:r>
               <w:rPr>
-                <w:rFonts w:ascii="Markazi Text" w:cs="Markazi Text" w:eastAsia="Markazi Text" w:hAnsi="Markazi Text"/>
+                <w:rFonts w:ascii="Arakom" w:cs="Arakom" w:eastAsia="Arakom" w:hAnsi="Arakom"/>
                 <w:b w:val="false"/>
                 <w:bCs w:val="false"/>
                 <w:color w:val="111111"/>
@@ -4017,7 +4017,7 @@
             </w:r>
             <w:r>
               <w:rPr>
-                <w:rFonts w:ascii="Markazi Text" w:cs="Markazi Text" w:eastAsia="Markazi Text" w:hAnsi="Markazi Text"/>
+                <w:rFonts w:ascii="Arakom" w:cs="Arakom" w:eastAsia="Arakom" w:hAnsi="Arakom"/>
                 <w:b w:val="false"/>
                 <w:bCs w:val="false"/>
                 <w:color w:val="111111"/>
@@ -4067,7 +4067,7 @@
             </w:r>
             <w:r>
               <w:rPr>
-                <w:rFonts w:ascii="Markazi Text" w:cs="Markazi Text" w:eastAsia="Markazi Text" w:hAnsi="Markazi Text"/>
+                <w:rFonts w:ascii="Arakom" w:cs="Arakom" w:eastAsia="Arakom" w:hAnsi="Arakom"/>
                 <w:b w:val="false"/>
                 <w:bCs w:val="false"/>
                 <w:color w:val="111111"/>
@@ -4159,7 +4159,7 @@
             </w:r>
             <w:r>
               <w:rPr>
-                <w:rFonts w:ascii="Markazi Text" w:cs="Markazi Text" w:eastAsia="Markazi Text" w:hAnsi="Markazi Text"/>
+                <w:rFonts w:ascii="Arakom" w:cs="Arakom" w:eastAsia="Arakom" w:hAnsi="Arakom"/>
                 <w:b w:val="false"/>
                 <w:bCs w:val="false"/>
                 <w:color w:val="111111"/>
@@ -4209,7 +4209,7 @@
             </w:r>
             <w:r>
               <w:rPr>
-                <w:rFonts w:ascii="Markazi Text" w:cs="Markazi Text" w:eastAsia="Markazi Text" w:hAnsi="Markazi Text"/>
+                <w:rFonts w:ascii="Arakom" w:cs="Arakom" w:eastAsia="Arakom" w:hAnsi="Arakom"/>
                 <w:b w:val="false"/>
                 <w:bCs w:val="false"/>
                 <w:color w:val="111111"/>
@@ -4264,7 +4264,7 @@
             </w:r>
             <w:r>
               <w:rPr>
-                <w:rFonts w:ascii="Markazi Text" w:cs="Markazi Text" w:eastAsia="Markazi Text" w:hAnsi="Markazi Text"/>
+                <w:rFonts w:ascii="Arakom" w:cs="Arakom" w:eastAsia="Arakom" w:hAnsi="Arakom"/>
                 <w:b w:val="false"/>
                 <w:bCs w:val="false"/>
                 <w:color w:val="111111"/>
@@ -4314,7 +4314,7 @@
             </w:r>
             <w:r>
               <w:rPr>
-                <w:rFonts w:ascii="Markazi Text" w:cs="Markazi Text" w:eastAsia="Markazi Text" w:hAnsi="Markazi Text"/>
+                <w:rFonts w:ascii="Arakom" w:cs="Arakom" w:eastAsia="Arakom" w:hAnsi="Arakom"/>
                 <w:b w:val="false"/>
                 <w:bCs w:val="false"/>
                 <w:color w:val="111111"/>
@@ -4406,7 +4406,7 @@
             </w:r>
             <w:r>
               <w:rPr>
-                <w:rFonts w:ascii="Markazi Text" w:cs="Markazi Text" w:eastAsia="Markazi Text" w:hAnsi="Markazi Text"/>
+                <w:rFonts w:ascii="Arakom" w:cs="Arakom" w:eastAsia="Arakom" w:hAnsi="Arakom"/>
                 <w:b w:val="false"/>
                 <w:bCs w:val="false"/>
                 <w:color w:val="111111"/>
@@ -4456,7 +4456,7 @@
             </w:r>
             <w:r>
               <w:rPr>
-                <w:rFonts w:ascii="Markazi Text" w:cs="Markazi Text" w:eastAsia="Markazi Text" w:hAnsi="Markazi Text"/>
+                <w:rFonts w:ascii="Arakom" w:cs="Arakom" w:eastAsia="Arakom" w:hAnsi="Arakom"/>
                 <w:b w:val="false"/>
                 <w:bCs w:val="false"/>
                 <w:color w:val="111111"/>
@@ -4511,7 +4511,7 @@
             </w:r>
             <w:r>
               <w:rPr>
-                <w:rFonts w:ascii="Markazi Text" w:cs="Markazi Text" w:eastAsia="Markazi Text" w:hAnsi="Markazi Text"/>
+                <w:rFonts w:ascii="Arakom" w:cs="Arakom" w:eastAsia="Arakom" w:hAnsi="Arakom"/>
                 <w:b w:val="false"/>
                 <w:bCs w:val="false"/>
                 <w:color w:val="111111"/>
@@ -4561,7 +4561,7 @@
             </w:r>
             <w:r>
               <w:rPr>
-                <w:rFonts w:ascii="Markazi Text" w:cs="Markazi Text" w:eastAsia="Markazi Text" w:hAnsi="Markazi Text"/>
+                <w:rFonts w:ascii="Arakom" w:cs="Arakom" w:eastAsia="Arakom" w:hAnsi="Arakom"/>
                 <w:b w:val="false"/>
                 <w:bCs w:val="false"/>
                 <w:color w:val="111111"/>
@@ -4653,7 +4653,7 @@
             </w:r>
             <w:r>
               <w:rPr>
-                <w:rFonts w:ascii="Markazi Text" w:cs="Markazi Text" w:eastAsia="Markazi Text" w:hAnsi="Markazi Text"/>
+                <w:rFonts w:ascii="Arakom" w:cs="Arakom" w:eastAsia="Arakom" w:hAnsi="Arakom"/>
                 <w:b w:val="false"/>
                 <w:bCs w:val="false"/>
                 <w:color w:val="111111"/>
@@ -4703,7 +4703,7 @@
             </w:r>
             <w:r>
               <w:rPr>
-                <w:rFonts w:ascii="Markazi Text" w:cs="Markazi Text" w:eastAsia="Markazi Text" w:hAnsi="Markazi Text"/>
+                <w:rFonts w:ascii="Arakom" w:cs="Arakom" w:eastAsia="Arakom" w:hAnsi="Arakom"/>
                 <w:b w:val="false"/>
                 <w:bCs w:val="false"/>
                 <w:color w:val="111111"/>
@@ -4758,7 +4758,7 @@
             </w:r>
             <w:r>
               <w:rPr>
-                <w:rFonts w:ascii="Markazi Text" w:cs="Markazi Text" w:eastAsia="Markazi Text" w:hAnsi="Markazi Text"/>
+                <w:rFonts w:ascii="Arakom" w:cs="Arakom" w:eastAsia="Arakom" w:hAnsi="Arakom"/>
                 <w:b w:val="false"/>
                 <w:bCs w:val="false"/>
                 <w:color w:val="111111"/>
@@ -4808,7 +4808,7 @@
             </w:r>
             <w:r>
               <w:rPr>
-                <w:rFonts w:ascii="Markazi Text" w:cs="Markazi Text" w:eastAsia="Markazi Text" w:hAnsi="Markazi Text"/>
+                <w:rFonts w:ascii="Arakom" w:cs="Arakom" w:eastAsia="Arakom" w:hAnsi="Arakom"/>
                 <w:b w:val="false"/>
                 <w:bCs w:val="false"/>
                 <w:color w:val="111111"/>
@@ -4900,7 +4900,7 @@
             </w:r>
             <w:r>
               <w:rPr>
-                <w:rFonts w:ascii="Markazi Text" w:cs="Markazi Text" w:eastAsia="Markazi Text" w:hAnsi="Markazi Text"/>
+                <w:rFonts w:ascii="Arakom" w:cs="Arakom" w:eastAsia="Arakom" w:hAnsi="Arakom"/>
                 <w:b w:val="false"/>
                 <w:bCs w:val="false"/>
                 <w:color w:val="111111"/>
@@ -4950,7 +4950,7 @@
             </w:r>
             <w:r>
               <w:rPr>
-                <w:rFonts w:ascii="Markazi Text" w:cs="Markazi Text" w:eastAsia="Markazi Text" w:hAnsi="Markazi Text"/>
+                <w:rFonts w:ascii="Arakom" w:cs="Arakom" w:eastAsia="Arakom" w:hAnsi="Arakom"/>
                 <w:b w:val="false"/>
                 <w:bCs w:val="false"/>
                 <w:color w:val="111111"/>
@@ -5005,7 +5005,7 @@
             </w:r>
             <w:r>
               <w:rPr>
-                <w:rFonts w:ascii="Markazi Text" w:cs="Markazi Text" w:eastAsia="Markazi Text" w:hAnsi="Markazi Text"/>
+                <w:rFonts w:ascii="Arakom" w:cs="Arakom" w:eastAsia="Arakom" w:hAnsi="Arakom"/>
                 <w:b w:val="false"/>
                 <w:bCs w:val="false"/>
                 <w:color w:val="111111"/>
@@ -5055,7 +5055,7 @@
             </w:r>
             <w:r>
               <w:rPr>
-                <w:rFonts w:ascii="Markazi Text" w:cs="Markazi Text" w:eastAsia="Markazi Text" w:hAnsi="Markazi Text"/>
+                <w:rFonts w:ascii="Arakom" w:cs="Arakom" w:eastAsia="Arakom" w:hAnsi="Arakom"/>
                 <w:b w:val="false"/>
                 <w:bCs w:val="false"/>
                 <w:color w:val="111111"/>
@@ -5357,7 +5357,7 @@
             </w:pPr>
             <w:r>
               <w:rPr>
-                <w:rFonts w:ascii="Markazi Text" w:cs="Markazi Text" w:eastAsia="Markazi Text" w:hAnsi="Markazi Text"/>
+                <w:rFonts w:ascii="Arakom" w:cs="Arakom" w:eastAsia="Arakom" w:hAnsi="Arakom"/>
                 <w:b w:val="false"/>
                 <w:bCs w:val="false"/>
                 <w:color w:val="111111"/>
@@ -5465,7 +5465,7 @@
             </w:pPr>
             <w:r>
               <w:rPr>
-                <w:rFonts w:ascii="Markazi Text" w:cs="Markazi Text" w:eastAsia="Markazi Text" w:hAnsi="Markazi Text"/>
+                <w:rFonts w:ascii="Arakom" w:cs="Arakom" w:eastAsia="Arakom" w:hAnsi="Arakom"/>
                 <w:b w:val="false"/>
                 <w:bCs w:val="false"/>
                 <w:color w:val="111111"/>
@@ -5573,7 +5573,7 @@
             </w:pPr>
             <w:r>
               <w:rPr>
-                <w:rFonts w:ascii="Markazi Text" w:cs="Markazi Text" w:eastAsia="Markazi Text" w:hAnsi="Markazi Text"/>
+                <w:rFonts w:ascii="Arakom" w:cs="Arakom" w:eastAsia="Arakom" w:hAnsi="Arakom"/>
                 <w:b w:val="false"/>
                 <w:bCs w:val="false"/>
                 <w:color w:val="111111"/>
@@ -5681,7 +5681,7 @@
             </w:pPr>
             <w:r>
               <w:rPr>
-                <w:rFonts w:ascii="Markazi Text" w:cs="Markazi Text" w:eastAsia="Markazi Text" w:hAnsi="Markazi Text"/>
+                <w:rFonts w:ascii="Arakom" w:cs="Arakom" w:eastAsia="Arakom" w:hAnsi="Arakom"/>
                 <w:b w:val="false"/>
                 <w:bCs w:val="false"/>
                 <w:color w:val="111111"/>
@@ -5789,7 +5789,7 @@
             </w:pPr>
             <w:r>
               <w:rPr>
-                <w:rFonts w:ascii="Markazi Text" w:cs="Markazi Text" w:eastAsia="Markazi Text" w:hAnsi="Markazi Text"/>
+                <w:rFonts w:ascii="Arakom" w:cs="Arakom" w:eastAsia="Arakom" w:hAnsi="Arakom"/>
                 <w:b w:val="false"/>
                 <w:bCs w:val="false"/>
                 <w:color w:val="111111"/>
@@ -6004,7 +6004,7 @@
             </w:pPr>
             <w:r>
               <w:rPr>
-                <w:rFonts w:ascii="Markazi Text" w:cs="Markazi Text" w:eastAsia="Markazi Text" w:hAnsi="Markazi Text"/>
+                <w:rFonts w:ascii="Arakom" w:cs="Arakom" w:eastAsia="Arakom" w:hAnsi="Arakom"/>
                 <w:b w:val="false"/>
                 <w:bCs w:val="false"/>
                 <w:color w:val="111111"/>
@@ -6076,7 +6076,7 @@
             </w:pPr>
             <w:r>
               <w:rPr>
-                <w:rFonts w:ascii="Markazi Text" w:cs="Markazi Text" w:eastAsia="Markazi Text" w:hAnsi="Markazi Text"/>
+                <w:rFonts w:ascii="Arakom" w:cs="Arakom" w:eastAsia="Arakom" w:hAnsi="Arakom"/>
                 <w:b w:val="false"/>
                 <w:bCs w:val="false"/>
                 <w:color w:val="111111"/>
@@ -6148,7 +6148,7 @@
             </w:pPr>
             <w:r>
               <w:rPr>
-                <w:rFonts w:ascii="Markazi Text" w:cs="Markazi Text" w:eastAsia="Markazi Text" w:hAnsi="Markazi Text"/>
+                <w:rFonts w:ascii="Arakom" w:cs="Arakom" w:eastAsia="Arakom" w:hAnsi="Arakom"/>
                 <w:b w:val="false"/>
                 <w:bCs w:val="false"/>
                 <w:color w:val="111111"/>
@@ -6220,7 +6220,7 @@
             </w:pPr>
             <w:r>
               <w:rPr>
-                <w:rFonts w:ascii="Markazi Text" w:cs="Markazi Text" w:eastAsia="Markazi Text" w:hAnsi="Markazi Text"/>
+                <w:rFonts w:ascii="Arakom" w:cs="Arakom" w:eastAsia="Arakom" w:hAnsi="Arakom"/>
                 <w:b w:val="false"/>
                 <w:bCs w:val="false"/>
                 <w:color w:val="111111"/>
@@ -6292,7 +6292,7 @@
             </w:pPr>
             <w:r>
               <w:rPr>
-                <w:rFonts w:ascii="Markazi Text" w:cs="Markazi Text" w:eastAsia="Markazi Text" w:hAnsi="Markazi Text"/>
+                <w:rFonts w:ascii="Arakom" w:cs="Arakom" w:eastAsia="Arakom" w:hAnsi="Arakom"/>
                 <w:b w:val="false"/>
                 <w:bCs w:val="false"/>
                 <w:color w:val="111111"/>
@@ -6444,7 +6444,7 @@
             </w:pPr>
             <w:r>
               <w:rPr>
-                <w:rFonts w:ascii="Markazi Text" w:cs="Markazi Text" w:eastAsia="Markazi Text" w:hAnsi="Markazi Text"/>
+                <w:rFonts w:ascii="Arakom" w:cs="Arakom" w:eastAsia="Arakom" w:hAnsi="Arakom"/>
                 <w:b w:val="false"/>
                 <w:bCs w:val="false"/>
                 <w:color w:val="111111"/>
@@ -7000,7 +7000,7 @@
             </w:pPr>
             <w:r>
               <w:rPr>
-                <w:rFonts w:ascii="Markazi Text" w:cs="Markazi Text" w:eastAsia="Markazi Text" w:hAnsi="Markazi Text"/>
+                <w:rFonts w:ascii="Arakom" w:cs="Arakom" w:eastAsia="Arakom" w:hAnsi="Arakom"/>
                 <w:b w:val="false"/>
                 <w:bCs w:val="false"/>
                 <w:color w:val="111111"/>
@@ -7188,7 +7188,7 @@
             </w:pPr>
             <w:r>
               <w:rPr>
-                <w:rFonts w:ascii="Markazi Text" w:cs="Markazi Text" w:eastAsia="Markazi Text" w:hAnsi="Markazi Text"/>
+                <w:rFonts w:ascii="Arakom" w:cs="Arakom" w:eastAsia="Arakom" w:hAnsi="Arakom"/>
                 <w:b w:val="false"/>
                 <w:bCs w:val="false"/>
                 <w:color w:val="111111"/>
@@ -7206,7 +7206,7 @@
             </w:pPr>
             <w:r>
               <w:rPr>
-                <w:rFonts w:ascii="Markazi Text" w:cs="Markazi Text" w:eastAsia="Markazi Text" w:hAnsi="Markazi Text"/>
+                <w:rFonts w:ascii="Arakom" w:cs="Arakom" w:eastAsia="Arakom" w:hAnsi="Arakom"/>
                 <w:b w:val="false"/>
                 <w:bCs w:val="false"/>
                 <w:color w:val="111111"/>
@@ -7488,7 +7488,7 @@
             </w:pPr>
             <w:r>
               <w:rPr>
-                <w:rFonts w:ascii="Markazi Text" w:cs="Markazi Text" w:eastAsia="Markazi Text" w:hAnsi="Markazi Text"/>
+                <w:rFonts w:ascii="Arakom" w:cs="Arakom" w:eastAsia="Arakom" w:hAnsi="Arakom"/>
                 <w:b w:val="false"/>
                 <w:bCs w:val="false"/>
                 <w:color w:val="111111"/>
@@ -7506,7 +7506,7 @@
             </w:pPr>
             <w:r>
               <w:rPr>
-                <w:rFonts w:ascii="Markazi Text" w:cs="Markazi Text" w:eastAsia="Markazi Text" w:hAnsi="Markazi Text"/>
+                <w:rFonts w:ascii="Arakom" w:cs="Arakom" w:eastAsia="Arakom" w:hAnsi="Arakom"/>
                 <w:b w:val="false"/>
                 <w:bCs w:val="false"/>
                 <w:color w:val="111111"/>
@@ -7524,7 +7524,7 @@
             </w:pPr>
             <w:r>
               <w:rPr>
-                <w:rFonts w:ascii="Markazi Text" w:cs="Markazi Text" w:eastAsia="Markazi Text" w:hAnsi="Markazi Text"/>
+                <w:rFonts w:ascii="Arakom" w:cs="Arakom" w:eastAsia="Arakom" w:hAnsi="Arakom"/>
                 <w:b w:val="false"/>
                 <w:bCs w:val="false"/>
                 <w:color w:val="111111"/>
